--- a/ReportTemplateSample.docx
+++ b/ReportTemplateSample.docx
@@ -49,7 +49,7 @@
           </w:tcPr>
           <w:p>
             <w:r>
-              <w:t>xxxxxxx</w:t>
+              <w:t>B00161706</w:t>
             </w:r>
           </w:p>
         </w:tc>
@@ -71,7 +71,7 @@
           </w:tcPr>
           <w:p>
             <w:r>
-              <w:t>John Doe</w:t>
+              <w:t>Alexander Chiper</w:t>
             </w:r>
           </w:p>
         </w:tc>
@@ -197,7 +197,13 @@
     </w:p>
     <w:p>
       <w:r>
-        <w:t>☐ I confirm that I have read and understood the University’s Academic Integrity Policy.</w:t>
+        <w:rPr>
+          <w:rFonts w:ascii="Segoe UI Symbol" w:hAnsi="Segoe UI Symbol" w:cs="Segoe UI Symbol"/>
+        </w:rPr>
+        <w:t>☑</w:t>
+      </w:r>
+      <w:r>
+        <w:t xml:space="preserve"> I confirm that I have read and understood the University’s Academic Integrity Policy.</w:t>
       </w:r>
     </w:p>
     <w:p>
@@ -212,7 +218,13 @@
     </w:p>
     <w:p>
       <w:r>
-        <w:t>☐ I have completed the TU Dublin AI Driving License theory test.</w:t>
+        <w:rPr>
+          <w:rFonts w:ascii="Segoe UI Symbol" w:hAnsi="Segoe UI Symbol" w:cs="Segoe UI Symbol"/>
+        </w:rPr>
+        <w:t>☑</w:t>
+      </w:r>
+      <w:r>
+        <w:t xml:space="preserve"> I have completed the TU Dublin AI Driving License theory test.</w:t>
       </w:r>
     </w:p>
     <w:p>
@@ -227,23 +239,41 @@
     </w:p>
     <w:p>
       <w:r>
-        <w:t>☐ I declare that this assessment submission is my own work.</w:t>
+        <w:rPr>
+          <w:rFonts w:ascii="Segoe UI Symbol" w:hAnsi="Segoe UI Symbol" w:cs="Segoe UI Symbol"/>
+        </w:rPr>
+        <w:t>☑</w:t>
+      </w:r>
+      <w:r>
+        <w:t xml:space="preserve"> I declare that this assessment submission is my own work.</w:t>
       </w:r>
     </w:p>
     <w:p>
       <w:r>
-        <w:t>☐ I confirm that I have read and understood the AI traffic light system used as part of this assessment brief and I have adhered to the level of AI usage allowed for this assessment.</w:t>
+        <w:rPr>
+          <w:rFonts w:ascii="Segoe UI Symbol" w:hAnsi="Segoe UI Symbol" w:cs="Segoe UI Symbol"/>
+        </w:rPr>
+        <w:t>☑</w:t>
+      </w:r>
+      <w:r>
+        <w:t xml:space="preserve"> I confirm that I have read and understood the AI traffic light system used as part of this assessment brief and I have adhered to the level of AI usage allowed for this assessment.</w:t>
       </w:r>
     </w:p>
     <w:p>
       <w:r>
         <w:br/>
-        <w:t>Student Signature: ________________________</w:t>
+        <w:t xml:space="preserve">Student Signature: </w:t>
+      </w:r>
+      <w:r>
+        <w:t>Alexander Chiper</w:t>
       </w:r>
     </w:p>
     <w:p>
       <w:r>
-        <w:t>Date: ________________________</w:t>
+        <w:t>Date:</w:t>
+      </w:r>
+      <w:r>
+        <w:t>4/18/2026</w:t>
       </w:r>
     </w:p>
     <w:p/>
@@ -292,8 +322,8 @@
           <w:rFonts w:ascii="Arial" w:hAnsi="Arial" w:cs="Arial"/>
           <w:b/>
           <w:bCs/>
-          <w:sz w:val="44"/>
-          <w:szCs w:val="44"/>
+          <w:sz w:val="40"/>
+          <w:szCs w:val="40"/>
         </w:rPr>
       </w:pPr>
       <w:r>
@@ -301,10 +331,92 @@
           <w:rFonts w:ascii="Arial" w:hAnsi="Arial" w:cs="Arial"/>
           <w:b/>
           <w:bCs/>
-          <w:sz w:val="44"/>
-          <w:szCs w:val="44"/>
+          <w:sz w:val="40"/>
+          <w:szCs w:val="40"/>
         </w:rPr>
-        <w:t>[Your theme – Your Use Case]</w:t>
+        <w:t>[</w:t>
+      </w:r>
+      <w:r>
+        <w:rPr>
+          <w:rFonts w:ascii="Arial" w:hAnsi="Arial" w:cs="Arial"/>
+          <w:b/>
+          <w:bCs/>
+          <w:sz w:val="40"/>
+          <w:szCs w:val="40"/>
+        </w:rPr>
+        <w:t>Agriculture</w:t>
+      </w:r>
+      <w:r>
+        <w:rPr>
+          <w:rFonts w:ascii="Arial" w:hAnsi="Arial" w:cs="Arial"/>
+          <w:b/>
+          <w:bCs/>
+          <w:sz w:val="40"/>
+          <w:szCs w:val="40"/>
+        </w:rPr>
+        <w:t xml:space="preserve"> – </w:t>
+      </w:r>
+      <w:r>
+        <w:rPr>
+          <w:rFonts w:ascii="Arial" w:hAnsi="Arial" w:cs="Arial"/>
+          <w:b/>
+          <w:bCs/>
+          <w:sz w:val="40"/>
+          <w:szCs w:val="40"/>
+        </w:rPr>
+        <w:t>Recruiting Candidate</w:t>
+      </w:r>
+      <w:r>
+        <w:rPr>
+          <w:rFonts w:ascii="Arial" w:hAnsi="Arial" w:cs="Arial"/>
+          <w:b/>
+          <w:bCs/>
+          <w:sz w:val="40"/>
+          <w:szCs w:val="40"/>
+        </w:rPr>
+        <w:t>-</w:t>
+      </w:r>
+      <w:r>
+        <w:rPr>
+          <w:rFonts w:ascii="Arial" w:hAnsi="Arial" w:cs="Arial"/>
+          <w:b/>
+          <w:bCs/>
+          <w:sz w:val="40"/>
+          <w:szCs w:val="40"/>
+        </w:rPr>
+        <w:t>Skills</w:t>
+      </w:r>
+      <w:r>
+        <w:rPr>
+          <w:rFonts w:ascii="Arial" w:hAnsi="Arial" w:cs="Arial"/>
+          <w:b/>
+          <w:bCs/>
+          <w:sz w:val="40"/>
+          <w:szCs w:val="40"/>
+        </w:rPr>
+        <w:t>]</w:t>
+      </w:r>
+    </w:p>
+    <w:p>
+      <w:pPr>
+        <w:jc w:val="center"/>
+        <w:rPr>
+          <w:rFonts w:ascii="Arial" w:hAnsi="Arial" w:cs="Arial"/>
+          <w:b/>
+          <w:bCs/>
+          <w:sz w:val="40"/>
+          <w:szCs w:val="40"/>
+        </w:rPr>
+      </w:pPr>
+      <w:r>
+        <w:rPr>
+          <w:rFonts w:ascii="Arial" w:hAnsi="Arial" w:cs="Arial"/>
+          <w:b/>
+          <w:bCs/>
+          <w:sz w:val="40"/>
+          <w:szCs w:val="40"/>
+        </w:rPr>
+        <w:t>AgriHiredCulture</w:t>
       </w:r>
     </w:p>
     <w:p>
@@ -382,7 +494,28 @@
           <w:szCs w:val="36"/>
           <w:highlight w:val="yellow"/>
         </w:rPr>
-        <w:t>Name, Student number</w:t>
+        <w:t>Alexander Chiper</w:t>
+      </w:r>
+      <w:r>
+        <w:rPr>
+          <w:rFonts w:ascii="Arial" w:hAnsi="Arial" w:cs="Arial"/>
+          <w:b/>
+          <w:bCs/>
+          <w:sz w:val="36"/>
+          <w:szCs w:val="36"/>
+          <w:highlight w:val="yellow"/>
+        </w:rPr>
+        <w:t xml:space="preserve">, </w:t>
+      </w:r>
+      <w:r>
+        <w:rPr>
+          <w:rFonts w:ascii="Arial" w:hAnsi="Arial" w:cs="Arial"/>
+          <w:b/>
+          <w:bCs/>
+          <w:sz w:val="36"/>
+          <w:szCs w:val="36"/>
+        </w:rPr>
+        <w:t>B00161706</w:t>
       </w:r>
     </w:p>
     <w:p>
@@ -475,7 +608,6 @@
         <w:jc w:val="both"/>
       </w:pPr>
       <w:r>
-        <w:lastRenderedPageBreak/>
         <w:t xml:space="preserve">Table of Contents . . . </w:t>
       </w:r>
     </w:p>
@@ -498,43 +630,13 @@
         <w:jc w:val="both"/>
         <w:rPr>
           <w:rFonts w:cs="Arial"/>
-          <w:color w:val="FF0000"/>
         </w:rPr>
       </w:pPr>
       <w:r>
         <w:rPr>
           <w:rFonts w:cs="Arial"/>
-          <w:color w:val="FF0000"/>
         </w:rPr>
-        <w:t xml:space="preserve">Give a brief background to the </w:t>
-      </w:r>
-      <w:r>
-        <w:rPr>
-          <w:rFonts w:cs="Arial"/>
-          <w:color w:val="FF0000"/>
-        </w:rPr>
-        <w:t xml:space="preserve">business </w:t>
-      </w:r>
-      <w:r>
-        <w:rPr>
-          <w:rFonts w:cs="Arial"/>
-          <w:color w:val="FF0000"/>
-        </w:rPr>
-        <w:t>objectives</w:t>
-      </w:r>
-      <w:r>
-        <w:rPr>
-          <w:rFonts w:cs="Arial"/>
-          <w:color w:val="FF0000"/>
-        </w:rPr>
-        <w:t xml:space="preserve"> of your web framework</w:t>
-      </w:r>
-      <w:r>
-        <w:rPr>
-          <w:rFonts w:cs="Arial"/>
-          <w:color w:val="FF0000"/>
-        </w:rPr>
-        <w:t>.</w:t>
+        <w:t>AgriHiredCulture is a web recruitment application made for the agricultural sector. The application connects employers and businesses to employees that have relevant agricultural skills</w:t>
       </w:r>
     </w:p>
     <w:p>
@@ -551,58 +653,124 @@
       </w:r>
     </w:p>
     <w:p>
-      <w:pPr>
-        <w:spacing w:after="120"/>
-        <w:jc w:val="both"/>
-      </w:pPr>
       <w:r>
-        <w:rPr>
-          <w:rFonts w:ascii="Arial" w:hAnsi="Arial" w:cs="Arial"/>
-          <w:color w:val="FF0000"/>
-        </w:rPr>
-        <w:t>S</w:t>
+        <w:t>The application must have:</w:t>
       </w:r>
+    </w:p>
+    <w:p>
+      <w:pPr>
+        <w:pStyle w:val="ListParagraph"/>
+        <w:numPr>
+          <w:ilvl w:val="0"/>
+          <w:numId w:val="15"/>
+        </w:numPr>
+      </w:pPr>
       <w:r>
-        <w:rPr>
-          <w:color w:val="FF0000"/>
-        </w:rPr>
-        <w:t xml:space="preserve">tate what </w:t>
+        <w:t>Provide a system for agricultural job recruitment</w:t>
       </w:r>
+    </w:p>
+    <w:p>
+      <w:pPr>
+        <w:pStyle w:val="ListParagraph"/>
+        <w:numPr>
+          <w:ilvl w:val="0"/>
+          <w:numId w:val="15"/>
+        </w:numPr>
+      </w:pPr>
       <w:r>
-        <w:rPr>
-          <w:color w:val="FF0000"/>
-        </w:rPr>
-        <w:t>requirements are necessary for this project</w:t>
+        <w:t>Allow candidates to create profiles and manage their skills</w:t>
       </w:r>
+    </w:p>
+    <w:p>
+      <w:pPr>
+        <w:pStyle w:val="ListParagraph"/>
+        <w:numPr>
+          <w:ilvl w:val="0"/>
+          <w:numId w:val="15"/>
+        </w:numPr>
+      </w:pPr>
       <w:r>
-        <w:rPr>
-          <w:color w:val="FF0000"/>
-        </w:rPr>
-        <w:t xml:space="preserve"> from a business point of view </w:t>
+        <w:t xml:space="preserve">Employers can manage job postings </w:t>
       </w:r>
+    </w:p>
+    <w:p>
+      <w:pPr>
+        <w:pStyle w:val="ListParagraph"/>
+        <w:numPr>
+          <w:ilvl w:val="0"/>
+          <w:numId w:val="15"/>
+        </w:numPr>
+      </w:pPr>
       <w:r>
-        <w:rPr>
-          <w:rFonts w:cs="Arial"/>
-          <w:color w:val="000000" w:themeColor="text1"/>
-        </w:rPr>
-        <w:t>(</w:t>
+        <w:t>Allow employers to search for employees based on their skills</w:t>
       </w:r>
+    </w:p>
+    <w:p>
+      <w:pPr>
+        <w:pStyle w:val="ListParagraph"/>
+        <w:numPr>
+          <w:ilvl w:val="0"/>
+          <w:numId w:val="15"/>
+        </w:numPr>
+      </w:pPr>
       <w:r>
-        <w:rPr>
-          <w:rFonts w:cs="Arial"/>
-          <w:color w:val="FF0000"/>
-        </w:rPr>
-        <w:t>you can use bullet points</w:t>
+        <w:t>Support job application functionality</w:t>
       </w:r>
+    </w:p>
+    <w:p>
+      <w:pPr>
+        <w:pStyle w:val="ListParagraph"/>
+        <w:numPr>
+          <w:ilvl w:val="0"/>
+          <w:numId w:val="15"/>
+        </w:numPr>
+      </w:pPr>
       <w:r>
-        <w:rPr>
-          <w:rFonts w:cs="Arial"/>
-          <w:color w:val="000000" w:themeColor="text1"/>
-        </w:rPr>
-        <w:t>).</w:t>
+        <w:t>Be role supported (Employee/Candidate, Employer, Recruiter and Admin)</w:t>
       </w:r>
+    </w:p>
+    <w:p>
+      <w:pPr>
+        <w:pStyle w:val="ListParagraph"/>
+        <w:numPr>
+          <w:ilvl w:val="0"/>
+          <w:numId w:val="15"/>
+        </w:numPr>
+      </w:pPr>
       <w:r>
-        <w:t xml:space="preserve"> </w:t>
+        <w:t>Have secure login and Registration</w:t>
+      </w:r>
+    </w:p>
+    <w:p>
+      <w:pPr>
+        <w:pStyle w:val="ListParagraph"/>
+        <w:numPr>
+          <w:ilvl w:val="0"/>
+          <w:numId w:val="15"/>
+        </w:numPr>
+      </w:pPr>
+      <w:r>
+        <w:t>Store and manage data efficiently using a relational database</w:t>
+      </w:r>
+    </w:p>
+    <w:p>
+      <w:pPr>
+        <w:pStyle w:val="ListParagraph"/>
+        <w:numPr>
+          <w:ilvl w:val="0"/>
+          <w:numId w:val="15"/>
+        </w:numPr>
+      </w:pPr>
+      <w:r>
+        <w:t xml:space="preserve">Have a </w:t>
+      </w:r>
+      <w:proofErr w:type="gramStart"/>
+      <w:r>
+        <w:t>user friendly</w:t>
+      </w:r>
+      <w:proofErr w:type="gramEnd"/>
+      <w:r>
+        <w:t xml:space="preserve"> interface</w:t>
       </w:r>
     </w:p>
     <w:p>
@@ -865,6 +1033,7 @@
           <w:rFonts w:cstheme="majorHAnsi"/>
           <w:color w:val="FF0000"/>
         </w:rPr>
+        <w:lastRenderedPageBreak/>
         <w:t xml:space="preserve">T </w:t>
       </w:r>
       <w:r>
@@ -1140,6 +1309,9 @@
       <w:jc w:val="right"/>
     </w:pPr>
     <w:r>
+      <w:rPr>
+        <w:noProof/>
+      </w:rPr>
       <w:drawing>
         <wp:inline distT="0" distB="0" distL="0" distR="0" wp14:anchorId="667734FC" wp14:editId="06389851">
           <wp:extent cx="1524000" cy="952500"/>
@@ -1778,6 +1950,119 @@
     </w:lvl>
   </w:abstractNum>
   <w:abstractNum w:abstractNumId="13" w15:restartNumberingAfterBreak="0">
+    <w:nsid w:val="54B62298"/>
+    <w:multiLevelType w:val="hybridMultilevel"/>
+    <w:tmpl w:val="A288B5EC"/>
+    <w:lvl w:ilvl="0" w:tplc="18090001">
+      <w:start w:val="1"/>
+      <w:numFmt w:val="bullet"/>
+      <w:lvlText w:val=""/>
+      <w:lvlJc w:val="left"/>
+      <w:pPr>
+        <w:ind w:left="720" w:hanging="360"/>
+      </w:pPr>
+      <w:rPr>
+        <w:rFonts w:ascii="Symbol" w:hAnsi="Symbol" w:hint="default"/>
+      </w:rPr>
+    </w:lvl>
+    <w:lvl w:ilvl="1" w:tplc="18090003" w:tentative="1">
+      <w:start w:val="1"/>
+      <w:numFmt w:val="bullet"/>
+      <w:lvlText w:val="o"/>
+      <w:lvlJc w:val="left"/>
+      <w:pPr>
+        <w:ind w:left="1440" w:hanging="360"/>
+      </w:pPr>
+      <w:rPr>
+        <w:rFonts w:ascii="Courier New" w:hAnsi="Courier New" w:cs="Courier New" w:hint="default"/>
+      </w:rPr>
+    </w:lvl>
+    <w:lvl w:ilvl="2" w:tplc="18090005" w:tentative="1">
+      <w:start w:val="1"/>
+      <w:numFmt w:val="bullet"/>
+      <w:lvlText w:val=""/>
+      <w:lvlJc w:val="left"/>
+      <w:pPr>
+        <w:ind w:left="2160" w:hanging="360"/>
+      </w:pPr>
+      <w:rPr>
+        <w:rFonts w:ascii="Wingdings" w:hAnsi="Wingdings" w:hint="default"/>
+      </w:rPr>
+    </w:lvl>
+    <w:lvl w:ilvl="3" w:tplc="18090001" w:tentative="1">
+      <w:start w:val="1"/>
+      <w:numFmt w:val="bullet"/>
+      <w:lvlText w:val=""/>
+      <w:lvlJc w:val="left"/>
+      <w:pPr>
+        <w:ind w:left="2880" w:hanging="360"/>
+      </w:pPr>
+      <w:rPr>
+        <w:rFonts w:ascii="Symbol" w:hAnsi="Symbol" w:hint="default"/>
+      </w:rPr>
+    </w:lvl>
+    <w:lvl w:ilvl="4" w:tplc="18090003" w:tentative="1">
+      <w:start w:val="1"/>
+      <w:numFmt w:val="bullet"/>
+      <w:lvlText w:val="o"/>
+      <w:lvlJc w:val="left"/>
+      <w:pPr>
+        <w:ind w:left="3600" w:hanging="360"/>
+      </w:pPr>
+      <w:rPr>
+        <w:rFonts w:ascii="Courier New" w:hAnsi="Courier New" w:cs="Courier New" w:hint="default"/>
+      </w:rPr>
+    </w:lvl>
+    <w:lvl w:ilvl="5" w:tplc="18090005" w:tentative="1">
+      <w:start w:val="1"/>
+      <w:numFmt w:val="bullet"/>
+      <w:lvlText w:val=""/>
+      <w:lvlJc w:val="left"/>
+      <w:pPr>
+        <w:ind w:left="4320" w:hanging="360"/>
+      </w:pPr>
+      <w:rPr>
+        <w:rFonts w:ascii="Wingdings" w:hAnsi="Wingdings" w:hint="default"/>
+      </w:rPr>
+    </w:lvl>
+    <w:lvl w:ilvl="6" w:tplc="18090001" w:tentative="1">
+      <w:start w:val="1"/>
+      <w:numFmt w:val="bullet"/>
+      <w:lvlText w:val=""/>
+      <w:lvlJc w:val="left"/>
+      <w:pPr>
+        <w:ind w:left="5040" w:hanging="360"/>
+      </w:pPr>
+      <w:rPr>
+        <w:rFonts w:ascii="Symbol" w:hAnsi="Symbol" w:hint="default"/>
+      </w:rPr>
+    </w:lvl>
+    <w:lvl w:ilvl="7" w:tplc="18090003" w:tentative="1">
+      <w:start w:val="1"/>
+      <w:numFmt w:val="bullet"/>
+      <w:lvlText w:val="o"/>
+      <w:lvlJc w:val="left"/>
+      <w:pPr>
+        <w:ind w:left="5760" w:hanging="360"/>
+      </w:pPr>
+      <w:rPr>
+        <w:rFonts w:ascii="Courier New" w:hAnsi="Courier New" w:cs="Courier New" w:hint="default"/>
+      </w:rPr>
+    </w:lvl>
+    <w:lvl w:ilvl="8" w:tplc="18090005" w:tentative="1">
+      <w:start w:val="1"/>
+      <w:numFmt w:val="bullet"/>
+      <w:lvlText w:val=""/>
+      <w:lvlJc w:val="left"/>
+      <w:pPr>
+        <w:ind w:left="6480" w:hanging="360"/>
+      </w:pPr>
+      <w:rPr>
+        <w:rFonts w:ascii="Wingdings" w:hAnsi="Wingdings" w:hint="default"/>
+      </w:rPr>
+    </w:lvl>
+  </w:abstractNum>
+  <w:abstractNum w:abstractNumId="14" w15:restartNumberingAfterBreak="0">
     <w:nsid w:val="77A95487"/>
     <w:multiLevelType w:val="hybridMultilevel"/>
     <w:tmpl w:val="DC7C2012"/>
@@ -1920,7 +2205,7 @@
     <w:abstractNumId w:val="9"/>
   </w:num>
   <w:num w:numId="11" w16cid:durableId="816722100">
-    <w:abstractNumId w:val="13"/>
+    <w:abstractNumId w:val="14"/>
   </w:num>
   <w:num w:numId="12" w16cid:durableId="1432701337">
     <w:abstractNumId w:val="11"/>
@@ -1930,6 +2215,9 @@
   </w:num>
   <w:num w:numId="14" w16cid:durableId="1425881051">
     <w:abstractNumId w:val="10"/>
+  </w:num>
+  <w:num w:numId="15" w16cid:durableId="1181159847">
+    <w:abstractNumId w:val="13"/>
   </w:num>
 </w:numbering>
 </file>
@@ -2540,7 +2828,6 @@
   <w:style w:type="character" w:default="1" w:styleId="DefaultParagraphFont">
     <w:name w:val="Default Paragraph Font"/>
     <w:uiPriority w:val="1"/>
-    <w:semiHidden/>
     <w:unhideWhenUsed/>
   </w:style>
   <w:style w:type="table" w:default="1" w:styleId="TableNormal">

--- a/ReportTemplateSample.docx
+++ b/ReportTemplateSample.docx
@@ -653,6 +653,9 @@
       </w:r>
     </w:p>
     <w:p>
+      <w:pPr>
+        <w:spacing w:line="240" w:lineRule="auto"/>
+      </w:pPr>
       <w:r>
         <w:t>The application must have:</w:t>
       </w:r>
@@ -664,6 +667,7 @@
           <w:ilvl w:val="0"/>
           <w:numId w:val="15"/>
         </w:numPr>
+        <w:spacing w:line="240" w:lineRule="auto"/>
       </w:pPr>
       <w:r>
         <w:t>Provide a system for agricultural job recruitment</w:t>
@@ -676,6 +680,7 @@
           <w:ilvl w:val="0"/>
           <w:numId w:val="15"/>
         </w:numPr>
+        <w:spacing w:line="240" w:lineRule="auto"/>
       </w:pPr>
       <w:r>
         <w:t>Allow candidates to create profiles and manage their skills</w:t>
@@ -688,6 +693,7 @@
           <w:ilvl w:val="0"/>
           <w:numId w:val="15"/>
         </w:numPr>
+        <w:spacing w:line="240" w:lineRule="auto"/>
       </w:pPr>
       <w:r>
         <w:t xml:space="preserve">Employers can manage job postings </w:t>
@@ -700,6 +706,7 @@
           <w:ilvl w:val="0"/>
           <w:numId w:val="15"/>
         </w:numPr>
+        <w:spacing w:line="240" w:lineRule="auto"/>
       </w:pPr>
       <w:r>
         <w:t>Allow employers to search for employees based on their skills</w:t>
@@ -712,6 +719,7 @@
           <w:ilvl w:val="0"/>
           <w:numId w:val="15"/>
         </w:numPr>
+        <w:spacing w:line="240" w:lineRule="auto"/>
       </w:pPr>
       <w:r>
         <w:t>Support job application functionality</w:t>
@@ -724,6 +732,7 @@
           <w:ilvl w:val="0"/>
           <w:numId w:val="15"/>
         </w:numPr>
+        <w:spacing w:line="240" w:lineRule="auto"/>
       </w:pPr>
       <w:r>
         <w:t>Be role supported (Employee/Candidate, Employer, Recruiter and Admin)</w:t>
@@ -736,6 +745,7 @@
           <w:ilvl w:val="0"/>
           <w:numId w:val="15"/>
         </w:numPr>
+        <w:spacing w:line="240" w:lineRule="auto"/>
       </w:pPr>
       <w:r>
         <w:t>Have secure login and Registration</w:t>
@@ -748,6 +758,7 @@
           <w:ilvl w:val="0"/>
           <w:numId w:val="15"/>
         </w:numPr>
+        <w:spacing w:line="240" w:lineRule="auto"/>
       </w:pPr>
       <w:r>
         <w:t>Store and manage data efficiently using a relational database</w:t>
@@ -760,17 +771,10 @@
           <w:ilvl w:val="0"/>
           <w:numId w:val="15"/>
         </w:numPr>
+        <w:spacing w:line="240" w:lineRule="auto"/>
       </w:pPr>
       <w:r>
-        <w:t xml:space="preserve">Have a </w:t>
-      </w:r>
-      <w:proofErr w:type="gramStart"/>
-      <w:r>
-        <w:t>user friendly</w:t>
-      </w:r>
-      <w:proofErr w:type="gramEnd"/>
-      <w:r>
-        <w:t xml:space="preserve"> interface</w:t>
+        <w:t>Have a user friendly interface</w:t>
       </w:r>
     </w:p>
     <w:p>
@@ -791,86 +795,290 @@
       </w:r>
     </w:p>
     <w:p>
-      <w:pPr>
-        <w:spacing w:after="0" w:line="240" w:lineRule="auto"/>
-        <w:jc w:val="both"/>
-        <w:rPr>
-          <w:color w:val="FF0000"/>
-        </w:rPr>
-      </w:pPr>
       <w:r>
         <w:rPr>
           <w:color w:val="FF0000"/>
         </w:rPr>
-        <w:t xml:space="preserve">Draw </w:t>
+        <w:drawing>
+          <wp:anchor distT="0" distB="0" distL="114300" distR="114300" simplePos="0" relativeHeight="251661312" behindDoc="0" locked="0" layoutInCell="1" allowOverlap="1" wp14:anchorId="1A7F2053" wp14:editId="405CAEFA">
+            <wp:simplePos x="0" y="0"/>
+            <wp:positionH relativeFrom="column">
+              <wp:posOffset>0</wp:posOffset>
+            </wp:positionH>
+            <wp:positionV relativeFrom="paragraph">
+              <wp:posOffset>13335</wp:posOffset>
+            </wp:positionV>
+            <wp:extent cx="2124075" cy="3347720"/>
+            <wp:effectExtent l="0" t="0" r="9525" b="5080"/>
+            <wp:wrapSquare wrapText="bothSides"/>
+            <wp:docPr id="237203814" name="Picture 1"/>
+            <wp:cNvGraphicFramePr>
+              <a:graphicFrameLocks xmlns:a="http://schemas.openxmlformats.org/drawingml/2006/main" noChangeAspect="1"/>
+            </wp:cNvGraphicFramePr>
+            <a:graphic xmlns:a="http://schemas.openxmlformats.org/drawingml/2006/main">
+              <a:graphicData uri="http://schemas.openxmlformats.org/drawingml/2006/picture">
+                <pic:pic xmlns:pic="http://schemas.openxmlformats.org/drawingml/2006/picture">
+                  <pic:nvPicPr>
+                    <pic:cNvPr id="237203814" name=""/>
+                    <pic:cNvPicPr/>
+                  </pic:nvPicPr>
+                  <pic:blipFill>
+                    <a:blip r:embed="rId10"/>
+                    <a:stretch>
+                      <a:fillRect/>
+                    </a:stretch>
+                  </pic:blipFill>
+                  <pic:spPr>
+                    <a:xfrm>
+                      <a:off x="0" y="0"/>
+                      <a:ext cx="2124075" cy="3347720"/>
+                    </a:xfrm>
+                    <a:prstGeom prst="rect">
+                      <a:avLst/>
+                    </a:prstGeom>
+                  </pic:spPr>
+                </pic:pic>
+              </a:graphicData>
+            </a:graphic>
+            <wp14:sizeRelH relativeFrom="margin">
+              <wp14:pctWidth>0</wp14:pctWidth>
+            </wp14:sizeRelH>
+            <wp14:sizeRelV relativeFrom="margin">
+              <wp14:pctHeight>0</wp14:pctHeight>
+            </wp14:sizeRelV>
+          </wp:anchor>
+        </w:drawing>
+      </w:r>
+    </w:p>
+    <w:p/>
+    <w:p/>
+    <w:p/>
+    <w:p/>
+    <w:p/>
+    <w:p/>
+    <w:p/>
+    <w:p/>
+    <w:p>
+      <w:pPr>
+        <w:rPr>
+          <w:b/>
+          <w:bCs/>
+          <w:color w:val="1F497D" w:themeColor="text2"/>
+          <w:sz w:val="24"/>
+          <w:szCs w:val="24"/>
+        </w:rPr>
+      </w:pPr>
+      <w:r>
+        <w:rPr>
+          <w:b/>
+          <w:bCs/>
+          <w:color w:val="1F497D" w:themeColor="text2"/>
+          <w:sz w:val="24"/>
+          <w:szCs w:val="24"/>
+        </w:rPr>
+        <w:lastRenderedPageBreak/>
+        <w:t>Login/Logout</w:t>
+      </w:r>
+    </w:p>
+    <w:p>
+      <w:r>
+        <w:t>Guest</w:t>
       </w:r>
       <w:r>
-        <w:rPr>
-          <w:color w:val="FF0000"/>
-        </w:rPr>
-        <w:t>U</w:t>
+        <w:t xml:space="preserve"> initiates it</w:t>
       </w:r>
       <w:r>
-        <w:rPr>
-          <w:color w:val="FF0000"/>
-        </w:rPr>
-        <w:t xml:space="preserve">se </w:t>
+        <w:t>.</w:t>
       </w:r>
       <w:r>
-        <w:rPr>
-          <w:color w:val="FF0000"/>
-        </w:rPr>
-        <w:t>C</w:t>
-      </w:r>
-      <w:r>
-        <w:rPr>
-          <w:color w:val="FF0000"/>
-        </w:rPr>
-        <w:t xml:space="preserve">ase </w:t>
-      </w:r>
-      <w:r>
-        <w:rPr>
-          <w:color w:val="FF0000"/>
-        </w:rPr>
-        <w:t>D</w:t>
-      </w:r>
-      <w:r>
-        <w:rPr>
-          <w:color w:val="FF0000"/>
-        </w:rPr>
-        <w:t>iagrams for</w:t>
-      </w:r>
-      <w:r>
-        <w:rPr>
-          <w:color w:val="FF0000"/>
-        </w:rPr>
-        <w:t xml:space="preserve"> all the use cases implemented in your project. For </w:t>
-      </w:r>
-      <w:r>
-        <w:rPr>
-          <w:color w:val="FF0000"/>
-        </w:rPr>
-        <w:t>each</w:t>
-      </w:r>
-      <w:r>
-        <w:rPr>
-          <w:color w:val="FF0000"/>
-        </w:rPr>
         <w:t xml:space="preserve"> </w:t>
       </w:r>
       <w:r>
-        <w:rPr>
-          <w:color w:val="FF0000"/>
-        </w:rPr>
-        <w:t xml:space="preserve">use </w:t>
+        <w:t xml:space="preserve">Allows new users to </w:t>
       </w:r>
       <w:r>
-        <w:rPr>
-          <w:color w:val="FF0000"/>
-        </w:rPr>
-        <w:t xml:space="preserve">case, give some explanation. </w:t>
+        <w:t>get access to their</w:t>
+      </w:r>
+      <w:r>
+        <w:t xml:space="preserve"> account in the system. This is the entry point fo</w:t>
+      </w:r>
+      <w:r>
+        <w:t xml:space="preserve">r </w:t>
+      </w:r>
+      <w:r>
+        <w:t xml:space="preserve">Candidate, Employer, </w:t>
+      </w:r>
+      <w:r>
+        <w:t>etc.</w:t>
       </w:r>
     </w:p>
+    <w:p>
+      <w:pPr>
+        <w:rPr>
+          <w:b/>
+          <w:bCs/>
+          <w:color w:val="1F497D" w:themeColor="text2"/>
+          <w:sz w:val="24"/>
+          <w:szCs w:val="24"/>
+        </w:rPr>
+      </w:pPr>
+      <w:r>
+        <w:rPr>
+          <w:b/>
+          <w:bCs/>
+          <w:color w:val="1F497D" w:themeColor="text2"/>
+          <w:sz w:val="24"/>
+          <w:szCs w:val="24"/>
+        </w:rPr>
+        <w:t>Register Account</w:t>
+      </w:r>
+    </w:p>
+    <w:p>
+      <w:r>
+        <w:t>Registration is</w:t>
+      </w:r>
+      <w:r>
+        <w:t xml:space="preserve"> performed by the Guest </w:t>
+      </w:r>
+      <w:r>
+        <w:t>it creates an account; you can register as a candidate, recruiter or Employer the boss, you have access to the sections provided.</w:t>
+      </w:r>
+    </w:p>
+    <w:p>
+      <w:pPr>
+        <w:rPr>
+          <w:b/>
+          <w:bCs/>
+          <w:color w:val="1F497D" w:themeColor="text2"/>
+          <w:sz w:val="24"/>
+          <w:szCs w:val="24"/>
+        </w:rPr>
+      </w:pPr>
+      <w:r>
+        <w:rPr>
+          <w:b/>
+          <w:bCs/>
+          <w:color w:val="1F497D" w:themeColor="text2"/>
+          <w:sz w:val="24"/>
+          <w:szCs w:val="24"/>
+        </w:rPr>
+        <w:t xml:space="preserve">Add Skills </w:t>
+      </w:r>
+    </w:p>
+    <w:p>
+      <w:r>
+        <w:t>Add skills is performed by the candidate</w:t>
+      </w:r>
+      <w:r>
+        <w:t>, candidates can choose which skills they have form list of skills to strengthen their profile, this information helps them land jobs</w:t>
+      </w:r>
+    </w:p>
+    <w:p>
+      <w:pPr>
+        <w:rPr>
+          <w:b/>
+          <w:bCs/>
+          <w:color w:val="1F497D" w:themeColor="text2"/>
+          <w:sz w:val="24"/>
+          <w:szCs w:val="24"/>
+        </w:rPr>
+      </w:pPr>
+      <w:r>
+        <w:rPr>
+          <w:b/>
+          <w:bCs/>
+          <w:color w:val="1F497D" w:themeColor="text2"/>
+          <w:sz w:val="24"/>
+          <w:szCs w:val="24"/>
+        </w:rPr>
+        <w:t xml:space="preserve">Post Job </w:t>
+      </w:r>
+    </w:p>
+    <w:p>
+      <w:r>
+        <w:t xml:space="preserve">Posting Jobs is carried out by the </w:t>
+      </w:r>
+      <w:r>
+        <w:t xml:space="preserve">Employer. Employers create job listings </w:t>
+      </w:r>
+      <w:r>
+        <w:t xml:space="preserve">the </w:t>
+      </w:r>
+      <w:r>
+        <w:t>requirements</w:t>
+      </w:r>
+      <w:r>
+        <w:t xml:space="preserve"> needed for the job</w:t>
+      </w:r>
+    </w:p>
+    <w:p>
+      <w:pPr>
+        <w:rPr>
+          <w:b/>
+          <w:bCs/>
+          <w:color w:val="1F497D" w:themeColor="text2"/>
+          <w:sz w:val="24"/>
+          <w:szCs w:val="24"/>
+        </w:rPr>
+      </w:pPr>
+      <w:r>
+        <w:rPr>
+          <w:b/>
+          <w:bCs/>
+          <w:color w:val="1F497D" w:themeColor="text2"/>
+          <w:sz w:val="24"/>
+          <w:szCs w:val="24"/>
+        </w:rPr>
+        <w:t xml:space="preserve">Apply to Job </w:t>
+      </w:r>
+    </w:p>
+    <w:p>
+      <w:r>
+        <w:t>Applying for jobs is done by the</w:t>
+      </w:r>
+      <w:r>
+        <w:t xml:space="preserve"> Candidate. Candidates submit applications to jobs posted by employers.</w:t>
+      </w:r>
+    </w:p>
+    <w:p>
+      <w:pPr>
+        <w:rPr>
+          <w:b/>
+          <w:bCs/>
+          <w:color w:val="1F497D" w:themeColor="text2"/>
+          <w:sz w:val="24"/>
+          <w:szCs w:val="24"/>
+        </w:rPr>
+      </w:pPr>
+      <w:r>
+        <w:rPr>
+          <w:b/>
+          <w:bCs/>
+          <w:color w:val="1F497D" w:themeColor="text2"/>
+          <w:sz w:val="24"/>
+          <w:szCs w:val="24"/>
+        </w:rPr>
+        <w:t>Update Application Status</w:t>
+      </w:r>
+    </w:p>
+    <w:p>
+      <w:r>
+        <w:t xml:space="preserve">Shared by Employer, Recruiter, and Admin. Allows these </w:t>
+      </w:r>
+      <w:r>
+        <w:t>users to a</w:t>
+      </w:r>
+      <w:r>
+        <w:t xml:space="preserve">ccept applications </w:t>
+      </w:r>
+      <w:r>
+        <w:t>and decline applications</w:t>
+      </w:r>
+      <w:r>
+        <w:t>.</w:t>
+      </w:r>
+    </w:p>
+    <w:p/>
     <w:p>
       <w:pPr>
         <w:pStyle w:val="Heading1"/>
@@ -1033,7 +1241,6 @@
           <w:rFonts w:cstheme="majorHAnsi"/>
           <w:color w:val="FF0000"/>
         </w:rPr>
-        <w:lastRenderedPageBreak/>
         <w:t xml:space="preserve">T </w:t>
       </w:r>
       <w:r>
@@ -1065,6 +1272,7 @@
           <w:rFonts w:cstheme="majorHAnsi"/>
           <w:color w:val="FF0000"/>
         </w:rPr>
+        <w:lastRenderedPageBreak/>
         <w:t>The model layer must align with the database design above.</w:t>
       </w:r>
     </w:p>
@@ -1241,7 +1449,7 @@
       </w:r>
     </w:p>
     <w:sectPr>
-      <w:headerReference w:type="default" r:id="rId10"/>
+      <w:headerReference w:type="default" r:id="rId11"/>
       <w:pgSz w:w="12240" w:h="15840"/>
       <w:pgMar w:top="1440" w:right="1800" w:bottom="1440" w:left="1800" w:header="720" w:footer="720" w:gutter="0"/>
       <w:cols w:space="720"/>
@@ -1837,6 +2045,155 @@
     </w:lvl>
   </w:abstractNum>
   <w:abstractNum w:abstractNumId="12" w15:restartNumberingAfterBreak="0">
+    <w:nsid w:val="39694280"/>
+    <w:multiLevelType w:val="multilevel"/>
+    <w:tmpl w:val="DED2CF54"/>
+    <w:lvl w:ilvl="0">
+      <w:start w:val="1"/>
+      <w:numFmt w:val="bullet"/>
+      <w:lvlText w:val=""/>
+      <w:lvlJc w:val="left"/>
+      <w:pPr>
+        <w:tabs>
+          <w:tab w:val="num" w:pos="720"/>
+        </w:tabs>
+        <w:ind w:left="720" w:hanging="360"/>
+      </w:pPr>
+      <w:rPr>
+        <w:rFonts w:ascii="Symbol" w:hAnsi="Symbol" w:hint="default"/>
+        <w:sz w:val="20"/>
+      </w:rPr>
+    </w:lvl>
+    <w:lvl w:ilvl="1" w:tentative="1">
+      <w:start w:val="1"/>
+      <w:numFmt w:val="bullet"/>
+      <w:lvlText w:val="o"/>
+      <w:lvlJc w:val="left"/>
+      <w:pPr>
+        <w:tabs>
+          <w:tab w:val="num" w:pos="1440"/>
+        </w:tabs>
+        <w:ind w:left="1440" w:hanging="360"/>
+      </w:pPr>
+      <w:rPr>
+        <w:rFonts w:ascii="Courier New" w:hAnsi="Courier New" w:hint="default"/>
+        <w:sz w:val="20"/>
+      </w:rPr>
+    </w:lvl>
+    <w:lvl w:ilvl="2" w:tentative="1">
+      <w:start w:val="1"/>
+      <w:numFmt w:val="bullet"/>
+      <w:lvlText w:val=""/>
+      <w:lvlJc w:val="left"/>
+      <w:pPr>
+        <w:tabs>
+          <w:tab w:val="num" w:pos="2160"/>
+        </w:tabs>
+        <w:ind w:left="2160" w:hanging="360"/>
+      </w:pPr>
+      <w:rPr>
+        <w:rFonts w:ascii="Wingdings" w:hAnsi="Wingdings" w:hint="default"/>
+        <w:sz w:val="20"/>
+      </w:rPr>
+    </w:lvl>
+    <w:lvl w:ilvl="3" w:tentative="1">
+      <w:start w:val="1"/>
+      <w:numFmt w:val="bullet"/>
+      <w:lvlText w:val=""/>
+      <w:lvlJc w:val="left"/>
+      <w:pPr>
+        <w:tabs>
+          <w:tab w:val="num" w:pos="2880"/>
+        </w:tabs>
+        <w:ind w:left="2880" w:hanging="360"/>
+      </w:pPr>
+      <w:rPr>
+        <w:rFonts w:ascii="Wingdings" w:hAnsi="Wingdings" w:hint="default"/>
+        <w:sz w:val="20"/>
+      </w:rPr>
+    </w:lvl>
+    <w:lvl w:ilvl="4" w:tentative="1">
+      <w:start w:val="1"/>
+      <w:numFmt w:val="bullet"/>
+      <w:lvlText w:val=""/>
+      <w:lvlJc w:val="left"/>
+      <w:pPr>
+        <w:tabs>
+          <w:tab w:val="num" w:pos="3600"/>
+        </w:tabs>
+        <w:ind w:left="3600" w:hanging="360"/>
+      </w:pPr>
+      <w:rPr>
+        <w:rFonts w:ascii="Wingdings" w:hAnsi="Wingdings" w:hint="default"/>
+        <w:sz w:val="20"/>
+      </w:rPr>
+    </w:lvl>
+    <w:lvl w:ilvl="5" w:tentative="1">
+      <w:start w:val="1"/>
+      <w:numFmt w:val="bullet"/>
+      <w:lvlText w:val=""/>
+      <w:lvlJc w:val="left"/>
+      <w:pPr>
+        <w:tabs>
+          <w:tab w:val="num" w:pos="4320"/>
+        </w:tabs>
+        <w:ind w:left="4320" w:hanging="360"/>
+      </w:pPr>
+      <w:rPr>
+        <w:rFonts w:ascii="Wingdings" w:hAnsi="Wingdings" w:hint="default"/>
+        <w:sz w:val="20"/>
+      </w:rPr>
+    </w:lvl>
+    <w:lvl w:ilvl="6" w:tentative="1">
+      <w:start w:val="1"/>
+      <w:numFmt w:val="bullet"/>
+      <w:lvlText w:val=""/>
+      <w:lvlJc w:val="left"/>
+      <w:pPr>
+        <w:tabs>
+          <w:tab w:val="num" w:pos="5040"/>
+        </w:tabs>
+        <w:ind w:left="5040" w:hanging="360"/>
+      </w:pPr>
+      <w:rPr>
+        <w:rFonts w:ascii="Wingdings" w:hAnsi="Wingdings" w:hint="default"/>
+        <w:sz w:val="20"/>
+      </w:rPr>
+    </w:lvl>
+    <w:lvl w:ilvl="7" w:tentative="1">
+      <w:start w:val="1"/>
+      <w:numFmt w:val="bullet"/>
+      <w:lvlText w:val=""/>
+      <w:lvlJc w:val="left"/>
+      <w:pPr>
+        <w:tabs>
+          <w:tab w:val="num" w:pos="5760"/>
+        </w:tabs>
+        <w:ind w:left="5760" w:hanging="360"/>
+      </w:pPr>
+      <w:rPr>
+        <w:rFonts w:ascii="Wingdings" w:hAnsi="Wingdings" w:hint="default"/>
+        <w:sz w:val="20"/>
+      </w:rPr>
+    </w:lvl>
+    <w:lvl w:ilvl="8" w:tentative="1">
+      <w:start w:val="1"/>
+      <w:numFmt w:val="bullet"/>
+      <w:lvlText w:val=""/>
+      <w:lvlJc w:val="left"/>
+      <w:pPr>
+        <w:tabs>
+          <w:tab w:val="num" w:pos="6480"/>
+        </w:tabs>
+        <w:ind w:left="6480" w:hanging="360"/>
+      </w:pPr>
+      <w:rPr>
+        <w:rFonts w:ascii="Wingdings" w:hAnsi="Wingdings" w:hint="default"/>
+        <w:sz w:val="20"/>
+      </w:rPr>
+    </w:lvl>
+  </w:abstractNum>
+  <w:abstractNum w:abstractNumId="13" w15:restartNumberingAfterBreak="0">
     <w:nsid w:val="3B1D0B83"/>
     <w:multiLevelType w:val="hybridMultilevel"/>
     <w:tmpl w:val="A6628DDE"/>
@@ -1949,7 +2306,305 @@
       </w:rPr>
     </w:lvl>
   </w:abstractNum>
-  <w:abstractNum w:abstractNumId="13" w15:restartNumberingAfterBreak="0">
+  <w:abstractNum w:abstractNumId="14" w15:restartNumberingAfterBreak="0">
+    <w:nsid w:val="48360ACB"/>
+    <w:multiLevelType w:val="multilevel"/>
+    <w:tmpl w:val="9C32BA32"/>
+    <w:lvl w:ilvl="0">
+      <w:start w:val="1"/>
+      <w:numFmt w:val="bullet"/>
+      <w:lvlText w:val=""/>
+      <w:lvlJc w:val="left"/>
+      <w:pPr>
+        <w:tabs>
+          <w:tab w:val="num" w:pos="720"/>
+        </w:tabs>
+        <w:ind w:left="720" w:hanging="360"/>
+      </w:pPr>
+      <w:rPr>
+        <w:rFonts w:ascii="Symbol" w:hAnsi="Symbol" w:hint="default"/>
+        <w:sz w:val="20"/>
+      </w:rPr>
+    </w:lvl>
+    <w:lvl w:ilvl="1" w:tentative="1">
+      <w:start w:val="1"/>
+      <w:numFmt w:val="bullet"/>
+      <w:lvlText w:val="o"/>
+      <w:lvlJc w:val="left"/>
+      <w:pPr>
+        <w:tabs>
+          <w:tab w:val="num" w:pos="1440"/>
+        </w:tabs>
+        <w:ind w:left="1440" w:hanging="360"/>
+      </w:pPr>
+      <w:rPr>
+        <w:rFonts w:ascii="Courier New" w:hAnsi="Courier New" w:hint="default"/>
+        <w:sz w:val="20"/>
+      </w:rPr>
+    </w:lvl>
+    <w:lvl w:ilvl="2" w:tentative="1">
+      <w:start w:val="1"/>
+      <w:numFmt w:val="bullet"/>
+      <w:lvlText w:val=""/>
+      <w:lvlJc w:val="left"/>
+      <w:pPr>
+        <w:tabs>
+          <w:tab w:val="num" w:pos="2160"/>
+        </w:tabs>
+        <w:ind w:left="2160" w:hanging="360"/>
+      </w:pPr>
+      <w:rPr>
+        <w:rFonts w:ascii="Wingdings" w:hAnsi="Wingdings" w:hint="default"/>
+        <w:sz w:val="20"/>
+      </w:rPr>
+    </w:lvl>
+    <w:lvl w:ilvl="3" w:tentative="1">
+      <w:start w:val="1"/>
+      <w:numFmt w:val="bullet"/>
+      <w:lvlText w:val=""/>
+      <w:lvlJc w:val="left"/>
+      <w:pPr>
+        <w:tabs>
+          <w:tab w:val="num" w:pos="2880"/>
+        </w:tabs>
+        <w:ind w:left="2880" w:hanging="360"/>
+      </w:pPr>
+      <w:rPr>
+        <w:rFonts w:ascii="Wingdings" w:hAnsi="Wingdings" w:hint="default"/>
+        <w:sz w:val="20"/>
+      </w:rPr>
+    </w:lvl>
+    <w:lvl w:ilvl="4" w:tentative="1">
+      <w:start w:val="1"/>
+      <w:numFmt w:val="bullet"/>
+      <w:lvlText w:val=""/>
+      <w:lvlJc w:val="left"/>
+      <w:pPr>
+        <w:tabs>
+          <w:tab w:val="num" w:pos="3600"/>
+        </w:tabs>
+        <w:ind w:left="3600" w:hanging="360"/>
+      </w:pPr>
+      <w:rPr>
+        <w:rFonts w:ascii="Wingdings" w:hAnsi="Wingdings" w:hint="default"/>
+        <w:sz w:val="20"/>
+      </w:rPr>
+    </w:lvl>
+    <w:lvl w:ilvl="5" w:tentative="1">
+      <w:start w:val="1"/>
+      <w:numFmt w:val="bullet"/>
+      <w:lvlText w:val=""/>
+      <w:lvlJc w:val="left"/>
+      <w:pPr>
+        <w:tabs>
+          <w:tab w:val="num" w:pos="4320"/>
+        </w:tabs>
+        <w:ind w:left="4320" w:hanging="360"/>
+      </w:pPr>
+      <w:rPr>
+        <w:rFonts w:ascii="Wingdings" w:hAnsi="Wingdings" w:hint="default"/>
+        <w:sz w:val="20"/>
+      </w:rPr>
+    </w:lvl>
+    <w:lvl w:ilvl="6" w:tentative="1">
+      <w:start w:val="1"/>
+      <w:numFmt w:val="bullet"/>
+      <w:lvlText w:val=""/>
+      <w:lvlJc w:val="left"/>
+      <w:pPr>
+        <w:tabs>
+          <w:tab w:val="num" w:pos="5040"/>
+        </w:tabs>
+        <w:ind w:left="5040" w:hanging="360"/>
+      </w:pPr>
+      <w:rPr>
+        <w:rFonts w:ascii="Wingdings" w:hAnsi="Wingdings" w:hint="default"/>
+        <w:sz w:val="20"/>
+      </w:rPr>
+    </w:lvl>
+    <w:lvl w:ilvl="7" w:tentative="1">
+      <w:start w:val="1"/>
+      <w:numFmt w:val="bullet"/>
+      <w:lvlText w:val=""/>
+      <w:lvlJc w:val="left"/>
+      <w:pPr>
+        <w:tabs>
+          <w:tab w:val="num" w:pos="5760"/>
+        </w:tabs>
+        <w:ind w:left="5760" w:hanging="360"/>
+      </w:pPr>
+      <w:rPr>
+        <w:rFonts w:ascii="Wingdings" w:hAnsi="Wingdings" w:hint="default"/>
+        <w:sz w:val="20"/>
+      </w:rPr>
+    </w:lvl>
+    <w:lvl w:ilvl="8" w:tentative="1">
+      <w:start w:val="1"/>
+      <w:numFmt w:val="bullet"/>
+      <w:lvlText w:val=""/>
+      <w:lvlJc w:val="left"/>
+      <w:pPr>
+        <w:tabs>
+          <w:tab w:val="num" w:pos="6480"/>
+        </w:tabs>
+        <w:ind w:left="6480" w:hanging="360"/>
+      </w:pPr>
+      <w:rPr>
+        <w:rFonts w:ascii="Wingdings" w:hAnsi="Wingdings" w:hint="default"/>
+        <w:sz w:val="20"/>
+      </w:rPr>
+    </w:lvl>
+  </w:abstractNum>
+  <w:abstractNum w:abstractNumId="15" w15:restartNumberingAfterBreak="0">
+    <w:nsid w:val="48ED79BE"/>
+    <w:multiLevelType w:val="multilevel"/>
+    <w:tmpl w:val="97BC9E8C"/>
+    <w:lvl w:ilvl="0">
+      <w:start w:val="1"/>
+      <w:numFmt w:val="bullet"/>
+      <w:lvlText w:val=""/>
+      <w:lvlJc w:val="left"/>
+      <w:pPr>
+        <w:tabs>
+          <w:tab w:val="num" w:pos="720"/>
+        </w:tabs>
+        <w:ind w:left="720" w:hanging="360"/>
+      </w:pPr>
+      <w:rPr>
+        <w:rFonts w:ascii="Symbol" w:hAnsi="Symbol" w:hint="default"/>
+        <w:sz w:val="20"/>
+      </w:rPr>
+    </w:lvl>
+    <w:lvl w:ilvl="1" w:tentative="1">
+      <w:start w:val="1"/>
+      <w:numFmt w:val="bullet"/>
+      <w:lvlText w:val="o"/>
+      <w:lvlJc w:val="left"/>
+      <w:pPr>
+        <w:tabs>
+          <w:tab w:val="num" w:pos="1440"/>
+        </w:tabs>
+        <w:ind w:left="1440" w:hanging="360"/>
+      </w:pPr>
+      <w:rPr>
+        <w:rFonts w:ascii="Courier New" w:hAnsi="Courier New" w:hint="default"/>
+        <w:sz w:val="20"/>
+      </w:rPr>
+    </w:lvl>
+    <w:lvl w:ilvl="2" w:tentative="1">
+      <w:start w:val="1"/>
+      <w:numFmt w:val="bullet"/>
+      <w:lvlText w:val=""/>
+      <w:lvlJc w:val="left"/>
+      <w:pPr>
+        <w:tabs>
+          <w:tab w:val="num" w:pos="2160"/>
+        </w:tabs>
+        <w:ind w:left="2160" w:hanging="360"/>
+      </w:pPr>
+      <w:rPr>
+        <w:rFonts w:ascii="Wingdings" w:hAnsi="Wingdings" w:hint="default"/>
+        <w:sz w:val="20"/>
+      </w:rPr>
+    </w:lvl>
+    <w:lvl w:ilvl="3" w:tentative="1">
+      <w:start w:val="1"/>
+      <w:numFmt w:val="bullet"/>
+      <w:lvlText w:val=""/>
+      <w:lvlJc w:val="left"/>
+      <w:pPr>
+        <w:tabs>
+          <w:tab w:val="num" w:pos="2880"/>
+        </w:tabs>
+        <w:ind w:left="2880" w:hanging="360"/>
+      </w:pPr>
+      <w:rPr>
+        <w:rFonts w:ascii="Wingdings" w:hAnsi="Wingdings" w:hint="default"/>
+        <w:sz w:val="20"/>
+      </w:rPr>
+    </w:lvl>
+    <w:lvl w:ilvl="4" w:tentative="1">
+      <w:start w:val="1"/>
+      <w:numFmt w:val="bullet"/>
+      <w:lvlText w:val=""/>
+      <w:lvlJc w:val="left"/>
+      <w:pPr>
+        <w:tabs>
+          <w:tab w:val="num" w:pos="3600"/>
+        </w:tabs>
+        <w:ind w:left="3600" w:hanging="360"/>
+      </w:pPr>
+      <w:rPr>
+        <w:rFonts w:ascii="Wingdings" w:hAnsi="Wingdings" w:hint="default"/>
+        <w:sz w:val="20"/>
+      </w:rPr>
+    </w:lvl>
+    <w:lvl w:ilvl="5" w:tentative="1">
+      <w:start w:val="1"/>
+      <w:numFmt w:val="bullet"/>
+      <w:lvlText w:val=""/>
+      <w:lvlJc w:val="left"/>
+      <w:pPr>
+        <w:tabs>
+          <w:tab w:val="num" w:pos="4320"/>
+        </w:tabs>
+        <w:ind w:left="4320" w:hanging="360"/>
+      </w:pPr>
+      <w:rPr>
+        <w:rFonts w:ascii="Wingdings" w:hAnsi="Wingdings" w:hint="default"/>
+        <w:sz w:val="20"/>
+      </w:rPr>
+    </w:lvl>
+    <w:lvl w:ilvl="6" w:tentative="1">
+      <w:start w:val="1"/>
+      <w:numFmt w:val="bullet"/>
+      <w:lvlText w:val=""/>
+      <w:lvlJc w:val="left"/>
+      <w:pPr>
+        <w:tabs>
+          <w:tab w:val="num" w:pos="5040"/>
+        </w:tabs>
+        <w:ind w:left="5040" w:hanging="360"/>
+      </w:pPr>
+      <w:rPr>
+        <w:rFonts w:ascii="Wingdings" w:hAnsi="Wingdings" w:hint="default"/>
+        <w:sz w:val="20"/>
+      </w:rPr>
+    </w:lvl>
+    <w:lvl w:ilvl="7" w:tentative="1">
+      <w:start w:val="1"/>
+      <w:numFmt w:val="bullet"/>
+      <w:lvlText w:val=""/>
+      <w:lvlJc w:val="left"/>
+      <w:pPr>
+        <w:tabs>
+          <w:tab w:val="num" w:pos="5760"/>
+        </w:tabs>
+        <w:ind w:left="5760" w:hanging="360"/>
+      </w:pPr>
+      <w:rPr>
+        <w:rFonts w:ascii="Wingdings" w:hAnsi="Wingdings" w:hint="default"/>
+        <w:sz w:val="20"/>
+      </w:rPr>
+    </w:lvl>
+    <w:lvl w:ilvl="8" w:tentative="1">
+      <w:start w:val="1"/>
+      <w:numFmt w:val="bullet"/>
+      <w:lvlText w:val=""/>
+      <w:lvlJc w:val="left"/>
+      <w:pPr>
+        <w:tabs>
+          <w:tab w:val="num" w:pos="6480"/>
+        </w:tabs>
+        <w:ind w:left="6480" w:hanging="360"/>
+      </w:pPr>
+      <w:rPr>
+        <w:rFonts w:ascii="Wingdings" w:hAnsi="Wingdings" w:hint="default"/>
+        <w:sz w:val="20"/>
+      </w:rPr>
+    </w:lvl>
+  </w:abstractNum>
+  <w:abstractNum w:abstractNumId="16" w15:restartNumberingAfterBreak="0">
     <w:nsid w:val="54B62298"/>
     <w:multiLevelType w:val="hybridMultilevel"/>
     <w:tmpl w:val="A288B5EC"/>
@@ -2062,7 +2717,305 @@
       </w:rPr>
     </w:lvl>
   </w:abstractNum>
-  <w:abstractNum w:abstractNumId="14" w15:restartNumberingAfterBreak="0">
+  <w:abstractNum w:abstractNumId="17" w15:restartNumberingAfterBreak="0">
+    <w:nsid w:val="60BE1589"/>
+    <w:multiLevelType w:val="multilevel"/>
+    <w:tmpl w:val="CC3EDB6E"/>
+    <w:lvl w:ilvl="0">
+      <w:start w:val="1"/>
+      <w:numFmt w:val="bullet"/>
+      <w:lvlText w:val=""/>
+      <w:lvlJc w:val="left"/>
+      <w:pPr>
+        <w:tabs>
+          <w:tab w:val="num" w:pos="720"/>
+        </w:tabs>
+        <w:ind w:left="720" w:hanging="360"/>
+      </w:pPr>
+      <w:rPr>
+        <w:rFonts w:ascii="Symbol" w:hAnsi="Symbol" w:hint="default"/>
+        <w:sz w:val="20"/>
+      </w:rPr>
+    </w:lvl>
+    <w:lvl w:ilvl="1" w:tentative="1">
+      <w:start w:val="1"/>
+      <w:numFmt w:val="bullet"/>
+      <w:lvlText w:val="o"/>
+      <w:lvlJc w:val="left"/>
+      <w:pPr>
+        <w:tabs>
+          <w:tab w:val="num" w:pos="1440"/>
+        </w:tabs>
+        <w:ind w:left="1440" w:hanging="360"/>
+      </w:pPr>
+      <w:rPr>
+        <w:rFonts w:ascii="Courier New" w:hAnsi="Courier New" w:hint="default"/>
+        <w:sz w:val="20"/>
+      </w:rPr>
+    </w:lvl>
+    <w:lvl w:ilvl="2" w:tentative="1">
+      <w:start w:val="1"/>
+      <w:numFmt w:val="bullet"/>
+      <w:lvlText w:val=""/>
+      <w:lvlJc w:val="left"/>
+      <w:pPr>
+        <w:tabs>
+          <w:tab w:val="num" w:pos="2160"/>
+        </w:tabs>
+        <w:ind w:left="2160" w:hanging="360"/>
+      </w:pPr>
+      <w:rPr>
+        <w:rFonts w:ascii="Wingdings" w:hAnsi="Wingdings" w:hint="default"/>
+        <w:sz w:val="20"/>
+      </w:rPr>
+    </w:lvl>
+    <w:lvl w:ilvl="3" w:tentative="1">
+      <w:start w:val="1"/>
+      <w:numFmt w:val="bullet"/>
+      <w:lvlText w:val=""/>
+      <w:lvlJc w:val="left"/>
+      <w:pPr>
+        <w:tabs>
+          <w:tab w:val="num" w:pos="2880"/>
+        </w:tabs>
+        <w:ind w:left="2880" w:hanging="360"/>
+      </w:pPr>
+      <w:rPr>
+        <w:rFonts w:ascii="Wingdings" w:hAnsi="Wingdings" w:hint="default"/>
+        <w:sz w:val="20"/>
+      </w:rPr>
+    </w:lvl>
+    <w:lvl w:ilvl="4" w:tentative="1">
+      <w:start w:val="1"/>
+      <w:numFmt w:val="bullet"/>
+      <w:lvlText w:val=""/>
+      <w:lvlJc w:val="left"/>
+      <w:pPr>
+        <w:tabs>
+          <w:tab w:val="num" w:pos="3600"/>
+        </w:tabs>
+        <w:ind w:left="3600" w:hanging="360"/>
+      </w:pPr>
+      <w:rPr>
+        <w:rFonts w:ascii="Wingdings" w:hAnsi="Wingdings" w:hint="default"/>
+        <w:sz w:val="20"/>
+      </w:rPr>
+    </w:lvl>
+    <w:lvl w:ilvl="5" w:tentative="1">
+      <w:start w:val="1"/>
+      <w:numFmt w:val="bullet"/>
+      <w:lvlText w:val=""/>
+      <w:lvlJc w:val="left"/>
+      <w:pPr>
+        <w:tabs>
+          <w:tab w:val="num" w:pos="4320"/>
+        </w:tabs>
+        <w:ind w:left="4320" w:hanging="360"/>
+      </w:pPr>
+      <w:rPr>
+        <w:rFonts w:ascii="Wingdings" w:hAnsi="Wingdings" w:hint="default"/>
+        <w:sz w:val="20"/>
+      </w:rPr>
+    </w:lvl>
+    <w:lvl w:ilvl="6" w:tentative="1">
+      <w:start w:val="1"/>
+      <w:numFmt w:val="bullet"/>
+      <w:lvlText w:val=""/>
+      <w:lvlJc w:val="left"/>
+      <w:pPr>
+        <w:tabs>
+          <w:tab w:val="num" w:pos="5040"/>
+        </w:tabs>
+        <w:ind w:left="5040" w:hanging="360"/>
+      </w:pPr>
+      <w:rPr>
+        <w:rFonts w:ascii="Wingdings" w:hAnsi="Wingdings" w:hint="default"/>
+        <w:sz w:val="20"/>
+      </w:rPr>
+    </w:lvl>
+    <w:lvl w:ilvl="7" w:tentative="1">
+      <w:start w:val="1"/>
+      <w:numFmt w:val="bullet"/>
+      <w:lvlText w:val=""/>
+      <w:lvlJc w:val="left"/>
+      <w:pPr>
+        <w:tabs>
+          <w:tab w:val="num" w:pos="5760"/>
+        </w:tabs>
+        <w:ind w:left="5760" w:hanging="360"/>
+      </w:pPr>
+      <w:rPr>
+        <w:rFonts w:ascii="Wingdings" w:hAnsi="Wingdings" w:hint="default"/>
+        <w:sz w:val="20"/>
+      </w:rPr>
+    </w:lvl>
+    <w:lvl w:ilvl="8" w:tentative="1">
+      <w:start w:val="1"/>
+      <w:numFmt w:val="bullet"/>
+      <w:lvlText w:val=""/>
+      <w:lvlJc w:val="left"/>
+      <w:pPr>
+        <w:tabs>
+          <w:tab w:val="num" w:pos="6480"/>
+        </w:tabs>
+        <w:ind w:left="6480" w:hanging="360"/>
+      </w:pPr>
+      <w:rPr>
+        <w:rFonts w:ascii="Wingdings" w:hAnsi="Wingdings" w:hint="default"/>
+        <w:sz w:val="20"/>
+      </w:rPr>
+    </w:lvl>
+  </w:abstractNum>
+  <w:abstractNum w:abstractNumId="18" w15:restartNumberingAfterBreak="0">
+    <w:nsid w:val="67201274"/>
+    <w:multiLevelType w:val="multilevel"/>
+    <w:tmpl w:val="351857AC"/>
+    <w:lvl w:ilvl="0">
+      <w:start w:val="1"/>
+      <w:numFmt w:val="bullet"/>
+      <w:lvlText w:val=""/>
+      <w:lvlJc w:val="left"/>
+      <w:pPr>
+        <w:tabs>
+          <w:tab w:val="num" w:pos="720"/>
+        </w:tabs>
+        <w:ind w:left="720" w:hanging="360"/>
+      </w:pPr>
+      <w:rPr>
+        <w:rFonts w:ascii="Symbol" w:hAnsi="Symbol" w:hint="default"/>
+        <w:sz w:val="20"/>
+      </w:rPr>
+    </w:lvl>
+    <w:lvl w:ilvl="1" w:tentative="1">
+      <w:start w:val="1"/>
+      <w:numFmt w:val="bullet"/>
+      <w:lvlText w:val="o"/>
+      <w:lvlJc w:val="left"/>
+      <w:pPr>
+        <w:tabs>
+          <w:tab w:val="num" w:pos="1440"/>
+        </w:tabs>
+        <w:ind w:left="1440" w:hanging="360"/>
+      </w:pPr>
+      <w:rPr>
+        <w:rFonts w:ascii="Courier New" w:hAnsi="Courier New" w:hint="default"/>
+        <w:sz w:val="20"/>
+      </w:rPr>
+    </w:lvl>
+    <w:lvl w:ilvl="2" w:tentative="1">
+      <w:start w:val="1"/>
+      <w:numFmt w:val="bullet"/>
+      <w:lvlText w:val=""/>
+      <w:lvlJc w:val="left"/>
+      <w:pPr>
+        <w:tabs>
+          <w:tab w:val="num" w:pos="2160"/>
+        </w:tabs>
+        <w:ind w:left="2160" w:hanging="360"/>
+      </w:pPr>
+      <w:rPr>
+        <w:rFonts w:ascii="Wingdings" w:hAnsi="Wingdings" w:hint="default"/>
+        <w:sz w:val="20"/>
+      </w:rPr>
+    </w:lvl>
+    <w:lvl w:ilvl="3" w:tentative="1">
+      <w:start w:val="1"/>
+      <w:numFmt w:val="bullet"/>
+      <w:lvlText w:val=""/>
+      <w:lvlJc w:val="left"/>
+      <w:pPr>
+        <w:tabs>
+          <w:tab w:val="num" w:pos="2880"/>
+        </w:tabs>
+        <w:ind w:left="2880" w:hanging="360"/>
+      </w:pPr>
+      <w:rPr>
+        <w:rFonts w:ascii="Wingdings" w:hAnsi="Wingdings" w:hint="default"/>
+        <w:sz w:val="20"/>
+      </w:rPr>
+    </w:lvl>
+    <w:lvl w:ilvl="4" w:tentative="1">
+      <w:start w:val="1"/>
+      <w:numFmt w:val="bullet"/>
+      <w:lvlText w:val=""/>
+      <w:lvlJc w:val="left"/>
+      <w:pPr>
+        <w:tabs>
+          <w:tab w:val="num" w:pos="3600"/>
+        </w:tabs>
+        <w:ind w:left="3600" w:hanging="360"/>
+      </w:pPr>
+      <w:rPr>
+        <w:rFonts w:ascii="Wingdings" w:hAnsi="Wingdings" w:hint="default"/>
+        <w:sz w:val="20"/>
+      </w:rPr>
+    </w:lvl>
+    <w:lvl w:ilvl="5" w:tentative="1">
+      <w:start w:val="1"/>
+      <w:numFmt w:val="bullet"/>
+      <w:lvlText w:val=""/>
+      <w:lvlJc w:val="left"/>
+      <w:pPr>
+        <w:tabs>
+          <w:tab w:val="num" w:pos="4320"/>
+        </w:tabs>
+        <w:ind w:left="4320" w:hanging="360"/>
+      </w:pPr>
+      <w:rPr>
+        <w:rFonts w:ascii="Wingdings" w:hAnsi="Wingdings" w:hint="default"/>
+        <w:sz w:val="20"/>
+      </w:rPr>
+    </w:lvl>
+    <w:lvl w:ilvl="6" w:tentative="1">
+      <w:start w:val="1"/>
+      <w:numFmt w:val="bullet"/>
+      <w:lvlText w:val=""/>
+      <w:lvlJc w:val="left"/>
+      <w:pPr>
+        <w:tabs>
+          <w:tab w:val="num" w:pos="5040"/>
+        </w:tabs>
+        <w:ind w:left="5040" w:hanging="360"/>
+      </w:pPr>
+      <w:rPr>
+        <w:rFonts w:ascii="Wingdings" w:hAnsi="Wingdings" w:hint="default"/>
+        <w:sz w:val="20"/>
+      </w:rPr>
+    </w:lvl>
+    <w:lvl w:ilvl="7" w:tentative="1">
+      <w:start w:val="1"/>
+      <w:numFmt w:val="bullet"/>
+      <w:lvlText w:val=""/>
+      <w:lvlJc w:val="left"/>
+      <w:pPr>
+        <w:tabs>
+          <w:tab w:val="num" w:pos="5760"/>
+        </w:tabs>
+        <w:ind w:left="5760" w:hanging="360"/>
+      </w:pPr>
+      <w:rPr>
+        <w:rFonts w:ascii="Wingdings" w:hAnsi="Wingdings" w:hint="default"/>
+        <w:sz w:val="20"/>
+      </w:rPr>
+    </w:lvl>
+    <w:lvl w:ilvl="8" w:tentative="1">
+      <w:start w:val="1"/>
+      <w:numFmt w:val="bullet"/>
+      <w:lvlText w:val=""/>
+      <w:lvlJc w:val="left"/>
+      <w:pPr>
+        <w:tabs>
+          <w:tab w:val="num" w:pos="6480"/>
+        </w:tabs>
+        <w:ind w:left="6480" w:hanging="360"/>
+      </w:pPr>
+      <w:rPr>
+        <w:rFonts w:ascii="Wingdings" w:hAnsi="Wingdings" w:hint="default"/>
+        <w:sz w:val="20"/>
+      </w:rPr>
+    </w:lvl>
+  </w:abstractNum>
+  <w:abstractNum w:abstractNumId="19" w15:restartNumberingAfterBreak="0">
     <w:nsid w:val="77A95487"/>
     <w:multiLevelType w:val="hybridMultilevel"/>
     <w:tmpl w:val="DC7C2012"/>
@@ -2205,19 +3158,34 @@
     <w:abstractNumId w:val="9"/>
   </w:num>
   <w:num w:numId="11" w16cid:durableId="816722100">
-    <w:abstractNumId w:val="14"/>
+    <w:abstractNumId w:val="19"/>
   </w:num>
   <w:num w:numId="12" w16cid:durableId="1432701337">
     <w:abstractNumId w:val="11"/>
   </w:num>
   <w:num w:numId="13" w16cid:durableId="1542594236">
-    <w:abstractNumId w:val="12"/>
+    <w:abstractNumId w:val="13"/>
   </w:num>
   <w:num w:numId="14" w16cid:durableId="1425881051">
     <w:abstractNumId w:val="10"/>
   </w:num>
   <w:num w:numId="15" w16cid:durableId="1181159847">
-    <w:abstractNumId w:val="13"/>
+    <w:abstractNumId w:val="16"/>
+  </w:num>
+  <w:num w:numId="16" w16cid:durableId="1352337229">
+    <w:abstractNumId w:val="14"/>
+  </w:num>
+  <w:num w:numId="17" w16cid:durableId="1915316253">
+    <w:abstractNumId w:val="15"/>
+  </w:num>
+  <w:num w:numId="18" w16cid:durableId="2037121209">
+    <w:abstractNumId w:val="18"/>
+  </w:num>
+  <w:num w:numId="19" w16cid:durableId="1120952496">
+    <w:abstractNumId w:val="12"/>
+  </w:num>
+  <w:num w:numId="20" w16cid:durableId="1179734854">
+    <w:abstractNumId w:val="17"/>
   </w:num>
 </w:numbering>
 </file>

--- a/ReportTemplateSample.docx
+++ b/ReportTemplateSample.docx
@@ -774,7 +774,13 @@
         <w:spacing w:line="240" w:lineRule="auto"/>
       </w:pPr>
       <w:r>
-        <w:t>Have a user friendly interface</w:t>
+        <w:t xml:space="preserve">Have a </w:t>
+      </w:r>
+      <w:r>
+        <w:t>user-friendly</w:t>
+      </w:r>
+      <w:r>
+        <w:t xml:space="preserve"> interface</w:t>
       </w:r>
     </w:p>
     <w:p>
@@ -797,10 +803,11 @@
     <w:p>
       <w:r>
         <w:rPr>
+          <w:noProof/>
           <w:color w:val="FF0000"/>
         </w:rPr>
         <w:drawing>
-          <wp:anchor distT="0" distB="0" distL="114300" distR="114300" simplePos="0" relativeHeight="251661312" behindDoc="0" locked="0" layoutInCell="1" allowOverlap="1" wp14:anchorId="1A7F2053" wp14:editId="405CAEFA">
+          <wp:anchor distT="0" distB="0" distL="114300" distR="114300" simplePos="0" relativeHeight="251655680" behindDoc="0" locked="0" layoutInCell="1" allowOverlap="1" wp14:anchorId="1A7F2053" wp14:editId="405CAEFA">
             <wp:simplePos x="0" y="0"/>
             <wp:positionH relativeFrom="column">
               <wp:posOffset>0</wp:posOffset>
@@ -906,10 +913,7 @@
         <w:t xml:space="preserve">r </w:t>
       </w:r>
       <w:r>
-        <w:t xml:space="preserve">Candidate, Employer, </w:t>
-      </w:r>
-      <w:r>
-        <w:t>etc.</w:t>
+        <w:t>Candidate, Employer, etc.</w:t>
       </w:r>
     </w:p>
     <w:p>
@@ -1078,7 +1082,6 @@
         <w:t>.</w:t>
       </w:r>
     </w:p>
-    <w:p/>
     <w:p>
       <w:pPr>
         <w:pStyle w:val="Heading1"/>
@@ -1090,39 +1093,81 @@
         <w:jc w:val="both"/>
       </w:pPr>
       <w:r>
+        <w:rPr>
+          <w:rFonts w:asciiTheme="minorHAnsi" w:eastAsiaTheme="minorEastAsia" w:hAnsiTheme="minorHAnsi" w:cstheme="minorBidi"/>
+          <w:b w:val="0"/>
+          <w:bCs w:val="0"/>
+          <w:noProof/>
+          <w:color w:val="FF0000"/>
+          <w:sz w:val="22"/>
+          <w:szCs w:val="22"/>
+        </w:rPr>
+        <w:drawing>
+          <wp:anchor distT="0" distB="0" distL="114300" distR="114300" simplePos="0" relativeHeight="251666944" behindDoc="1" locked="0" layoutInCell="1" allowOverlap="1" wp14:anchorId="0AB8F2E7" wp14:editId="54DA6E87">
+            <wp:simplePos x="0" y="0"/>
+            <wp:positionH relativeFrom="column">
+              <wp:posOffset>-668020</wp:posOffset>
+            </wp:positionH>
+            <wp:positionV relativeFrom="paragraph">
+              <wp:posOffset>514985</wp:posOffset>
+            </wp:positionV>
+            <wp:extent cx="6861175" cy="2527935"/>
+            <wp:effectExtent l="0" t="0" r="0" b="5715"/>
+            <wp:wrapTight wrapText="bothSides">
+              <wp:wrapPolygon edited="0">
+                <wp:start x="0" y="0"/>
+                <wp:lineTo x="0" y="21486"/>
+                <wp:lineTo x="21530" y="21486"/>
+                <wp:lineTo x="21530" y="0"/>
+                <wp:lineTo x="0" y="0"/>
+              </wp:wrapPolygon>
+            </wp:wrapTight>
+            <wp:docPr id="904258539" name="Picture 1"/>
+            <wp:cNvGraphicFramePr>
+              <a:graphicFrameLocks xmlns:a="http://schemas.openxmlformats.org/drawingml/2006/main" noChangeAspect="1"/>
+            </wp:cNvGraphicFramePr>
+            <a:graphic xmlns:a="http://schemas.openxmlformats.org/drawingml/2006/main">
+              <a:graphicData uri="http://schemas.openxmlformats.org/drawingml/2006/picture">
+                <pic:pic xmlns:pic="http://schemas.openxmlformats.org/drawingml/2006/picture">
+                  <pic:nvPicPr>
+                    <pic:cNvPr id="904258539" name=""/>
+                    <pic:cNvPicPr/>
+                  </pic:nvPicPr>
+                  <pic:blipFill>
+                    <a:blip r:embed="rId11"/>
+                    <a:stretch>
+                      <a:fillRect/>
+                    </a:stretch>
+                  </pic:blipFill>
+                  <pic:spPr>
+                    <a:xfrm>
+                      <a:off x="0" y="0"/>
+                      <a:ext cx="6861175" cy="2527935"/>
+                    </a:xfrm>
+                    <a:prstGeom prst="rect">
+                      <a:avLst/>
+                    </a:prstGeom>
+                  </pic:spPr>
+                </pic:pic>
+              </a:graphicData>
+            </a:graphic>
+            <wp14:sizeRelH relativeFrom="margin">
+              <wp14:pctWidth>0</wp14:pctWidth>
+            </wp14:sizeRelH>
+            <wp14:sizeRelV relativeFrom="margin">
+              <wp14:pctHeight>0</wp14:pctHeight>
+            </wp14:sizeRelV>
+          </wp:anchor>
+        </w:drawing>
+      </w:r>
+      <w:r>
         <w:t>Database Design</w:t>
       </w:r>
       <w:r>
         <w:t xml:space="preserve"> </w:t>
       </w:r>
     </w:p>
-    <w:p>
-      <w:pPr>
-        <w:spacing w:after="0" w:line="240" w:lineRule="auto"/>
-        <w:jc w:val="both"/>
-        <w:rPr>
-          <w:color w:val="FF0000"/>
-        </w:rPr>
-      </w:pPr>
-      <w:r>
-        <w:rPr>
-          <w:color w:val="FF0000"/>
-        </w:rPr>
-        <w:t xml:space="preserve">Draw Entity Relation Diagrams (ERD) that present the architecture of your database. Explain all the entities </w:t>
-      </w:r>
-      <w:r>
-        <w:rPr>
-          <w:color w:val="FF0000"/>
-        </w:rPr>
-        <w:t>with their attributes and the relationships between entities in your database.</w:t>
-      </w:r>
-      <w:r>
-        <w:rPr>
-          <w:color w:val="FF0000"/>
-        </w:rPr>
-        <w:t xml:space="preserve">  </w:t>
-      </w:r>
-    </w:p>
+    <w:p/>
     <w:p>
       <w:pPr>
         <w:pStyle w:val="Heading1"/>
@@ -1143,154 +1188,1136 @@
     <w:p>
       <w:pPr>
         <w:spacing w:after="0"/>
-        <w:jc w:val="both"/>
         <w:rPr>
           <w:rFonts w:cstheme="majorHAnsi"/>
-          <w:color w:val="FF0000"/>
+          <w:b/>
+          <w:bCs/>
         </w:rPr>
       </w:pPr>
       <w:r>
         <w:rPr>
           <w:rFonts w:cstheme="majorHAnsi"/>
-          <w:color w:val="FF0000"/>
+          <w:b/>
+          <w:bCs/>
         </w:rPr>
-        <w:t>Details on how you implement your</w:t>
-      </w:r>
-      <w:r>
+        <w:t>M – Model</w:t>
+      </w:r>
+    </w:p>
+    <w:p>
+      <w:pPr>
+        <w:spacing w:after="0"/>
         <w:rPr>
           <w:rFonts w:cstheme="majorHAnsi"/>
-          <w:color w:val="FF0000"/>
+        </w:rPr>
+      </w:pPr>
+      <w:r>
+        <w:rPr>
+          <w:rFonts w:cstheme="majorHAnsi"/>
+        </w:rPr>
+        <w:t xml:space="preserve">The </w:t>
+      </w:r>
+      <w:r>
+        <w:rPr>
+          <w:rFonts w:cstheme="majorHAnsi"/>
+        </w:rPr>
+        <w:t>main</w:t>
+      </w:r>
+      <w:r>
+        <w:rPr>
+          <w:rFonts w:cstheme="majorHAnsi"/>
+        </w:rPr>
+        <w:t xml:space="preserve"> entities and relationships for the </w:t>
+      </w:r>
+      <w:r>
+        <w:rPr>
+          <w:rFonts w:cstheme="majorHAnsi"/>
+        </w:rPr>
+        <w:t>app is</w:t>
+      </w:r>
+      <w:r>
+        <w:rPr>
+          <w:rFonts w:cstheme="majorHAnsi"/>
+        </w:rPr>
+        <w:t xml:space="preserve"> defined by the model layer, which is implemented in core/models.py</w:t>
+      </w:r>
+      <w:r>
+        <w:rPr>
+          <w:rFonts w:cstheme="majorHAnsi"/>
+        </w:rPr>
+        <w:t xml:space="preserve">, </w:t>
+      </w:r>
+      <w:r>
+        <w:rPr>
+          <w:rFonts w:cstheme="majorHAnsi"/>
+        </w:rPr>
+        <w:t xml:space="preserve">UserProfile adds a role to a Django user. The link between CandidateProfile and User is one-to-one. The link between EmployerProfile and User is one-to-one. Unique skill names are stored in the skill. CandidateSkill prevents duplicate skills for each applicant by linking CandidateProfile and Skill with unique together. The job is part of an employer profile. The application associates a CandidateProfile with a job that has the </w:t>
+      </w:r>
+      <w:r>
+        <w:rPr>
+          <w:rFonts w:cstheme="majorHAnsi"/>
+        </w:rPr>
+        <w:t>status pending to be accepted or declined.</w:t>
+      </w:r>
+      <w:r>
+        <w:rPr>
+          <w:rFonts w:cstheme="majorHAnsi"/>
+        </w:rPr>
+        <w:br/>
+        <w:t xml:space="preserve">This structure is consistent </w:t>
+      </w:r>
+      <w:r>
+        <w:rPr>
+          <w:rFonts w:cstheme="majorHAnsi"/>
+        </w:rPr>
+        <w:t>and with the</w:t>
+      </w:r>
+      <w:r>
+        <w:rPr>
+          <w:rFonts w:cstheme="majorHAnsi"/>
+        </w:rPr>
+        <w:t xml:space="preserve"> database design in which profile information is divided into profile tables, user identification is in Django User, and transactional entities use foreign keys to refer to those profiles. </w:t>
+      </w:r>
+    </w:p>
+    <w:p>
+      <w:pPr>
+        <w:spacing w:after="0"/>
+        <w:rPr>
+          <w:rFonts w:cstheme="majorHAnsi"/>
+          <w:b/>
+          <w:bCs/>
+        </w:rPr>
+      </w:pPr>
+      <w:r>
+        <w:rPr>
+          <w:rFonts w:cstheme="majorHAnsi"/>
+          <w:b/>
+          <w:bCs/>
+        </w:rPr>
+        <w:t>V – View</w:t>
+      </w:r>
+    </w:p>
+    <w:p>
+      <w:pPr>
+        <w:spacing w:after="0"/>
+        <w:rPr>
+          <w:rFonts w:cstheme="majorHAnsi"/>
+        </w:rPr>
+      </w:pPr>
+      <w:r>
+        <w:rPr>
+          <w:rFonts w:cstheme="majorHAnsi"/>
+        </w:rPr>
+        <w:t>It’s a role-based</w:t>
+      </w:r>
+      <w:r>
+        <w:rPr>
+          <w:rFonts w:cstheme="majorHAnsi"/>
+        </w:rPr>
+        <w:t xml:space="preserve"> access control and </w:t>
+      </w:r>
+      <w:r>
+        <w:rPr>
+          <w:rFonts w:cstheme="majorHAnsi"/>
+        </w:rPr>
+        <w:t>function is also role-based</w:t>
+      </w:r>
+      <w:r>
+        <w:rPr>
+          <w:rFonts w:cstheme="majorHAnsi"/>
+        </w:rPr>
+        <w:t xml:space="preserve"> views </w:t>
+      </w:r>
+      <w:r>
+        <w:rPr>
+          <w:rFonts w:cstheme="majorHAnsi"/>
+        </w:rPr>
+        <w:t xml:space="preserve">and </w:t>
+      </w:r>
+      <w:r>
+        <w:rPr>
+          <w:rFonts w:cstheme="majorHAnsi"/>
+        </w:rPr>
+        <w:t>are used in core/views.py to construct the view layer</w:t>
+      </w:r>
+      <w:r>
+        <w:rPr>
+          <w:rFonts w:cstheme="majorHAnsi"/>
+        </w:rPr>
+        <w:t>,</w:t>
+      </w:r>
+      <w:r>
+        <w:rPr>
+          <w:rFonts w:cstheme="majorHAnsi"/>
+        </w:rPr>
+        <w:t xml:space="preserve"> Django's built-in login view is in core/urls.py, along with the registration and logout views. Features for candidates include add_candidate_skill, skill list, and add application. Recruiter/admin overview</w:t>
+      </w:r>
+      <w:r>
+        <w:rPr>
+          <w:rFonts w:cstheme="majorHAnsi"/>
+        </w:rPr>
+        <w:t>,</w:t>
+      </w:r>
+      <w:r>
+        <w:rPr>
+          <w:rFonts w:cstheme="majorHAnsi"/>
+        </w:rPr>
+        <w:t xml:space="preserve"> a list of applications with more visibility. Role checks and @login_required are used to impose access control. </w:t>
+      </w:r>
+    </w:p>
+    <w:p>
+      <w:pPr>
+        <w:spacing w:after="0"/>
+        <w:rPr>
+          <w:rFonts w:cstheme="majorHAnsi"/>
+          <w:b/>
+          <w:bCs/>
+        </w:rPr>
+      </w:pPr>
+      <w:r>
+        <w:rPr>
+          <w:rFonts w:cstheme="majorHAnsi"/>
+          <w:b/>
+          <w:bCs/>
+        </w:rPr>
+        <w:t>T – Template</w:t>
+      </w:r>
+    </w:p>
+    <w:p>
+      <w:pPr>
+        <w:spacing w:after="0"/>
+        <w:rPr>
+          <w:rFonts w:cstheme="majorHAnsi"/>
+        </w:rPr>
+      </w:pPr>
+      <w:r>
+        <w:rPr>
+          <w:rFonts w:cstheme="majorHAnsi"/>
+        </w:rPr>
+        <w:t>This is a role specific</w:t>
+      </w:r>
+      <w:r>
+        <w:rPr>
+          <w:rFonts w:cstheme="majorHAnsi"/>
+        </w:rPr>
+        <w:t xml:space="preserve"> user </w:t>
+      </w:r>
+      <w:r>
+        <w:rPr>
+          <w:rFonts w:cstheme="majorHAnsi"/>
+        </w:rPr>
+        <w:t>interface,</w:t>
+      </w:r>
+      <w:r>
+        <w:rPr>
+          <w:rFonts w:cstheme="majorHAnsi"/>
         </w:rPr>
         <w:t xml:space="preserve"> </w:t>
       </w:r>
       <w:r>
         <w:rPr>
           <w:rFonts w:cstheme="majorHAnsi"/>
-          <w:color w:val="FF0000"/>
         </w:rPr>
-        <w:t>web framework in Django with the MVT</w:t>
+        <w:t xml:space="preserve">and it </w:t>
       </w:r>
       <w:r>
         <w:rPr>
           <w:rFonts w:cstheme="majorHAnsi"/>
-          <w:color w:val="FF0000"/>
         </w:rPr>
-        <w:t xml:space="preserve"> architecture:</w:t>
+        <w:t>is rendered</w:t>
+      </w:r>
+      <w:r>
+        <w:rPr>
+          <w:rFonts w:cstheme="majorHAnsi"/>
+        </w:rPr>
+        <w:t xml:space="preserve"> with</w:t>
+      </w:r>
+      <w:r>
+        <w:rPr>
+          <w:rFonts w:cstheme="majorHAnsi"/>
+        </w:rPr>
+        <w:t xml:space="preserve"> templates located in core/templates/core/.  home.html</w:t>
+      </w:r>
+      <w:r>
+        <w:rPr>
+          <w:rFonts w:cstheme="majorHAnsi"/>
+        </w:rPr>
+        <w:t xml:space="preserve">, </w:t>
+      </w:r>
+      <w:r>
+        <w:rPr>
+          <w:rFonts w:cstheme="majorHAnsi"/>
+        </w:rPr>
+        <w:t>login.html and register.html</w:t>
+      </w:r>
+      <w:r>
+        <w:rPr>
+          <w:rFonts w:cstheme="majorHAnsi"/>
+        </w:rPr>
+        <w:t xml:space="preserve">, </w:t>
+      </w:r>
+      <w:r>
+        <w:rPr>
+          <w:rFonts w:cstheme="majorHAnsi"/>
+        </w:rPr>
+        <w:t>add_candidate_skill.html and skill_list.html</w:t>
+      </w:r>
+      <w:r>
+        <w:rPr>
+          <w:rFonts w:cstheme="majorHAnsi"/>
+        </w:rPr>
+        <w:t xml:space="preserve">, </w:t>
+      </w:r>
+      <w:r>
+        <w:rPr>
+          <w:rFonts w:cstheme="majorHAnsi"/>
+        </w:rPr>
+        <w:t>add_job.html and job_list.html</w:t>
+      </w:r>
+      <w:r>
+        <w:rPr>
+          <w:rFonts w:cstheme="majorHAnsi"/>
+        </w:rPr>
+        <w:t xml:space="preserve">, </w:t>
+      </w:r>
+      <w:r>
+        <w:rPr>
+          <w:rFonts w:cstheme="majorHAnsi"/>
+        </w:rPr>
+        <w:t>add_application.html and application_list.html</w:t>
+      </w:r>
+      <w:r>
+        <w:rPr>
+          <w:rFonts w:cstheme="majorHAnsi"/>
+        </w:rPr>
+        <w:t>.</w:t>
+      </w:r>
+      <w:r>
+        <w:rPr>
+          <w:rFonts w:cstheme="majorHAnsi"/>
+        </w:rPr>
+        <w:br/>
+        <w:t xml:space="preserve">The template </w:t>
+      </w:r>
+      <w:r>
+        <w:rPr>
+          <w:rFonts w:cstheme="majorHAnsi"/>
+        </w:rPr>
+        <w:t>section shows</w:t>
+      </w:r>
+      <w:r>
+        <w:rPr>
+          <w:rFonts w:cstheme="majorHAnsi"/>
+        </w:rPr>
+        <w:t xml:space="preserve"> dynamic records and role-based actions</w:t>
+      </w:r>
+      <w:r>
+        <w:rPr>
+          <w:rFonts w:cstheme="majorHAnsi"/>
+        </w:rPr>
+        <w:t xml:space="preserve"> using</w:t>
+      </w:r>
+      <w:r>
+        <w:rPr>
+          <w:rFonts w:cstheme="majorHAnsi"/>
+        </w:rPr>
+        <w:t xml:space="preserve"> Django template and context data from views. </w:t>
       </w:r>
     </w:p>
     <w:p>
       <w:pPr>
-        <w:pStyle w:val="ListParagraph"/>
-        <w:numPr>
-          <w:ilvl w:val="0"/>
-          <w:numId w:val="12"/>
-        </w:numPr>
         <w:spacing w:after="0"/>
-        <w:jc w:val="both"/>
         <w:rPr>
           <w:rFonts w:cstheme="majorHAnsi"/>
-          <w:color w:val="FF0000"/>
         </w:rPr>
       </w:pPr>
-      <w:r>
+    </w:p>
+    <w:p>
+      <w:pPr>
+        <w:spacing w:after="0"/>
         <w:rPr>
           <w:rFonts w:cstheme="majorHAnsi"/>
-          <w:color w:val="FF0000"/>
         </w:rPr>
-        <w:t>M – Model</w:t>
-      </w:r>
+      </w:pPr>
     </w:p>
     <w:p>
       <w:pPr>
-        <w:pStyle w:val="ListParagraph"/>
-        <w:numPr>
-          <w:ilvl w:val="0"/>
-          <w:numId w:val="12"/>
-        </w:numPr>
         <w:spacing w:after="0"/>
-        <w:jc w:val="both"/>
         <w:rPr>
           <w:rFonts w:cstheme="majorHAnsi"/>
-          <w:color w:val="FF0000"/>
         </w:rPr>
       </w:pPr>
-      <w:r>
+    </w:p>
+    <w:p>
+      <w:pPr>
+        <w:spacing w:after="0"/>
         <w:rPr>
           <w:rFonts w:cstheme="majorHAnsi"/>
-          <w:color w:val="FF0000"/>
         </w:rPr>
-        <w:t>V – View</w:t>
-      </w:r>
+      </w:pPr>
     </w:p>
     <w:p>
       <w:pPr>
-        <w:pStyle w:val="ListParagraph"/>
-        <w:numPr>
-          <w:ilvl w:val="0"/>
-          <w:numId w:val="12"/>
-        </w:numPr>
         <w:spacing w:after="0"/>
-        <w:jc w:val="both"/>
         <w:rPr>
           <w:rFonts w:cstheme="majorHAnsi"/>
-          <w:color w:val="FF0000"/>
         </w:rPr>
       </w:pPr>
-      <w:r>
+    </w:p>
+    <w:p>
+      <w:pPr>
+        <w:spacing w:after="0"/>
         <w:rPr>
           <w:rFonts w:cstheme="majorHAnsi"/>
-          <w:color w:val="FF0000"/>
         </w:rPr>
-        <w:t xml:space="preserve">T </w:t>
-      </w:r>
-      <w:r>
+      </w:pPr>
+    </w:p>
+    <w:p>
+      <w:pPr>
+        <w:spacing w:after="0"/>
         <w:rPr>
           <w:rFonts w:cstheme="majorHAnsi"/>
-          <w:color w:val="FF0000"/>
         </w:rPr>
-        <w:t>–</w:t>
-      </w:r>
-      <w:r>
+      </w:pPr>
+    </w:p>
+    <w:p>
+      <w:pPr>
+        <w:spacing w:after="0"/>
         <w:rPr>
           <w:rFonts w:cstheme="majorHAnsi"/>
-          <w:color w:val="FF0000"/>
         </w:rPr>
-        <w:t xml:space="preserve"> Template</w:t>
-      </w:r>
+      </w:pPr>
     </w:p>
     <w:p>
       <w:pPr>
         <w:spacing w:after="0"/>
-        <w:jc w:val="both"/>
         <w:rPr>
           <w:rFonts w:cstheme="majorHAnsi"/>
-          <w:color w:val="FF0000"/>
         </w:rPr>
       </w:pPr>
-      <w:r>
+    </w:p>
+    <w:p>
+      <w:pPr>
+        <w:spacing w:after="0"/>
         <w:rPr>
           <w:rFonts w:cstheme="majorHAnsi"/>
-          <w:color w:val="FF0000"/>
+        </w:rPr>
+      </w:pPr>
+    </w:p>
+    <w:p>
+      <w:pPr>
+        <w:spacing w:after="0"/>
+        <w:rPr>
+          <w:rFonts w:cstheme="majorHAnsi"/>
+        </w:rPr>
+      </w:pPr>
+    </w:p>
+    <w:p>
+      <w:pPr>
+        <w:spacing w:after="0"/>
+        <w:rPr>
+          <w:rFonts w:cstheme="majorHAnsi"/>
+        </w:rPr>
+      </w:pPr>
+      <w:r>
+        <w:rPr>
+          <w:rFonts w:cstheme="majorHAnsi"/>
         </w:rPr>
         <w:lastRenderedPageBreak/>
-        <w:t>The model layer must align with the database design above.</w:t>
+        <w:t>Home Page:</w:t>
       </w:r>
     </w:p>
     <w:p>
       <w:pPr>
         <w:spacing w:after="0"/>
-        <w:jc w:val="both"/>
         <w:rPr>
           <w:rFonts w:cstheme="majorHAnsi"/>
-          <w:color w:val="FF0000"/>
         </w:rPr>
       </w:pPr>
       <w:r>
         <w:rPr>
           <w:rFonts w:cstheme="majorHAnsi"/>
-          <w:color w:val="FF0000"/>
+          <w:noProof/>
         </w:rPr>
-        <w:t xml:space="preserve">The view and template layers must be presented with screenshots of your web framework. </w:t>
+        <w:drawing>
+          <wp:inline distT="0" distB="0" distL="0" distR="0" wp14:anchorId="2D91FC82" wp14:editId="463BEB99">
+            <wp:extent cx="4910502" cy="2333625"/>
+            <wp:effectExtent l="0" t="0" r="4445" b="0"/>
+            <wp:docPr id="1082473047" name="Picture 1"/>
+            <wp:cNvGraphicFramePr>
+              <a:graphicFrameLocks xmlns:a="http://schemas.openxmlformats.org/drawingml/2006/main" noChangeAspect="1"/>
+            </wp:cNvGraphicFramePr>
+            <a:graphic xmlns:a="http://schemas.openxmlformats.org/drawingml/2006/main">
+              <a:graphicData uri="http://schemas.openxmlformats.org/drawingml/2006/picture">
+                <pic:pic xmlns:pic="http://schemas.openxmlformats.org/drawingml/2006/picture">
+                  <pic:nvPicPr>
+                    <pic:cNvPr id="1082473047" name=""/>
+                    <pic:cNvPicPr/>
+                  </pic:nvPicPr>
+                  <pic:blipFill>
+                    <a:blip r:embed="rId12"/>
+                    <a:stretch>
+                      <a:fillRect/>
+                    </a:stretch>
+                  </pic:blipFill>
+                  <pic:spPr>
+                    <a:xfrm>
+                      <a:off x="0" y="0"/>
+                      <a:ext cx="4914133" cy="2335351"/>
+                    </a:xfrm>
+                    <a:prstGeom prst="rect">
+                      <a:avLst/>
+                    </a:prstGeom>
+                  </pic:spPr>
+                </pic:pic>
+              </a:graphicData>
+            </a:graphic>
+          </wp:inline>
+        </w:drawing>
+      </w:r>
+    </w:p>
+    <w:p>
+      <w:pPr>
+        <w:spacing w:after="0"/>
+        <w:rPr>
+          <w:rFonts w:cstheme="majorHAnsi"/>
+        </w:rPr>
+      </w:pPr>
+      <w:r>
+        <w:rPr>
+          <w:rFonts w:cstheme="majorHAnsi"/>
+        </w:rPr>
+        <w:t>Register Page:</w:t>
+      </w:r>
+    </w:p>
+    <w:p>
+      <w:pPr>
+        <w:spacing w:after="0"/>
+        <w:rPr>
+          <w:rFonts w:cstheme="majorHAnsi"/>
+        </w:rPr>
+      </w:pPr>
+      <w:r>
+        <w:rPr>
+          <w:rFonts w:cstheme="majorHAnsi"/>
+          <w:noProof/>
+        </w:rPr>
+        <w:drawing>
+          <wp:inline distT="0" distB="0" distL="0" distR="0" wp14:anchorId="64003CDF" wp14:editId="09C0DD40">
+            <wp:extent cx="4900953" cy="2333625"/>
+            <wp:effectExtent l="0" t="0" r="0" b="0"/>
+            <wp:docPr id="428549516" name="Picture 1"/>
+            <wp:cNvGraphicFramePr>
+              <a:graphicFrameLocks xmlns:a="http://schemas.openxmlformats.org/drawingml/2006/main" noChangeAspect="1"/>
+            </wp:cNvGraphicFramePr>
+            <a:graphic xmlns:a="http://schemas.openxmlformats.org/drawingml/2006/main">
+              <a:graphicData uri="http://schemas.openxmlformats.org/drawingml/2006/picture">
+                <pic:pic xmlns:pic="http://schemas.openxmlformats.org/drawingml/2006/picture">
+                  <pic:nvPicPr>
+                    <pic:cNvPr id="428549516" name=""/>
+                    <pic:cNvPicPr/>
+                  </pic:nvPicPr>
+                  <pic:blipFill>
+                    <a:blip r:embed="rId13"/>
+                    <a:stretch>
+                      <a:fillRect/>
+                    </a:stretch>
+                  </pic:blipFill>
+                  <pic:spPr>
+                    <a:xfrm>
+                      <a:off x="0" y="0"/>
+                      <a:ext cx="4903815" cy="2334988"/>
+                    </a:xfrm>
+                    <a:prstGeom prst="rect">
+                      <a:avLst/>
+                    </a:prstGeom>
+                  </pic:spPr>
+                </pic:pic>
+              </a:graphicData>
+            </a:graphic>
+          </wp:inline>
+        </w:drawing>
+      </w:r>
+    </w:p>
+    <w:p>
+      <w:pPr>
+        <w:spacing w:after="0"/>
+        <w:rPr>
+          <w:rFonts w:cstheme="majorHAnsi"/>
+        </w:rPr>
+      </w:pPr>
+      <w:r>
+        <w:rPr>
+          <w:rFonts w:cstheme="majorHAnsi"/>
+        </w:rPr>
+        <w:t>Login Page:</w:t>
+      </w:r>
+    </w:p>
+    <w:p>
+      <w:pPr>
+        <w:spacing w:after="0"/>
+        <w:rPr>
+          <w:rFonts w:cstheme="majorHAnsi"/>
+        </w:rPr>
+      </w:pPr>
+      <w:r>
+        <w:rPr>
+          <w:rFonts w:cstheme="majorHAnsi"/>
+          <w:noProof/>
+        </w:rPr>
+        <w:drawing>
+          <wp:inline distT="0" distB="0" distL="0" distR="0" wp14:anchorId="48B4D741" wp14:editId="3878C4CE">
+            <wp:extent cx="4900930" cy="2326239"/>
+            <wp:effectExtent l="0" t="0" r="0" b="0"/>
+            <wp:docPr id="1060358410" name="Picture 1"/>
+            <wp:cNvGraphicFramePr>
+              <a:graphicFrameLocks xmlns:a="http://schemas.openxmlformats.org/drawingml/2006/main" noChangeAspect="1"/>
+            </wp:cNvGraphicFramePr>
+            <a:graphic xmlns:a="http://schemas.openxmlformats.org/drawingml/2006/main">
+              <a:graphicData uri="http://schemas.openxmlformats.org/drawingml/2006/picture">
+                <pic:pic xmlns:pic="http://schemas.openxmlformats.org/drawingml/2006/picture">
+                  <pic:nvPicPr>
+                    <pic:cNvPr id="1060358410" name=""/>
+                    <pic:cNvPicPr/>
+                  </pic:nvPicPr>
+                  <pic:blipFill>
+                    <a:blip r:embed="rId14"/>
+                    <a:stretch>
+                      <a:fillRect/>
+                    </a:stretch>
+                  </pic:blipFill>
+                  <pic:spPr>
+                    <a:xfrm>
+                      <a:off x="0" y="0"/>
+                      <a:ext cx="4908937" cy="2330039"/>
+                    </a:xfrm>
+                    <a:prstGeom prst="rect">
+                      <a:avLst/>
+                    </a:prstGeom>
+                  </pic:spPr>
+                </pic:pic>
+              </a:graphicData>
+            </a:graphic>
+          </wp:inline>
+        </w:drawing>
+      </w:r>
+    </w:p>
+    <w:p>
+      <w:pPr>
+        <w:spacing w:after="0"/>
+        <w:rPr>
+          <w:rFonts w:cstheme="majorHAnsi"/>
+        </w:rPr>
+      </w:pPr>
+      <w:r>
+        <w:rPr>
+          <w:rFonts w:cstheme="majorHAnsi"/>
+        </w:rPr>
+        <w:lastRenderedPageBreak/>
+        <w:t>Candidate And Skill Page:</w:t>
+      </w:r>
+    </w:p>
+    <w:p>
+      <w:pPr>
+        <w:spacing w:after="0"/>
+        <w:rPr>
+          <w:rFonts w:cstheme="majorHAnsi"/>
+        </w:rPr>
+      </w:pPr>
+      <w:r>
+        <w:rPr>
+          <w:rFonts w:cstheme="majorHAnsi"/>
+          <w:noProof/>
+        </w:rPr>
+        <w:drawing>
+          <wp:inline distT="0" distB="0" distL="0" distR="0" wp14:anchorId="23A25AA9" wp14:editId="1B4D1858">
+            <wp:extent cx="4961463" cy="2352675"/>
+            <wp:effectExtent l="0" t="0" r="0" b="0"/>
+            <wp:docPr id="1386931176" name="Picture 1"/>
+            <wp:cNvGraphicFramePr>
+              <a:graphicFrameLocks xmlns:a="http://schemas.openxmlformats.org/drawingml/2006/main" noChangeAspect="1"/>
+            </wp:cNvGraphicFramePr>
+            <a:graphic xmlns:a="http://schemas.openxmlformats.org/drawingml/2006/main">
+              <a:graphicData uri="http://schemas.openxmlformats.org/drawingml/2006/picture">
+                <pic:pic xmlns:pic="http://schemas.openxmlformats.org/drawingml/2006/picture">
+                  <pic:nvPicPr>
+                    <pic:cNvPr id="1386931176" name=""/>
+                    <pic:cNvPicPr/>
+                  </pic:nvPicPr>
+                  <pic:blipFill>
+                    <a:blip r:embed="rId15"/>
+                    <a:stretch>
+                      <a:fillRect/>
+                    </a:stretch>
+                  </pic:blipFill>
+                  <pic:spPr>
+                    <a:xfrm>
+                      <a:off x="0" y="0"/>
+                      <a:ext cx="4986630" cy="2364609"/>
+                    </a:xfrm>
+                    <a:prstGeom prst="rect">
+                      <a:avLst/>
+                    </a:prstGeom>
+                  </pic:spPr>
+                </pic:pic>
+              </a:graphicData>
+            </a:graphic>
+          </wp:inline>
+        </w:drawing>
+      </w:r>
+    </w:p>
+    <w:p>
+      <w:pPr>
+        <w:spacing w:after="0"/>
+        <w:rPr>
+          <w:rFonts w:cstheme="majorHAnsi"/>
+        </w:rPr>
+      </w:pPr>
+      <w:r>
+        <w:rPr>
+          <w:rFonts w:cstheme="majorHAnsi"/>
+        </w:rPr>
+        <w:t>Candidate Add Skill Page:</w:t>
+      </w:r>
+    </w:p>
+    <w:p>
+      <w:pPr>
+        <w:spacing w:after="0"/>
+        <w:rPr>
+          <w:rFonts w:cstheme="majorHAnsi"/>
+        </w:rPr>
+      </w:pPr>
+      <w:r>
+        <w:rPr>
+          <w:rFonts w:cstheme="majorHAnsi"/>
+          <w:noProof/>
+        </w:rPr>
+        <w:drawing>
+          <wp:inline distT="0" distB="0" distL="0" distR="0" wp14:anchorId="78DF8FDA" wp14:editId="036F5CAF">
+            <wp:extent cx="4952254" cy="2343150"/>
+            <wp:effectExtent l="0" t="0" r="1270" b="0"/>
+            <wp:docPr id="344026953" name="Picture 1"/>
+            <wp:cNvGraphicFramePr>
+              <a:graphicFrameLocks xmlns:a="http://schemas.openxmlformats.org/drawingml/2006/main" noChangeAspect="1"/>
+            </wp:cNvGraphicFramePr>
+            <a:graphic xmlns:a="http://schemas.openxmlformats.org/drawingml/2006/main">
+              <a:graphicData uri="http://schemas.openxmlformats.org/drawingml/2006/picture">
+                <pic:pic xmlns:pic="http://schemas.openxmlformats.org/drawingml/2006/picture">
+                  <pic:nvPicPr>
+                    <pic:cNvPr id="344026953" name=""/>
+                    <pic:cNvPicPr/>
+                  </pic:nvPicPr>
+                  <pic:blipFill>
+                    <a:blip r:embed="rId16"/>
+                    <a:stretch>
+                      <a:fillRect/>
+                    </a:stretch>
+                  </pic:blipFill>
+                  <pic:spPr>
+                    <a:xfrm>
+                      <a:off x="0" y="0"/>
+                      <a:ext cx="4965238" cy="2349294"/>
+                    </a:xfrm>
+                    <a:prstGeom prst="rect">
+                      <a:avLst/>
+                    </a:prstGeom>
+                  </pic:spPr>
+                </pic:pic>
+              </a:graphicData>
+            </a:graphic>
+          </wp:inline>
+        </w:drawing>
+      </w:r>
+    </w:p>
+    <w:p>
+      <w:pPr>
+        <w:spacing w:after="0"/>
+        <w:rPr>
+          <w:rFonts w:cstheme="majorHAnsi"/>
+        </w:rPr>
+      </w:pPr>
+      <w:r>
+        <w:rPr>
+          <w:rFonts w:cstheme="majorHAnsi"/>
+        </w:rPr>
+        <w:t>Candidate Apply Page:</w:t>
+      </w:r>
+    </w:p>
+    <w:p>
+      <w:pPr>
+        <w:spacing w:after="0"/>
+        <w:rPr>
+          <w:rFonts w:cstheme="majorHAnsi"/>
+        </w:rPr>
+      </w:pPr>
+      <w:r>
+        <w:rPr>
+          <w:rFonts w:cstheme="majorHAnsi"/>
+          <w:noProof/>
+        </w:rPr>
+        <w:drawing>
+          <wp:inline distT="0" distB="0" distL="0" distR="0" wp14:anchorId="4FDE7BD5" wp14:editId="366A8018">
+            <wp:extent cx="4958319" cy="2343150"/>
+            <wp:effectExtent l="0" t="0" r="0" b="0"/>
+            <wp:docPr id="1892319936" name="Picture 1"/>
+            <wp:cNvGraphicFramePr>
+              <a:graphicFrameLocks xmlns:a="http://schemas.openxmlformats.org/drawingml/2006/main" noChangeAspect="1"/>
+            </wp:cNvGraphicFramePr>
+            <a:graphic xmlns:a="http://schemas.openxmlformats.org/drawingml/2006/main">
+              <a:graphicData uri="http://schemas.openxmlformats.org/drawingml/2006/picture">
+                <pic:pic xmlns:pic="http://schemas.openxmlformats.org/drawingml/2006/picture">
+                  <pic:nvPicPr>
+                    <pic:cNvPr id="1892319936" name=""/>
+                    <pic:cNvPicPr/>
+                  </pic:nvPicPr>
+                  <pic:blipFill>
+                    <a:blip r:embed="rId17"/>
+                    <a:stretch>
+                      <a:fillRect/>
+                    </a:stretch>
+                  </pic:blipFill>
+                  <pic:spPr>
+                    <a:xfrm>
+                      <a:off x="0" y="0"/>
+                      <a:ext cx="4991131" cy="2358656"/>
+                    </a:xfrm>
+                    <a:prstGeom prst="rect">
+                      <a:avLst/>
+                    </a:prstGeom>
+                  </pic:spPr>
+                </pic:pic>
+              </a:graphicData>
+            </a:graphic>
+          </wp:inline>
+        </w:drawing>
+      </w:r>
+    </w:p>
+    <w:p>
+      <w:pPr>
+        <w:spacing w:after="0"/>
+        <w:rPr>
+          <w:rFonts w:cstheme="majorHAnsi"/>
+        </w:rPr>
+      </w:pPr>
+      <w:r>
+        <w:rPr>
+          <w:rFonts w:cstheme="majorHAnsi"/>
+        </w:rPr>
+        <w:lastRenderedPageBreak/>
+        <w:t>Employe</w:t>
+      </w:r>
+      <w:r>
+        <w:rPr>
+          <w:rFonts w:cstheme="majorHAnsi"/>
+        </w:rPr>
+        <w:t>r</w:t>
+      </w:r>
+      <w:r>
+        <w:rPr>
+          <w:rFonts w:cstheme="majorHAnsi"/>
+        </w:rPr>
+        <w:t xml:space="preserve"> Add Job Page:</w:t>
+      </w:r>
+    </w:p>
+    <w:p>
+      <w:pPr>
+        <w:spacing w:after="0"/>
+        <w:rPr>
+          <w:rFonts w:cstheme="majorHAnsi"/>
+        </w:rPr>
+      </w:pPr>
+      <w:r>
+        <w:rPr>
+          <w:rFonts w:cstheme="majorHAnsi"/>
+          <w:noProof/>
+        </w:rPr>
+        <w:drawing>
+          <wp:inline distT="0" distB="0" distL="0" distR="0" wp14:anchorId="6C04E5DC" wp14:editId="1E4BDC39">
+            <wp:extent cx="4936557" cy="2343150"/>
+            <wp:effectExtent l="0" t="0" r="0" b="0"/>
+            <wp:docPr id="820478862" name="Picture 1"/>
+            <wp:cNvGraphicFramePr>
+              <a:graphicFrameLocks xmlns:a="http://schemas.openxmlformats.org/drawingml/2006/main" noChangeAspect="1"/>
+            </wp:cNvGraphicFramePr>
+            <a:graphic xmlns:a="http://schemas.openxmlformats.org/drawingml/2006/main">
+              <a:graphicData uri="http://schemas.openxmlformats.org/drawingml/2006/picture">
+                <pic:pic xmlns:pic="http://schemas.openxmlformats.org/drawingml/2006/picture">
+                  <pic:nvPicPr>
+                    <pic:cNvPr id="820478862" name=""/>
+                    <pic:cNvPicPr/>
+                  </pic:nvPicPr>
+                  <pic:blipFill>
+                    <a:blip r:embed="rId18"/>
+                    <a:stretch>
+                      <a:fillRect/>
+                    </a:stretch>
+                  </pic:blipFill>
+                  <pic:spPr>
+                    <a:xfrm>
+                      <a:off x="0" y="0"/>
+                      <a:ext cx="4946183" cy="2347719"/>
+                    </a:xfrm>
+                    <a:prstGeom prst="rect">
+                      <a:avLst/>
+                    </a:prstGeom>
+                  </pic:spPr>
+                </pic:pic>
+              </a:graphicData>
+            </a:graphic>
+          </wp:inline>
+        </w:drawing>
+      </w:r>
+    </w:p>
+    <w:p>
+      <w:pPr>
+        <w:spacing w:after="0"/>
+        <w:rPr>
+          <w:rFonts w:cstheme="majorHAnsi"/>
+        </w:rPr>
+      </w:pPr>
+      <w:r>
+        <w:rPr>
+          <w:rFonts w:cstheme="majorHAnsi"/>
+        </w:rPr>
+        <w:t>Job List Page:</w:t>
+      </w:r>
+    </w:p>
+    <w:p>
+      <w:pPr>
+        <w:spacing w:after="0"/>
+        <w:rPr>
+          <w:rFonts w:cstheme="majorHAnsi"/>
+        </w:rPr>
+      </w:pPr>
+      <w:r>
+        <w:rPr>
+          <w:rFonts w:cstheme="majorHAnsi"/>
+          <w:noProof/>
+        </w:rPr>
+        <w:drawing>
+          <wp:inline distT="0" distB="0" distL="0" distR="0" wp14:anchorId="04404DAF" wp14:editId="36028C75">
+            <wp:extent cx="4991100" cy="2364996"/>
+            <wp:effectExtent l="0" t="0" r="0" b="0"/>
+            <wp:docPr id="1728827802" name="Picture 1"/>
+            <wp:cNvGraphicFramePr>
+              <a:graphicFrameLocks xmlns:a="http://schemas.openxmlformats.org/drawingml/2006/main" noChangeAspect="1"/>
+            </wp:cNvGraphicFramePr>
+            <a:graphic xmlns:a="http://schemas.openxmlformats.org/drawingml/2006/main">
+              <a:graphicData uri="http://schemas.openxmlformats.org/drawingml/2006/picture">
+                <pic:pic xmlns:pic="http://schemas.openxmlformats.org/drawingml/2006/picture">
+                  <pic:nvPicPr>
+                    <pic:cNvPr id="1728827802" name=""/>
+                    <pic:cNvPicPr/>
+                  </pic:nvPicPr>
+                  <pic:blipFill>
+                    <a:blip r:embed="rId19"/>
+                    <a:stretch>
+                      <a:fillRect/>
+                    </a:stretch>
+                  </pic:blipFill>
+                  <pic:spPr>
+                    <a:xfrm>
+                      <a:off x="0" y="0"/>
+                      <a:ext cx="5010159" cy="2374027"/>
+                    </a:xfrm>
+                    <a:prstGeom prst="rect">
+                      <a:avLst/>
+                    </a:prstGeom>
+                  </pic:spPr>
+                </pic:pic>
+              </a:graphicData>
+            </a:graphic>
+          </wp:inline>
+        </w:drawing>
+      </w:r>
+    </w:p>
+    <w:p>
+      <w:pPr>
+        <w:spacing w:after="0"/>
+        <w:rPr>
+          <w:rFonts w:cstheme="majorHAnsi"/>
+        </w:rPr>
+      </w:pPr>
+      <w:r>
+        <w:rPr>
+          <w:rFonts w:cstheme="majorHAnsi"/>
+        </w:rPr>
+        <w:t>Employer application List Page:</w:t>
+      </w:r>
+    </w:p>
+    <w:p>
+      <w:pPr>
+        <w:spacing w:after="0"/>
+        <w:rPr>
+          <w:rFonts w:cstheme="majorHAnsi"/>
+        </w:rPr>
+      </w:pPr>
+      <w:r>
+        <w:rPr>
+          <w:rFonts w:cstheme="majorHAnsi"/>
+          <w:noProof/>
+        </w:rPr>
+        <w:drawing>
+          <wp:inline distT="0" distB="0" distL="0" distR="0" wp14:anchorId="3D259805" wp14:editId="77C5F87D">
+            <wp:extent cx="4972050" cy="2362875"/>
+            <wp:effectExtent l="0" t="0" r="0" b="0"/>
+            <wp:docPr id="1969493812" name="Picture 1"/>
+            <wp:cNvGraphicFramePr>
+              <a:graphicFrameLocks xmlns:a="http://schemas.openxmlformats.org/drawingml/2006/main" noChangeAspect="1"/>
+            </wp:cNvGraphicFramePr>
+            <a:graphic xmlns:a="http://schemas.openxmlformats.org/drawingml/2006/main">
+              <a:graphicData uri="http://schemas.openxmlformats.org/drawingml/2006/picture">
+                <pic:pic xmlns:pic="http://schemas.openxmlformats.org/drawingml/2006/picture">
+                  <pic:nvPicPr>
+                    <pic:cNvPr id="1969493812" name=""/>
+                    <pic:cNvPicPr/>
+                  </pic:nvPicPr>
+                  <pic:blipFill>
+                    <a:blip r:embed="rId20"/>
+                    <a:stretch>
+                      <a:fillRect/>
+                    </a:stretch>
+                  </pic:blipFill>
+                  <pic:spPr>
+                    <a:xfrm>
+                      <a:off x="0" y="0"/>
+                      <a:ext cx="4984255" cy="2368675"/>
+                    </a:xfrm>
+                    <a:prstGeom prst="rect">
+                      <a:avLst/>
+                    </a:prstGeom>
+                  </pic:spPr>
+                </pic:pic>
+              </a:graphicData>
+            </a:graphic>
+          </wp:inline>
+        </w:drawing>
+      </w:r>
+    </w:p>
+    <w:p>
+      <w:pPr>
+        <w:spacing w:after="0"/>
+        <w:rPr>
+          <w:rFonts w:cstheme="majorHAnsi"/>
+        </w:rPr>
+      </w:pPr>
+      <w:r>
+        <w:rPr>
+          <w:rFonts w:cstheme="majorHAnsi"/>
+        </w:rPr>
+        <w:lastRenderedPageBreak/>
+        <w:t>Recruiter Page:</w:t>
+      </w:r>
+    </w:p>
+    <w:p>
+      <w:pPr>
+        <w:spacing w:after="0"/>
+        <w:rPr>
+          <w:rFonts w:cstheme="majorHAnsi"/>
+        </w:rPr>
+      </w:pPr>
+      <w:r>
+        <w:rPr>
+          <w:rFonts w:cstheme="majorHAnsi"/>
+          <w:noProof/>
+        </w:rPr>
+        <w:drawing>
+          <wp:inline distT="0" distB="0" distL="0" distR="0" wp14:anchorId="43E73858" wp14:editId="3DC176C6">
+            <wp:extent cx="5151075" cy="2428875"/>
+            <wp:effectExtent l="0" t="0" r="0" b="0"/>
+            <wp:docPr id="1470435767" name="Picture 1"/>
+            <wp:cNvGraphicFramePr>
+              <a:graphicFrameLocks xmlns:a="http://schemas.openxmlformats.org/drawingml/2006/main" noChangeAspect="1"/>
+            </wp:cNvGraphicFramePr>
+            <a:graphic xmlns:a="http://schemas.openxmlformats.org/drawingml/2006/main">
+              <a:graphicData uri="http://schemas.openxmlformats.org/drawingml/2006/picture">
+                <pic:pic xmlns:pic="http://schemas.openxmlformats.org/drawingml/2006/picture">
+                  <pic:nvPicPr>
+                    <pic:cNvPr id="1470435767" name=""/>
+                    <pic:cNvPicPr/>
+                  </pic:nvPicPr>
+                  <pic:blipFill>
+                    <a:blip r:embed="rId21"/>
+                    <a:stretch>
+                      <a:fillRect/>
+                    </a:stretch>
+                  </pic:blipFill>
+                  <pic:spPr>
+                    <a:xfrm>
+                      <a:off x="0" y="0"/>
+                      <a:ext cx="5152269" cy="2429438"/>
+                    </a:xfrm>
+                    <a:prstGeom prst="rect">
+                      <a:avLst/>
+                    </a:prstGeom>
+                  </pic:spPr>
+                </pic:pic>
+              </a:graphicData>
+            </a:graphic>
+          </wp:inline>
+        </w:drawing>
+      </w:r>
+    </w:p>
+    <w:p>
+      <w:pPr>
+        <w:spacing w:after="0"/>
+        <w:rPr>
+          <w:rFonts w:cstheme="majorHAnsi"/>
+        </w:rPr>
+      </w:pPr>
+      <w:r>
+        <w:rPr>
+          <w:rFonts w:cstheme="majorHAnsi"/>
+        </w:rPr>
+        <w:t>Admin Page:</w:t>
+      </w:r>
+    </w:p>
+    <w:p>
+      <w:pPr>
+        <w:spacing w:after="0"/>
+        <w:rPr>
+          <w:rFonts w:cstheme="majorHAnsi"/>
+        </w:rPr>
+      </w:pPr>
+      <w:r>
+        <w:rPr>
+          <w:rFonts w:cstheme="majorHAnsi"/>
+          <w:noProof/>
+        </w:rPr>
+        <w:drawing>
+          <wp:inline distT="0" distB="0" distL="0" distR="0" wp14:anchorId="393288D1" wp14:editId="7DB66099">
+            <wp:extent cx="5137229" cy="2438400"/>
+            <wp:effectExtent l="0" t="0" r="6350" b="0"/>
+            <wp:docPr id="1077313816" name="Picture 1"/>
+            <wp:cNvGraphicFramePr>
+              <a:graphicFrameLocks xmlns:a="http://schemas.openxmlformats.org/drawingml/2006/main" noChangeAspect="1"/>
+            </wp:cNvGraphicFramePr>
+            <a:graphic xmlns:a="http://schemas.openxmlformats.org/drawingml/2006/main">
+              <a:graphicData uri="http://schemas.openxmlformats.org/drawingml/2006/picture">
+                <pic:pic xmlns:pic="http://schemas.openxmlformats.org/drawingml/2006/picture">
+                  <pic:nvPicPr>
+                    <pic:cNvPr id="1077313816" name=""/>
+                    <pic:cNvPicPr/>
+                  </pic:nvPicPr>
+                  <pic:blipFill>
+                    <a:blip r:embed="rId22"/>
+                    <a:stretch>
+                      <a:fillRect/>
+                    </a:stretch>
+                  </pic:blipFill>
+                  <pic:spPr>
+                    <a:xfrm>
+                      <a:off x="0" y="0"/>
+                      <a:ext cx="5139108" cy="2439292"/>
+                    </a:xfrm>
+                    <a:prstGeom prst="rect">
+                      <a:avLst/>
+                    </a:prstGeom>
+                  </pic:spPr>
+                </pic:pic>
+              </a:graphicData>
+            </a:graphic>
+          </wp:inline>
+        </w:drawing>
       </w:r>
     </w:p>
     <w:p>
@@ -1310,16 +2337,154 @@
     <w:p>
       <w:pPr>
         <w:spacing w:after="0" w:line="240" w:lineRule="auto"/>
-        <w:jc w:val="both"/>
+      </w:pPr>
+      <w:r>
+        <w:t>T</w:t>
+      </w:r>
+      <w:r>
+        <w:t>esting is implemented in core/tests.py:</w:t>
+      </w:r>
+    </w:p>
+    <w:p>
+      <w:pPr>
+        <w:spacing w:after="0" w:line="240" w:lineRule="auto"/>
         <w:rPr>
-          <w:color w:val="FF0000"/>
+          <w:b/>
+          <w:bCs/>
         </w:rPr>
       </w:pPr>
       <w:r>
         <w:rPr>
-          <w:color w:val="FF0000"/>
+          <w:b/>
+          <w:bCs/>
         </w:rPr>
-        <w:t>Details on the testing strategy of your web framework. The testing must include:</w:t>
+        <w:t>Unit tests</w:t>
+      </w:r>
+    </w:p>
+    <w:p>
+      <w:pPr>
+        <w:spacing w:after="0" w:line="240" w:lineRule="auto"/>
+      </w:pPr>
+      <w:r>
+        <w:t>Focus on data behaviour:</w:t>
+      </w:r>
+    </w:p>
+    <w:p>
+      <w:pPr>
+        <w:numPr>
+          <w:ilvl w:val="0"/>
+          <w:numId w:val="25"/>
+        </w:numPr>
+        <w:spacing w:after="0" w:line="240" w:lineRule="auto"/>
+      </w:pPr>
+      <w:r>
+        <w:t>ModelTests </w:t>
+      </w:r>
+      <w:r>
+        <w:t>such as account creation etc</w:t>
+      </w:r>
+    </w:p>
+    <w:p>
+      <w:pPr>
+        <w:numPr>
+          <w:ilvl w:val="0"/>
+          <w:numId w:val="25"/>
+        </w:numPr>
+        <w:spacing w:after="0" w:line="240" w:lineRule="auto"/>
+      </w:pPr>
+      <w:r>
+        <w:t>Validates object creation</w:t>
+      </w:r>
+    </w:p>
+    <w:p>
+      <w:pPr>
+        <w:spacing w:after="0" w:line="240" w:lineRule="auto"/>
+        <w:rPr>
+          <w:b/>
+          <w:bCs/>
+        </w:rPr>
+      </w:pPr>
+      <w:r>
+        <w:rPr>
+          <w:b/>
+          <w:bCs/>
+        </w:rPr>
+        <w:t>Integration tests</w:t>
+      </w:r>
+    </w:p>
+    <w:p>
+      <w:pPr>
+        <w:spacing w:after="0" w:line="240" w:lineRule="auto"/>
+      </w:pPr>
+      <w:r>
+        <w:t xml:space="preserve">Focus on interactions across </w:t>
+      </w:r>
+      <w:r>
+        <w:t>the application</w:t>
+      </w:r>
+      <w:r>
+        <w:t>:</w:t>
+      </w:r>
+    </w:p>
+    <w:p>
+      <w:pPr>
+        <w:numPr>
+          <w:ilvl w:val="0"/>
+          <w:numId w:val="26"/>
+        </w:numPr>
+        <w:spacing w:after="0" w:line="240" w:lineRule="auto"/>
+      </w:pPr>
+      <w:r>
+        <w:t>IntegrationTests verifies end-to-end model interactions</w:t>
+      </w:r>
+    </w:p>
+    <w:p>
+      <w:pPr>
+        <w:numPr>
+          <w:ilvl w:val="0"/>
+          <w:numId w:val="26"/>
+        </w:numPr>
+        <w:spacing w:after="0" w:line="240" w:lineRule="auto"/>
+      </w:pPr>
+      <w:r>
+        <w:t>ViewAndRegistrationTests validates page rendering and registration</w:t>
+      </w:r>
+    </w:p>
+    <w:p>
+      <w:pPr>
+        <w:spacing w:after="0" w:line="240" w:lineRule="auto"/>
+        <w:rPr>
+          <w:b/>
+          <w:bCs/>
+        </w:rPr>
+      </w:pPr>
+      <w:r>
+        <w:rPr>
+          <w:b/>
+          <w:bCs/>
+        </w:rPr>
+        <w:t>Use case</w:t>
+      </w:r>
+      <w:r>
+        <w:rPr>
+          <w:b/>
+          <w:bCs/>
+        </w:rPr>
+        <w:t xml:space="preserve"> </w:t>
+      </w:r>
+      <w:r>
+        <w:rPr>
+          <w:b/>
+          <w:bCs/>
+        </w:rPr>
+        <w:t>tests</w:t>
+      </w:r>
+      <w:r>
+        <w:rPr>
+          <w:b/>
+          <w:bCs/>
+        </w:rPr>
+        <w:t>:</w:t>
       </w:r>
     </w:p>
     <w:p>
@@ -1327,19 +2492,16 @@
         <w:pStyle w:val="ListParagraph"/>
         <w:numPr>
           <w:ilvl w:val="0"/>
-          <w:numId w:val="13"/>
+          <w:numId w:val="28"/>
         </w:numPr>
         <w:spacing w:after="0" w:line="240" w:lineRule="auto"/>
-        <w:jc w:val="both"/>
         <w:rPr>
-          <w:color w:val="FF0000"/>
+          <w:b/>
+          <w:bCs/>
         </w:rPr>
       </w:pPr>
       <w:r>
-        <w:rPr>
-          <w:color w:val="FF0000"/>
-        </w:rPr>
-        <w:t>Unit tests</w:t>
+        <w:t>candidate adds skill and applies to job</w:t>
       </w:r>
     </w:p>
     <w:p>
@@ -1347,19 +2509,17 @@
         <w:pStyle w:val="ListParagraph"/>
         <w:numPr>
           <w:ilvl w:val="0"/>
-          <w:numId w:val="13"/>
+          <w:numId w:val="28"/>
         </w:numPr>
         <w:spacing w:after="0" w:line="240" w:lineRule="auto"/>
-        <w:jc w:val="both"/>
         <w:rPr>
-          <w:color w:val="FF0000"/>
+          <w:b/>
+          <w:bCs/>
         </w:rPr>
       </w:pPr>
       <w:r>
-        <w:rPr>
-          <w:color w:val="FF0000"/>
-        </w:rPr>
-        <w:t>Integration tests</w:t>
+        <w:lastRenderedPageBreak/>
+        <w:t>employer posts job and sees only relevant applications</w:t>
       </w:r>
     </w:p>
     <w:p>
@@ -1367,35 +2527,125 @@
         <w:pStyle w:val="ListParagraph"/>
         <w:numPr>
           <w:ilvl w:val="0"/>
-          <w:numId w:val="13"/>
+          <w:numId w:val="28"/>
         </w:numPr>
         <w:spacing w:after="0" w:line="240" w:lineRule="auto"/>
-        <w:jc w:val="both"/>
         <w:rPr>
-          <w:color w:val="FF0000"/>
+          <w:b/>
+          <w:bCs/>
         </w:rPr>
       </w:pPr>
       <w:r>
-        <w:rPr>
-          <w:color w:val="FF0000"/>
-        </w:rPr>
-        <w:t>Use case tests (or User behaviour test)</w:t>
+        <w:t>recruiter sees all applications</w:t>
       </w:r>
     </w:p>
     <w:p>
       <w:pPr>
+        <w:pStyle w:val="ListParagraph"/>
+        <w:numPr>
+          <w:ilvl w:val="0"/>
+          <w:numId w:val="28"/>
+        </w:numPr>
         <w:spacing w:after="0" w:line="240" w:lineRule="auto"/>
-        <w:jc w:val="both"/>
         <w:rPr>
-          <w:color w:val="FF0000"/>
+          <w:b/>
+          <w:bCs/>
         </w:rPr>
       </w:pPr>
       <w:r>
+        <w:t xml:space="preserve">authorization rules </w:t>
+      </w:r>
+    </w:p>
+    <w:p>
+      <w:pPr>
+        <w:pStyle w:val="ListParagraph"/>
+        <w:numPr>
+          <w:ilvl w:val="0"/>
+          <w:numId w:val="28"/>
+        </w:numPr>
+        <w:spacing w:after="0" w:line="240" w:lineRule="auto"/>
         <w:rPr>
-          <w:color w:val="FF0000"/>
+          <w:b/>
+          <w:bCs/>
         </w:rPr>
-        <w:t>Your project must pass all the automatic tests: unit tests and integration tests.</w:t>
-      </w:r>
+      </w:pPr>
+      <w:r>
+        <w:t>duplicate prevention and status update workflow</w:t>
+      </w:r>
+    </w:p>
+    <w:p>
+      <w:pPr>
+        <w:spacing w:after="0" w:line="240" w:lineRule="auto"/>
+        <w:ind w:left="360"/>
+        <w:rPr>
+          <w:b/>
+          <w:bCs/>
+        </w:rPr>
+      </w:pPr>
+      <w:r>
+        <w:rPr>
+          <w:b/>
+          <w:bCs/>
+          <w:noProof/>
+        </w:rPr>
+        <w:drawing>
+          <wp:inline distT="0" distB="0" distL="0" distR="0" wp14:anchorId="36B8D8FA" wp14:editId="23E463D0">
+            <wp:extent cx="5349784" cy="2809875"/>
+            <wp:effectExtent l="0" t="0" r="3810" b="0"/>
+            <wp:docPr id="1768217843" name="Picture 1"/>
+            <wp:cNvGraphicFramePr>
+              <a:graphicFrameLocks xmlns:a="http://schemas.openxmlformats.org/drawingml/2006/main" noChangeAspect="1"/>
+            </wp:cNvGraphicFramePr>
+            <a:graphic xmlns:a="http://schemas.openxmlformats.org/drawingml/2006/main">
+              <a:graphicData uri="http://schemas.openxmlformats.org/drawingml/2006/picture">
+                <pic:pic xmlns:pic="http://schemas.openxmlformats.org/drawingml/2006/picture">
+                  <pic:nvPicPr>
+                    <pic:cNvPr id="1768217843" name=""/>
+                    <pic:cNvPicPr/>
+                  </pic:nvPicPr>
+                  <pic:blipFill>
+                    <a:blip r:embed="rId23"/>
+                    <a:stretch>
+                      <a:fillRect/>
+                    </a:stretch>
+                  </pic:blipFill>
+                  <pic:spPr>
+                    <a:xfrm>
+                      <a:off x="0" y="0"/>
+                      <a:ext cx="5350664" cy="2810337"/>
+                    </a:xfrm>
+                    <a:prstGeom prst="rect">
+                      <a:avLst/>
+                    </a:prstGeom>
+                  </pic:spPr>
+                </pic:pic>
+              </a:graphicData>
+            </a:graphic>
+          </wp:inline>
+        </w:drawing>
+      </w:r>
+    </w:p>
+    <w:p>
+      <w:pPr>
+        <w:numPr>
+          <w:ilvl w:val="0"/>
+          <w:numId w:val="29"/>
+        </w:numPr>
+        <w:spacing w:after="0" w:line="240" w:lineRule="auto"/>
+      </w:pPr>
+      <w:r>
+        <w:t>All automated tests passed successfully</w:t>
+      </w:r>
+    </w:p>
+    <w:p>
+      <w:pPr>
+        <w:spacing w:after="0" w:line="240" w:lineRule="auto"/>
+        <w:ind w:left="360"/>
+        <w:rPr>
+          <w:b/>
+          <w:bCs/>
+        </w:rPr>
+      </w:pPr>
     </w:p>
     <w:p>
       <w:pPr>
@@ -1411,45 +2661,45 @@
       </w:r>
     </w:p>
     <w:p>
-      <w:pPr>
-        <w:jc w:val="both"/>
-        <w:rPr>
-          <w:color w:val="FF0000"/>
-        </w:rPr>
-      </w:pPr>
-      <w:r>
-        <w:rPr>
-          <w:color w:val="FF0000"/>
-        </w:rPr>
-        <w:t xml:space="preserve">All sources </w:t>
-      </w:r>
-      <w:r>
-        <w:rPr>
-          <w:color w:val="FF0000"/>
-        </w:rPr>
-        <w:t xml:space="preserve">of media used in your project </w:t>
-      </w:r>
-      <w:r>
-        <w:rPr>
-          <w:color w:val="FF0000"/>
-        </w:rPr>
-        <w:t>must be included</w:t>
-      </w:r>
-      <w:r>
-        <w:rPr>
-          <w:color w:val="FF0000"/>
-        </w:rPr>
-        <w:t xml:space="preserve"> as required in the project brief</w:t>
-      </w:r>
-      <w:r>
-        <w:rPr>
-          <w:color w:val="FF0000"/>
-        </w:rPr>
-        <w:t xml:space="preserve">. </w:t>
-      </w:r>
+      <w:hyperlink r:id="rId24" w:history="1">
+        <w:r>
+          <w:rPr>
+            <w:rStyle w:val="Hyperlink"/>
+          </w:rPr>
+          <w:t>https://agrihiredculture.onrender.com/</w:t>
+        </w:r>
+      </w:hyperlink>
     </w:p>
+    <w:p>
+      <w:hyperlink r:id="rId25" w:history="1">
+        <w:r>
+          <w:rPr>
+            <w:rStyle w:val="Hyperlink"/>
+          </w:rPr>
+          <w:t>https://github.com/Alexchiper1/AgriHiredCulture</w:t>
+        </w:r>
+      </w:hyperlink>
+    </w:p>
+    <w:p>
+      <w:r>
+        <w:t>By submitting your project for assessment, you agree to the following:</w:t>
+      </w:r>
+      <w:r>
+        <w:br/>
+        <w:t>“The material contained in this assignment is my own original work, except where work</w:t>
+      </w:r>
+      <w:r>
+        <w:br/>
+        <w:t>is clearly identified and duly acknowledged. No aspect of this assignment has been</w:t>
+      </w:r>
+      <w:r>
+        <w:br/>
+        <w:t>previously submitted for assessment in any other unit or course.”</w:t>
+      </w:r>
+    </w:p>
+    <w:p/>
     <w:sectPr>
-      <w:headerReference w:type="default" r:id="rId11"/>
+      <w:headerReference w:type="default" r:id="rId26"/>
       <w:pgSz w:w="12240" w:h="15840"/>
       <w:pgMar w:top="1440" w:right="1800" w:bottom="1440" w:left="1800" w:header="720" w:footer="720" w:gutter="0"/>
       <w:cols w:space="720"/>
@@ -1734,6 +2984,155 @@
     </w:lvl>
   </w:abstractNum>
   <w:abstractNum w:abstractNumId="9" w15:restartNumberingAfterBreak="0">
+    <w:nsid w:val="052C27AD"/>
+    <w:multiLevelType w:val="multilevel"/>
+    <w:tmpl w:val="B52C0986"/>
+    <w:lvl w:ilvl="0">
+      <w:start w:val="1"/>
+      <w:numFmt w:val="bullet"/>
+      <w:lvlText w:val=""/>
+      <w:lvlJc w:val="left"/>
+      <w:pPr>
+        <w:tabs>
+          <w:tab w:val="num" w:pos="720"/>
+        </w:tabs>
+        <w:ind w:left="720" w:hanging="360"/>
+      </w:pPr>
+      <w:rPr>
+        <w:rFonts w:ascii="Symbol" w:hAnsi="Symbol" w:hint="default"/>
+        <w:sz w:val="20"/>
+      </w:rPr>
+    </w:lvl>
+    <w:lvl w:ilvl="1" w:tentative="1">
+      <w:start w:val="1"/>
+      <w:numFmt w:val="bullet"/>
+      <w:lvlText w:val=""/>
+      <w:lvlJc w:val="left"/>
+      <w:pPr>
+        <w:tabs>
+          <w:tab w:val="num" w:pos="1440"/>
+        </w:tabs>
+        <w:ind w:left="1440" w:hanging="360"/>
+      </w:pPr>
+      <w:rPr>
+        <w:rFonts w:ascii="Symbol" w:hAnsi="Symbol" w:hint="default"/>
+        <w:sz w:val="20"/>
+      </w:rPr>
+    </w:lvl>
+    <w:lvl w:ilvl="2" w:tentative="1">
+      <w:start w:val="1"/>
+      <w:numFmt w:val="bullet"/>
+      <w:lvlText w:val=""/>
+      <w:lvlJc w:val="left"/>
+      <w:pPr>
+        <w:tabs>
+          <w:tab w:val="num" w:pos="2160"/>
+        </w:tabs>
+        <w:ind w:left="2160" w:hanging="360"/>
+      </w:pPr>
+      <w:rPr>
+        <w:rFonts w:ascii="Symbol" w:hAnsi="Symbol" w:hint="default"/>
+        <w:sz w:val="20"/>
+      </w:rPr>
+    </w:lvl>
+    <w:lvl w:ilvl="3" w:tentative="1">
+      <w:start w:val="1"/>
+      <w:numFmt w:val="bullet"/>
+      <w:lvlText w:val=""/>
+      <w:lvlJc w:val="left"/>
+      <w:pPr>
+        <w:tabs>
+          <w:tab w:val="num" w:pos="2880"/>
+        </w:tabs>
+        <w:ind w:left="2880" w:hanging="360"/>
+      </w:pPr>
+      <w:rPr>
+        <w:rFonts w:ascii="Symbol" w:hAnsi="Symbol" w:hint="default"/>
+        <w:sz w:val="20"/>
+      </w:rPr>
+    </w:lvl>
+    <w:lvl w:ilvl="4" w:tentative="1">
+      <w:start w:val="1"/>
+      <w:numFmt w:val="bullet"/>
+      <w:lvlText w:val=""/>
+      <w:lvlJc w:val="left"/>
+      <w:pPr>
+        <w:tabs>
+          <w:tab w:val="num" w:pos="3600"/>
+        </w:tabs>
+        <w:ind w:left="3600" w:hanging="360"/>
+      </w:pPr>
+      <w:rPr>
+        <w:rFonts w:ascii="Symbol" w:hAnsi="Symbol" w:hint="default"/>
+        <w:sz w:val="20"/>
+      </w:rPr>
+    </w:lvl>
+    <w:lvl w:ilvl="5" w:tentative="1">
+      <w:start w:val="1"/>
+      <w:numFmt w:val="bullet"/>
+      <w:lvlText w:val=""/>
+      <w:lvlJc w:val="left"/>
+      <w:pPr>
+        <w:tabs>
+          <w:tab w:val="num" w:pos="4320"/>
+        </w:tabs>
+        <w:ind w:left="4320" w:hanging="360"/>
+      </w:pPr>
+      <w:rPr>
+        <w:rFonts w:ascii="Symbol" w:hAnsi="Symbol" w:hint="default"/>
+        <w:sz w:val="20"/>
+      </w:rPr>
+    </w:lvl>
+    <w:lvl w:ilvl="6" w:tentative="1">
+      <w:start w:val="1"/>
+      <w:numFmt w:val="bullet"/>
+      <w:lvlText w:val=""/>
+      <w:lvlJc w:val="left"/>
+      <w:pPr>
+        <w:tabs>
+          <w:tab w:val="num" w:pos="5040"/>
+        </w:tabs>
+        <w:ind w:left="5040" w:hanging="360"/>
+      </w:pPr>
+      <w:rPr>
+        <w:rFonts w:ascii="Symbol" w:hAnsi="Symbol" w:hint="default"/>
+        <w:sz w:val="20"/>
+      </w:rPr>
+    </w:lvl>
+    <w:lvl w:ilvl="7" w:tentative="1">
+      <w:start w:val="1"/>
+      <w:numFmt w:val="bullet"/>
+      <w:lvlText w:val=""/>
+      <w:lvlJc w:val="left"/>
+      <w:pPr>
+        <w:tabs>
+          <w:tab w:val="num" w:pos="5760"/>
+        </w:tabs>
+        <w:ind w:left="5760" w:hanging="360"/>
+      </w:pPr>
+      <w:rPr>
+        <w:rFonts w:ascii="Symbol" w:hAnsi="Symbol" w:hint="default"/>
+        <w:sz w:val="20"/>
+      </w:rPr>
+    </w:lvl>
+    <w:lvl w:ilvl="8" w:tentative="1">
+      <w:start w:val="1"/>
+      <w:numFmt w:val="bullet"/>
+      <w:lvlText w:val=""/>
+      <w:lvlJc w:val="left"/>
+      <w:pPr>
+        <w:tabs>
+          <w:tab w:val="num" w:pos="6480"/>
+        </w:tabs>
+        <w:ind w:left="6480" w:hanging="360"/>
+      </w:pPr>
+      <w:rPr>
+        <w:rFonts w:ascii="Symbol" w:hAnsi="Symbol" w:hint="default"/>
+        <w:sz w:val="20"/>
+      </w:rPr>
+    </w:lvl>
+  </w:abstractNum>
+  <w:abstractNum w:abstractNumId="10" w15:restartNumberingAfterBreak="0">
     <w:nsid w:val="0B2663D5"/>
     <w:multiLevelType w:val="hybridMultilevel"/>
     <w:tmpl w:val="E266DD66"/>
@@ -1845,7 +3244,7 @@
       </w:rPr>
     </w:lvl>
   </w:abstractNum>
-  <w:abstractNum w:abstractNumId="10" w15:restartNumberingAfterBreak="0">
+  <w:abstractNum w:abstractNumId="11" w15:restartNumberingAfterBreak="0">
     <w:nsid w:val="11146ABB"/>
     <w:multiLevelType w:val="hybridMultilevel"/>
     <w:tmpl w:val="BD7233E6"/>
@@ -1931,7 +3330,567 @@
       </w:pPr>
     </w:lvl>
   </w:abstractNum>
-  <w:abstractNum w:abstractNumId="11" w15:restartNumberingAfterBreak="0">
+  <w:abstractNum w:abstractNumId="12" w15:restartNumberingAfterBreak="0">
+    <w:nsid w:val="15E47C71"/>
+    <w:multiLevelType w:val="multilevel"/>
+    <w:tmpl w:val="83863A56"/>
+    <w:lvl w:ilvl="0">
+      <w:start w:val="1"/>
+      <w:numFmt w:val="bullet"/>
+      <w:lvlText w:val=""/>
+      <w:lvlJc w:val="left"/>
+      <w:pPr>
+        <w:tabs>
+          <w:tab w:val="num" w:pos="720"/>
+        </w:tabs>
+        <w:ind w:left="720" w:hanging="360"/>
+      </w:pPr>
+      <w:rPr>
+        <w:rFonts w:ascii="Symbol" w:hAnsi="Symbol" w:hint="default"/>
+        <w:sz w:val="20"/>
+      </w:rPr>
+    </w:lvl>
+    <w:lvl w:ilvl="1">
+      <w:start w:val="1"/>
+      <w:numFmt w:val="bullet"/>
+      <w:lvlText w:val=""/>
+      <w:lvlJc w:val="left"/>
+      <w:pPr>
+        <w:tabs>
+          <w:tab w:val="num" w:pos="1440"/>
+        </w:tabs>
+        <w:ind w:left="1440" w:hanging="360"/>
+      </w:pPr>
+      <w:rPr>
+        <w:rFonts w:ascii="Symbol" w:hAnsi="Symbol" w:hint="default"/>
+        <w:sz w:val="20"/>
+      </w:rPr>
+    </w:lvl>
+    <w:lvl w:ilvl="2" w:tentative="1">
+      <w:start w:val="1"/>
+      <w:numFmt w:val="bullet"/>
+      <w:lvlText w:val=""/>
+      <w:lvlJc w:val="left"/>
+      <w:pPr>
+        <w:tabs>
+          <w:tab w:val="num" w:pos="2160"/>
+        </w:tabs>
+        <w:ind w:left="2160" w:hanging="360"/>
+      </w:pPr>
+      <w:rPr>
+        <w:rFonts w:ascii="Symbol" w:hAnsi="Symbol" w:hint="default"/>
+        <w:sz w:val="20"/>
+      </w:rPr>
+    </w:lvl>
+    <w:lvl w:ilvl="3" w:tentative="1">
+      <w:start w:val="1"/>
+      <w:numFmt w:val="bullet"/>
+      <w:lvlText w:val=""/>
+      <w:lvlJc w:val="left"/>
+      <w:pPr>
+        <w:tabs>
+          <w:tab w:val="num" w:pos="2880"/>
+        </w:tabs>
+        <w:ind w:left="2880" w:hanging="360"/>
+      </w:pPr>
+      <w:rPr>
+        <w:rFonts w:ascii="Symbol" w:hAnsi="Symbol" w:hint="default"/>
+        <w:sz w:val="20"/>
+      </w:rPr>
+    </w:lvl>
+    <w:lvl w:ilvl="4" w:tentative="1">
+      <w:start w:val="1"/>
+      <w:numFmt w:val="bullet"/>
+      <w:lvlText w:val=""/>
+      <w:lvlJc w:val="left"/>
+      <w:pPr>
+        <w:tabs>
+          <w:tab w:val="num" w:pos="3600"/>
+        </w:tabs>
+        <w:ind w:left="3600" w:hanging="360"/>
+      </w:pPr>
+      <w:rPr>
+        <w:rFonts w:ascii="Symbol" w:hAnsi="Symbol" w:hint="default"/>
+        <w:sz w:val="20"/>
+      </w:rPr>
+    </w:lvl>
+    <w:lvl w:ilvl="5" w:tentative="1">
+      <w:start w:val="1"/>
+      <w:numFmt w:val="bullet"/>
+      <w:lvlText w:val=""/>
+      <w:lvlJc w:val="left"/>
+      <w:pPr>
+        <w:tabs>
+          <w:tab w:val="num" w:pos="4320"/>
+        </w:tabs>
+        <w:ind w:left="4320" w:hanging="360"/>
+      </w:pPr>
+      <w:rPr>
+        <w:rFonts w:ascii="Symbol" w:hAnsi="Symbol" w:hint="default"/>
+        <w:sz w:val="20"/>
+      </w:rPr>
+    </w:lvl>
+    <w:lvl w:ilvl="6" w:tentative="1">
+      <w:start w:val="1"/>
+      <w:numFmt w:val="bullet"/>
+      <w:lvlText w:val=""/>
+      <w:lvlJc w:val="left"/>
+      <w:pPr>
+        <w:tabs>
+          <w:tab w:val="num" w:pos="5040"/>
+        </w:tabs>
+        <w:ind w:left="5040" w:hanging="360"/>
+      </w:pPr>
+      <w:rPr>
+        <w:rFonts w:ascii="Symbol" w:hAnsi="Symbol" w:hint="default"/>
+        <w:sz w:val="20"/>
+      </w:rPr>
+    </w:lvl>
+    <w:lvl w:ilvl="7" w:tentative="1">
+      <w:start w:val="1"/>
+      <w:numFmt w:val="bullet"/>
+      <w:lvlText w:val=""/>
+      <w:lvlJc w:val="left"/>
+      <w:pPr>
+        <w:tabs>
+          <w:tab w:val="num" w:pos="5760"/>
+        </w:tabs>
+        <w:ind w:left="5760" w:hanging="360"/>
+      </w:pPr>
+      <w:rPr>
+        <w:rFonts w:ascii="Symbol" w:hAnsi="Symbol" w:hint="default"/>
+        <w:sz w:val="20"/>
+      </w:rPr>
+    </w:lvl>
+    <w:lvl w:ilvl="8" w:tentative="1">
+      <w:start w:val="1"/>
+      <w:numFmt w:val="bullet"/>
+      <w:lvlText w:val=""/>
+      <w:lvlJc w:val="left"/>
+      <w:pPr>
+        <w:tabs>
+          <w:tab w:val="num" w:pos="6480"/>
+        </w:tabs>
+        <w:ind w:left="6480" w:hanging="360"/>
+      </w:pPr>
+      <w:rPr>
+        <w:rFonts w:ascii="Symbol" w:hAnsi="Symbol" w:hint="default"/>
+        <w:sz w:val="20"/>
+      </w:rPr>
+    </w:lvl>
+  </w:abstractNum>
+  <w:abstractNum w:abstractNumId="13" w15:restartNumberingAfterBreak="0">
+    <w:nsid w:val="16BE2E3E"/>
+    <w:multiLevelType w:val="multilevel"/>
+    <w:tmpl w:val="756E5DFC"/>
+    <w:lvl w:ilvl="0">
+      <w:start w:val="1"/>
+      <w:numFmt w:val="decimal"/>
+      <w:lvlText w:val="%1."/>
+      <w:lvlJc w:val="left"/>
+      <w:pPr>
+        <w:tabs>
+          <w:tab w:val="num" w:pos="720"/>
+        </w:tabs>
+        <w:ind w:left="720" w:hanging="360"/>
+      </w:pPr>
+    </w:lvl>
+    <w:lvl w:ilvl="1" w:tentative="1">
+      <w:start w:val="1"/>
+      <w:numFmt w:val="decimal"/>
+      <w:lvlText w:val="%2."/>
+      <w:lvlJc w:val="left"/>
+      <w:pPr>
+        <w:tabs>
+          <w:tab w:val="num" w:pos="1440"/>
+        </w:tabs>
+        <w:ind w:left="1440" w:hanging="360"/>
+      </w:pPr>
+    </w:lvl>
+    <w:lvl w:ilvl="2" w:tentative="1">
+      <w:start w:val="1"/>
+      <w:numFmt w:val="decimal"/>
+      <w:lvlText w:val="%3."/>
+      <w:lvlJc w:val="left"/>
+      <w:pPr>
+        <w:tabs>
+          <w:tab w:val="num" w:pos="2160"/>
+        </w:tabs>
+        <w:ind w:left="2160" w:hanging="360"/>
+      </w:pPr>
+    </w:lvl>
+    <w:lvl w:ilvl="3" w:tentative="1">
+      <w:start w:val="1"/>
+      <w:numFmt w:val="decimal"/>
+      <w:lvlText w:val="%4."/>
+      <w:lvlJc w:val="left"/>
+      <w:pPr>
+        <w:tabs>
+          <w:tab w:val="num" w:pos="2880"/>
+        </w:tabs>
+        <w:ind w:left="2880" w:hanging="360"/>
+      </w:pPr>
+    </w:lvl>
+    <w:lvl w:ilvl="4" w:tentative="1">
+      <w:start w:val="1"/>
+      <w:numFmt w:val="decimal"/>
+      <w:lvlText w:val="%5."/>
+      <w:lvlJc w:val="left"/>
+      <w:pPr>
+        <w:tabs>
+          <w:tab w:val="num" w:pos="3600"/>
+        </w:tabs>
+        <w:ind w:left="3600" w:hanging="360"/>
+      </w:pPr>
+    </w:lvl>
+    <w:lvl w:ilvl="5" w:tentative="1">
+      <w:start w:val="1"/>
+      <w:numFmt w:val="decimal"/>
+      <w:lvlText w:val="%6."/>
+      <w:lvlJc w:val="left"/>
+      <w:pPr>
+        <w:tabs>
+          <w:tab w:val="num" w:pos="4320"/>
+        </w:tabs>
+        <w:ind w:left="4320" w:hanging="360"/>
+      </w:pPr>
+    </w:lvl>
+    <w:lvl w:ilvl="6" w:tentative="1">
+      <w:start w:val="1"/>
+      <w:numFmt w:val="decimal"/>
+      <w:lvlText w:val="%7."/>
+      <w:lvlJc w:val="left"/>
+      <w:pPr>
+        <w:tabs>
+          <w:tab w:val="num" w:pos="5040"/>
+        </w:tabs>
+        <w:ind w:left="5040" w:hanging="360"/>
+      </w:pPr>
+    </w:lvl>
+    <w:lvl w:ilvl="7" w:tentative="1">
+      <w:start w:val="1"/>
+      <w:numFmt w:val="decimal"/>
+      <w:lvlText w:val="%8."/>
+      <w:lvlJc w:val="left"/>
+      <w:pPr>
+        <w:tabs>
+          <w:tab w:val="num" w:pos="5760"/>
+        </w:tabs>
+        <w:ind w:left="5760" w:hanging="360"/>
+      </w:pPr>
+    </w:lvl>
+    <w:lvl w:ilvl="8" w:tentative="1">
+      <w:start w:val="1"/>
+      <w:numFmt w:val="decimal"/>
+      <w:lvlText w:val="%9."/>
+      <w:lvlJc w:val="left"/>
+      <w:pPr>
+        <w:tabs>
+          <w:tab w:val="num" w:pos="6480"/>
+        </w:tabs>
+        <w:ind w:left="6480" w:hanging="360"/>
+      </w:pPr>
+    </w:lvl>
+  </w:abstractNum>
+  <w:abstractNum w:abstractNumId="14" w15:restartNumberingAfterBreak="0">
+    <w:nsid w:val="23A4721D"/>
+    <w:multiLevelType w:val="multilevel"/>
+    <w:tmpl w:val="0426A406"/>
+    <w:lvl w:ilvl="0">
+      <w:start w:val="1"/>
+      <w:numFmt w:val="bullet"/>
+      <w:lvlText w:val=""/>
+      <w:lvlJc w:val="left"/>
+      <w:pPr>
+        <w:tabs>
+          <w:tab w:val="num" w:pos="720"/>
+        </w:tabs>
+        <w:ind w:left="720" w:hanging="360"/>
+      </w:pPr>
+      <w:rPr>
+        <w:rFonts w:ascii="Symbol" w:hAnsi="Symbol" w:hint="default"/>
+        <w:sz w:val="20"/>
+      </w:rPr>
+    </w:lvl>
+    <w:lvl w:ilvl="1" w:tentative="1">
+      <w:start w:val="1"/>
+      <w:numFmt w:val="bullet"/>
+      <w:lvlText w:val=""/>
+      <w:lvlJc w:val="left"/>
+      <w:pPr>
+        <w:tabs>
+          <w:tab w:val="num" w:pos="1440"/>
+        </w:tabs>
+        <w:ind w:left="1440" w:hanging="360"/>
+      </w:pPr>
+      <w:rPr>
+        <w:rFonts w:ascii="Symbol" w:hAnsi="Symbol" w:hint="default"/>
+        <w:sz w:val="20"/>
+      </w:rPr>
+    </w:lvl>
+    <w:lvl w:ilvl="2" w:tentative="1">
+      <w:start w:val="1"/>
+      <w:numFmt w:val="bullet"/>
+      <w:lvlText w:val=""/>
+      <w:lvlJc w:val="left"/>
+      <w:pPr>
+        <w:tabs>
+          <w:tab w:val="num" w:pos="2160"/>
+        </w:tabs>
+        <w:ind w:left="2160" w:hanging="360"/>
+      </w:pPr>
+      <w:rPr>
+        <w:rFonts w:ascii="Symbol" w:hAnsi="Symbol" w:hint="default"/>
+        <w:sz w:val="20"/>
+      </w:rPr>
+    </w:lvl>
+    <w:lvl w:ilvl="3" w:tentative="1">
+      <w:start w:val="1"/>
+      <w:numFmt w:val="bullet"/>
+      <w:lvlText w:val=""/>
+      <w:lvlJc w:val="left"/>
+      <w:pPr>
+        <w:tabs>
+          <w:tab w:val="num" w:pos="2880"/>
+        </w:tabs>
+        <w:ind w:left="2880" w:hanging="360"/>
+      </w:pPr>
+      <w:rPr>
+        <w:rFonts w:ascii="Symbol" w:hAnsi="Symbol" w:hint="default"/>
+        <w:sz w:val="20"/>
+      </w:rPr>
+    </w:lvl>
+    <w:lvl w:ilvl="4" w:tentative="1">
+      <w:start w:val="1"/>
+      <w:numFmt w:val="bullet"/>
+      <w:lvlText w:val=""/>
+      <w:lvlJc w:val="left"/>
+      <w:pPr>
+        <w:tabs>
+          <w:tab w:val="num" w:pos="3600"/>
+        </w:tabs>
+        <w:ind w:left="3600" w:hanging="360"/>
+      </w:pPr>
+      <w:rPr>
+        <w:rFonts w:ascii="Symbol" w:hAnsi="Symbol" w:hint="default"/>
+        <w:sz w:val="20"/>
+      </w:rPr>
+    </w:lvl>
+    <w:lvl w:ilvl="5" w:tentative="1">
+      <w:start w:val="1"/>
+      <w:numFmt w:val="bullet"/>
+      <w:lvlText w:val=""/>
+      <w:lvlJc w:val="left"/>
+      <w:pPr>
+        <w:tabs>
+          <w:tab w:val="num" w:pos="4320"/>
+        </w:tabs>
+        <w:ind w:left="4320" w:hanging="360"/>
+      </w:pPr>
+      <w:rPr>
+        <w:rFonts w:ascii="Symbol" w:hAnsi="Symbol" w:hint="default"/>
+        <w:sz w:val="20"/>
+      </w:rPr>
+    </w:lvl>
+    <w:lvl w:ilvl="6" w:tentative="1">
+      <w:start w:val="1"/>
+      <w:numFmt w:val="bullet"/>
+      <w:lvlText w:val=""/>
+      <w:lvlJc w:val="left"/>
+      <w:pPr>
+        <w:tabs>
+          <w:tab w:val="num" w:pos="5040"/>
+        </w:tabs>
+        <w:ind w:left="5040" w:hanging="360"/>
+      </w:pPr>
+      <w:rPr>
+        <w:rFonts w:ascii="Symbol" w:hAnsi="Symbol" w:hint="default"/>
+        <w:sz w:val="20"/>
+      </w:rPr>
+    </w:lvl>
+    <w:lvl w:ilvl="7" w:tentative="1">
+      <w:start w:val="1"/>
+      <w:numFmt w:val="bullet"/>
+      <w:lvlText w:val=""/>
+      <w:lvlJc w:val="left"/>
+      <w:pPr>
+        <w:tabs>
+          <w:tab w:val="num" w:pos="5760"/>
+        </w:tabs>
+        <w:ind w:left="5760" w:hanging="360"/>
+      </w:pPr>
+      <w:rPr>
+        <w:rFonts w:ascii="Symbol" w:hAnsi="Symbol" w:hint="default"/>
+        <w:sz w:val="20"/>
+      </w:rPr>
+    </w:lvl>
+    <w:lvl w:ilvl="8" w:tentative="1">
+      <w:start w:val="1"/>
+      <w:numFmt w:val="bullet"/>
+      <w:lvlText w:val=""/>
+      <w:lvlJc w:val="left"/>
+      <w:pPr>
+        <w:tabs>
+          <w:tab w:val="num" w:pos="6480"/>
+        </w:tabs>
+        <w:ind w:left="6480" w:hanging="360"/>
+      </w:pPr>
+      <w:rPr>
+        <w:rFonts w:ascii="Symbol" w:hAnsi="Symbol" w:hint="default"/>
+        <w:sz w:val="20"/>
+      </w:rPr>
+    </w:lvl>
+  </w:abstractNum>
+  <w:abstractNum w:abstractNumId="15" w15:restartNumberingAfterBreak="0">
+    <w:nsid w:val="24AB62F1"/>
+    <w:multiLevelType w:val="multilevel"/>
+    <w:tmpl w:val="2126F346"/>
+    <w:lvl w:ilvl="0">
+      <w:start w:val="1"/>
+      <w:numFmt w:val="bullet"/>
+      <w:lvlText w:val=""/>
+      <w:lvlJc w:val="left"/>
+      <w:pPr>
+        <w:tabs>
+          <w:tab w:val="num" w:pos="720"/>
+        </w:tabs>
+        <w:ind w:left="720" w:hanging="360"/>
+      </w:pPr>
+      <w:rPr>
+        <w:rFonts w:ascii="Symbol" w:hAnsi="Symbol" w:hint="default"/>
+        <w:sz w:val="20"/>
+      </w:rPr>
+    </w:lvl>
+    <w:lvl w:ilvl="1" w:tentative="1">
+      <w:start w:val="1"/>
+      <w:numFmt w:val="bullet"/>
+      <w:lvlText w:val=""/>
+      <w:lvlJc w:val="left"/>
+      <w:pPr>
+        <w:tabs>
+          <w:tab w:val="num" w:pos="1440"/>
+        </w:tabs>
+        <w:ind w:left="1440" w:hanging="360"/>
+      </w:pPr>
+      <w:rPr>
+        <w:rFonts w:ascii="Symbol" w:hAnsi="Symbol" w:hint="default"/>
+        <w:sz w:val="20"/>
+      </w:rPr>
+    </w:lvl>
+    <w:lvl w:ilvl="2" w:tentative="1">
+      <w:start w:val="1"/>
+      <w:numFmt w:val="bullet"/>
+      <w:lvlText w:val=""/>
+      <w:lvlJc w:val="left"/>
+      <w:pPr>
+        <w:tabs>
+          <w:tab w:val="num" w:pos="2160"/>
+        </w:tabs>
+        <w:ind w:left="2160" w:hanging="360"/>
+      </w:pPr>
+      <w:rPr>
+        <w:rFonts w:ascii="Symbol" w:hAnsi="Symbol" w:hint="default"/>
+        <w:sz w:val="20"/>
+      </w:rPr>
+    </w:lvl>
+    <w:lvl w:ilvl="3" w:tentative="1">
+      <w:start w:val="1"/>
+      <w:numFmt w:val="bullet"/>
+      <w:lvlText w:val=""/>
+      <w:lvlJc w:val="left"/>
+      <w:pPr>
+        <w:tabs>
+          <w:tab w:val="num" w:pos="2880"/>
+        </w:tabs>
+        <w:ind w:left="2880" w:hanging="360"/>
+      </w:pPr>
+      <w:rPr>
+        <w:rFonts w:ascii="Symbol" w:hAnsi="Symbol" w:hint="default"/>
+        <w:sz w:val="20"/>
+      </w:rPr>
+    </w:lvl>
+    <w:lvl w:ilvl="4" w:tentative="1">
+      <w:start w:val="1"/>
+      <w:numFmt w:val="bullet"/>
+      <w:lvlText w:val=""/>
+      <w:lvlJc w:val="left"/>
+      <w:pPr>
+        <w:tabs>
+          <w:tab w:val="num" w:pos="3600"/>
+        </w:tabs>
+        <w:ind w:left="3600" w:hanging="360"/>
+      </w:pPr>
+      <w:rPr>
+        <w:rFonts w:ascii="Symbol" w:hAnsi="Symbol" w:hint="default"/>
+        <w:sz w:val="20"/>
+      </w:rPr>
+    </w:lvl>
+    <w:lvl w:ilvl="5" w:tentative="1">
+      <w:start w:val="1"/>
+      <w:numFmt w:val="bullet"/>
+      <w:lvlText w:val=""/>
+      <w:lvlJc w:val="left"/>
+      <w:pPr>
+        <w:tabs>
+          <w:tab w:val="num" w:pos="4320"/>
+        </w:tabs>
+        <w:ind w:left="4320" w:hanging="360"/>
+      </w:pPr>
+      <w:rPr>
+        <w:rFonts w:ascii="Symbol" w:hAnsi="Symbol" w:hint="default"/>
+        <w:sz w:val="20"/>
+      </w:rPr>
+    </w:lvl>
+    <w:lvl w:ilvl="6" w:tentative="1">
+      <w:start w:val="1"/>
+      <w:numFmt w:val="bullet"/>
+      <w:lvlText w:val=""/>
+      <w:lvlJc w:val="left"/>
+      <w:pPr>
+        <w:tabs>
+          <w:tab w:val="num" w:pos="5040"/>
+        </w:tabs>
+        <w:ind w:left="5040" w:hanging="360"/>
+      </w:pPr>
+      <w:rPr>
+        <w:rFonts w:ascii="Symbol" w:hAnsi="Symbol" w:hint="default"/>
+        <w:sz w:val="20"/>
+      </w:rPr>
+    </w:lvl>
+    <w:lvl w:ilvl="7" w:tentative="1">
+      <w:start w:val="1"/>
+      <w:numFmt w:val="bullet"/>
+      <w:lvlText w:val=""/>
+      <w:lvlJc w:val="left"/>
+      <w:pPr>
+        <w:tabs>
+          <w:tab w:val="num" w:pos="5760"/>
+        </w:tabs>
+        <w:ind w:left="5760" w:hanging="360"/>
+      </w:pPr>
+      <w:rPr>
+        <w:rFonts w:ascii="Symbol" w:hAnsi="Symbol" w:hint="default"/>
+        <w:sz w:val="20"/>
+      </w:rPr>
+    </w:lvl>
+    <w:lvl w:ilvl="8" w:tentative="1">
+      <w:start w:val="1"/>
+      <w:numFmt w:val="bullet"/>
+      <w:lvlText w:val=""/>
+      <w:lvlJc w:val="left"/>
+      <w:pPr>
+        <w:tabs>
+          <w:tab w:val="num" w:pos="6480"/>
+        </w:tabs>
+        <w:ind w:left="6480" w:hanging="360"/>
+      </w:pPr>
+      <w:rPr>
+        <w:rFonts w:ascii="Symbol" w:hAnsi="Symbol" w:hint="default"/>
+        <w:sz w:val="20"/>
+      </w:rPr>
+    </w:lvl>
+  </w:abstractNum>
+  <w:abstractNum w:abstractNumId="16" w15:restartNumberingAfterBreak="0">
     <w:nsid w:val="2DE44AAD"/>
     <w:multiLevelType w:val="hybridMultilevel"/>
     <w:tmpl w:val="3D207820"/>
@@ -2044,7 +4003,156 @@
       </w:rPr>
     </w:lvl>
   </w:abstractNum>
-  <w:abstractNum w:abstractNumId="12" w15:restartNumberingAfterBreak="0">
+  <w:abstractNum w:abstractNumId="17" w15:restartNumberingAfterBreak="0">
+    <w:nsid w:val="36407F5F"/>
+    <w:multiLevelType w:val="multilevel"/>
+    <w:tmpl w:val="88E63F78"/>
+    <w:lvl w:ilvl="0">
+      <w:start w:val="1"/>
+      <w:numFmt w:val="bullet"/>
+      <w:lvlText w:val=""/>
+      <w:lvlJc w:val="left"/>
+      <w:pPr>
+        <w:tabs>
+          <w:tab w:val="num" w:pos="720"/>
+        </w:tabs>
+        <w:ind w:left="720" w:hanging="360"/>
+      </w:pPr>
+      <w:rPr>
+        <w:rFonts w:ascii="Symbol" w:hAnsi="Symbol" w:hint="default"/>
+        <w:sz w:val="20"/>
+      </w:rPr>
+    </w:lvl>
+    <w:lvl w:ilvl="1" w:tentative="1">
+      <w:start w:val="1"/>
+      <w:numFmt w:val="bullet"/>
+      <w:lvlText w:val=""/>
+      <w:lvlJc w:val="left"/>
+      <w:pPr>
+        <w:tabs>
+          <w:tab w:val="num" w:pos="1440"/>
+        </w:tabs>
+        <w:ind w:left="1440" w:hanging="360"/>
+      </w:pPr>
+      <w:rPr>
+        <w:rFonts w:ascii="Symbol" w:hAnsi="Symbol" w:hint="default"/>
+        <w:sz w:val="20"/>
+      </w:rPr>
+    </w:lvl>
+    <w:lvl w:ilvl="2" w:tentative="1">
+      <w:start w:val="1"/>
+      <w:numFmt w:val="bullet"/>
+      <w:lvlText w:val=""/>
+      <w:lvlJc w:val="left"/>
+      <w:pPr>
+        <w:tabs>
+          <w:tab w:val="num" w:pos="2160"/>
+        </w:tabs>
+        <w:ind w:left="2160" w:hanging="360"/>
+      </w:pPr>
+      <w:rPr>
+        <w:rFonts w:ascii="Symbol" w:hAnsi="Symbol" w:hint="default"/>
+        <w:sz w:val="20"/>
+      </w:rPr>
+    </w:lvl>
+    <w:lvl w:ilvl="3" w:tentative="1">
+      <w:start w:val="1"/>
+      <w:numFmt w:val="bullet"/>
+      <w:lvlText w:val=""/>
+      <w:lvlJc w:val="left"/>
+      <w:pPr>
+        <w:tabs>
+          <w:tab w:val="num" w:pos="2880"/>
+        </w:tabs>
+        <w:ind w:left="2880" w:hanging="360"/>
+      </w:pPr>
+      <w:rPr>
+        <w:rFonts w:ascii="Symbol" w:hAnsi="Symbol" w:hint="default"/>
+        <w:sz w:val="20"/>
+      </w:rPr>
+    </w:lvl>
+    <w:lvl w:ilvl="4" w:tentative="1">
+      <w:start w:val="1"/>
+      <w:numFmt w:val="bullet"/>
+      <w:lvlText w:val=""/>
+      <w:lvlJc w:val="left"/>
+      <w:pPr>
+        <w:tabs>
+          <w:tab w:val="num" w:pos="3600"/>
+        </w:tabs>
+        <w:ind w:left="3600" w:hanging="360"/>
+      </w:pPr>
+      <w:rPr>
+        <w:rFonts w:ascii="Symbol" w:hAnsi="Symbol" w:hint="default"/>
+        <w:sz w:val="20"/>
+      </w:rPr>
+    </w:lvl>
+    <w:lvl w:ilvl="5" w:tentative="1">
+      <w:start w:val="1"/>
+      <w:numFmt w:val="bullet"/>
+      <w:lvlText w:val=""/>
+      <w:lvlJc w:val="left"/>
+      <w:pPr>
+        <w:tabs>
+          <w:tab w:val="num" w:pos="4320"/>
+        </w:tabs>
+        <w:ind w:left="4320" w:hanging="360"/>
+      </w:pPr>
+      <w:rPr>
+        <w:rFonts w:ascii="Symbol" w:hAnsi="Symbol" w:hint="default"/>
+        <w:sz w:val="20"/>
+      </w:rPr>
+    </w:lvl>
+    <w:lvl w:ilvl="6" w:tentative="1">
+      <w:start w:val="1"/>
+      <w:numFmt w:val="bullet"/>
+      <w:lvlText w:val=""/>
+      <w:lvlJc w:val="left"/>
+      <w:pPr>
+        <w:tabs>
+          <w:tab w:val="num" w:pos="5040"/>
+        </w:tabs>
+        <w:ind w:left="5040" w:hanging="360"/>
+      </w:pPr>
+      <w:rPr>
+        <w:rFonts w:ascii="Symbol" w:hAnsi="Symbol" w:hint="default"/>
+        <w:sz w:val="20"/>
+      </w:rPr>
+    </w:lvl>
+    <w:lvl w:ilvl="7" w:tentative="1">
+      <w:start w:val="1"/>
+      <w:numFmt w:val="bullet"/>
+      <w:lvlText w:val=""/>
+      <w:lvlJc w:val="left"/>
+      <w:pPr>
+        <w:tabs>
+          <w:tab w:val="num" w:pos="5760"/>
+        </w:tabs>
+        <w:ind w:left="5760" w:hanging="360"/>
+      </w:pPr>
+      <w:rPr>
+        <w:rFonts w:ascii="Symbol" w:hAnsi="Symbol" w:hint="default"/>
+        <w:sz w:val="20"/>
+      </w:rPr>
+    </w:lvl>
+    <w:lvl w:ilvl="8" w:tentative="1">
+      <w:start w:val="1"/>
+      <w:numFmt w:val="bullet"/>
+      <w:lvlText w:val=""/>
+      <w:lvlJc w:val="left"/>
+      <w:pPr>
+        <w:tabs>
+          <w:tab w:val="num" w:pos="6480"/>
+        </w:tabs>
+        <w:ind w:left="6480" w:hanging="360"/>
+      </w:pPr>
+      <w:rPr>
+        <w:rFonts w:ascii="Symbol" w:hAnsi="Symbol" w:hint="default"/>
+        <w:sz w:val="20"/>
+      </w:rPr>
+    </w:lvl>
+  </w:abstractNum>
+  <w:abstractNum w:abstractNumId="18" w15:restartNumberingAfterBreak="0">
     <w:nsid w:val="39694280"/>
     <w:multiLevelType w:val="multilevel"/>
     <w:tmpl w:val="DED2CF54"/>
@@ -2193,7 +4301,7 @@
       </w:rPr>
     </w:lvl>
   </w:abstractNum>
-  <w:abstractNum w:abstractNumId="13" w15:restartNumberingAfterBreak="0">
+  <w:abstractNum w:abstractNumId="19" w15:restartNumberingAfterBreak="0">
     <w:nsid w:val="3B1D0B83"/>
     <w:multiLevelType w:val="hybridMultilevel"/>
     <w:tmpl w:val="A6628DDE"/>
@@ -2306,7 +4414,7 @@
       </w:rPr>
     </w:lvl>
   </w:abstractNum>
-  <w:abstractNum w:abstractNumId="14" w15:restartNumberingAfterBreak="0">
+  <w:abstractNum w:abstractNumId="20" w15:restartNumberingAfterBreak="0">
     <w:nsid w:val="48360ACB"/>
     <w:multiLevelType w:val="multilevel"/>
     <w:tmpl w:val="9C32BA32"/>
@@ -2455,7 +4563,7 @@
       </w:rPr>
     </w:lvl>
   </w:abstractNum>
-  <w:abstractNum w:abstractNumId="15" w15:restartNumberingAfterBreak="0">
+  <w:abstractNum w:abstractNumId="21" w15:restartNumberingAfterBreak="0">
     <w:nsid w:val="48ED79BE"/>
     <w:multiLevelType w:val="multilevel"/>
     <w:tmpl w:val="97BC9E8C"/>
@@ -2604,7 +4712,156 @@
       </w:rPr>
     </w:lvl>
   </w:abstractNum>
-  <w:abstractNum w:abstractNumId="16" w15:restartNumberingAfterBreak="0">
+  <w:abstractNum w:abstractNumId="22" w15:restartNumberingAfterBreak="0">
+    <w:nsid w:val="544646CD"/>
+    <w:multiLevelType w:val="multilevel"/>
+    <w:tmpl w:val="F6F836C6"/>
+    <w:lvl w:ilvl="0">
+      <w:start w:val="1"/>
+      <w:numFmt w:val="bullet"/>
+      <w:lvlText w:val=""/>
+      <w:lvlJc w:val="left"/>
+      <w:pPr>
+        <w:tabs>
+          <w:tab w:val="num" w:pos="720"/>
+        </w:tabs>
+        <w:ind w:left="720" w:hanging="360"/>
+      </w:pPr>
+      <w:rPr>
+        <w:rFonts w:ascii="Symbol" w:hAnsi="Symbol" w:hint="default"/>
+        <w:sz w:val="20"/>
+      </w:rPr>
+    </w:lvl>
+    <w:lvl w:ilvl="1" w:tentative="1">
+      <w:start w:val="1"/>
+      <w:numFmt w:val="bullet"/>
+      <w:lvlText w:val=""/>
+      <w:lvlJc w:val="left"/>
+      <w:pPr>
+        <w:tabs>
+          <w:tab w:val="num" w:pos="1440"/>
+        </w:tabs>
+        <w:ind w:left="1440" w:hanging="360"/>
+      </w:pPr>
+      <w:rPr>
+        <w:rFonts w:ascii="Symbol" w:hAnsi="Symbol" w:hint="default"/>
+        <w:sz w:val="20"/>
+      </w:rPr>
+    </w:lvl>
+    <w:lvl w:ilvl="2" w:tentative="1">
+      <w:start w:val="1"/>
+      <w:numFmt w:val="bullet"/>
+      <w:lvlText w:val=""/>
+      <w:lvlJc w:val="left"/>
+      <w:pPr>
+        <w:tabs>
+          <w:tab w:val="num" w:pos="2160"/>
+        </w:tabs>
+        <w:ind w:left="2160" w:hanging="360"/>
+      </w:pPr>
+      <w:rPr>
+        <w:rFonts w:ascii="Symbol" w:hAnsi="Symbol" w:hint="default"/>
+        <w:sz w:val="20"/>
+      </w:rPr>
+    </w:lvl>
+    <w:lvl w:ilvl="3" w:tentative="1">
+      <w:start w:val="1"/>
+      <w:numFmt w:val="bullet"/>
+      <w:lvlText w:val=""/>
+      <w:lvlJc w:val="left"/>
+      <w:pPr>
+        <w:tabs>
+          <w:tab w:val="num" w:pos="2880"/>
+        </w:tabs>
+        <w:ind w:left="2880" w:hanging="360"/>
+      </w:pPr>
+      <w:rPr>
+        <w:rFonts w:ascii="Symbol" w:hAnsi="Symbol" w:hint="default"/>
+        <w:sz w:val="20"/>
+      </w:rPr>
+    </w:lvl>
+    <w:lvl w:ilvl="4" w:tentative="1">
+      <w:start w:val="1"/>
+      <w:numFmt w:val="bullet"/>
+      <w:lvlText w:val=""/>
+      <w:lvlJc w:val="left"/>
+      <w:pPr>
+        <w:tabs>
+          <w:tab w:val="num" w:pos="3600"/>
+        </w:tabs>
+        <w:ind w:left="3600" w:hanging="360"/>
+      </w:pPr>
+      <w:rPr>
+        <w:rFonts w:ascii="Symbol" w:hAnsi="Symbol" w:hint="default"/>
+        <w:sz w:val="20"/>
+      </w:rPr>
+    </w:lvl>
+    <w:lvl w:ilvl="5" w:tentative="1">
+      <w:start w:val="1"/>
+      <w:numFmt w:val="bullet"/>
+      <w:lvlText w:val=""/>
+      <w:lvlJc w:val="left"/>
+      <w:pPr>
+        <w:tabs>
+          <w:tab w:val="num" w:pos="4320"/>
+        </w:tabs>
+        <w:ind w:left="4320" w:hanging="360"/>
+      </w:pPr>
+      <w:rPr>
+        <w:rFonts w:ascii="Symbol" w:hAnsi="Symbol" w:hint="default"/>
+        <w:sz w:val="20"/>
+      </w:rPr>
+    </w:lvl>
+    <w:lvl w:ilvl="6" w:tentative="1">
+      <w:start w:val="1"/>
+      <w:numFmt w:val="bullet"/>
+      <w:lvlText w:val=""/>
+      <w:lvlJc w:val="left"/>
+      <w:pPr>
+        <w:tabs>
+          <w:tab w:val="num" w:pos="5040"/>
+        </w:tabs>
+        <w:ind w:left="5040" w:hanging="360"/>
+      </w:pPr>
+      <w:rPr>
+        <w:rFonts w:ascii="Symbol" w:hAnsi="Symbol" w:hint="default"/>
+        <w:sz w:val="20"/>
+      </w:rPr>
+    </w:lvl>
+    <w:lvl w:ilvl="7" w:tentative="1">
+      <w:start w:val="1"/>
+      <w:numFmt w:val="bullet"/>
+      <w:lvlText w:val=""/>
+      <w:lvlJc w:val="left"/>
+      <w:pPr>
+        <w:tabs>
+          <w:tab w:val="num" w:pos="5760"/>
+        </w:tabs>
+        <w:ind w:left="5760" w:hanging="360"/>
+      </w:pPr>
+      <w:rPr>
+        <w:rFonts w:ascii="Symbol" w:hAnsi="Symbol" w:hint="default"/>
+        <w:sz w:val="20"/>
+      </w:rPr>
+    </w:lvl>
+    <w:lvl w:ilvl="8" w:tentative="1">
+      <w:start w:val="1"/>
+      <w:numFmt w:val="bullet"/>
+      <w:lvlText w:val=""/>
+      <w:lvlJc w:val="left"/>
+      <w:pPr>
+        <w:tabs>
+          <w:tab w:val="num" w:pos="6480"/>
+        </w:tabs>
+        <w:ind w:left="6480" w:hanging="360"/>
+      </w:pPr>
+      <w:rPr>
+        <w:rFonts w:ascii="Symbol" w:hAnsi="Symbol" w:hint="default"/>
+        <w:sz w:val="20"/>
+      </w:rPr>
+    </w:lvl>
+  </w:abstractNum>
+  <w:abstractNum w:abstractNumId="23" w15:restartNumberingAfterBreak="0">
     <w:nsid w:val="54B62298"/>
     <w:multiLevelType w:val="hybridMultilevel"/>
     <w:tmpl w:val="A288B5EC"/>
@@ -2717,7 +4974,7 @@
       </w:rPr>
     </w:lvl>
   </w:abstractNum>
-  <w:abstractNum w:abstractNumId="17" w15:restartNumberingAfterBreak="0">
+  <w:abstractNum w:abstractNumId="24" w15:restartNumberingAfterBreak="0">
     <w:nsid w:val="60BE1589"/>
     <w:multiLevelType w:val="multilevel"/>
     <w:tmpl w:val="CC3EDB6E"/>
@@ -2866,7 +5123,7 @@
       </w:rPr>
     </w:lvl>
   </w:abstractNum>
-  <w:abstractNum w:abstractNumId="18" w15:restartNumberingAfterBreak="0">
+  <w:abstractNum w:abstractNumId="25" w15:restartNumberingAfterBreak="0">
     <w:nsid w:val="67201274"/>
     <w:multiLevelType w:val="multilevel"/>
     <w:tmpl w:val="351857AC"/>
@@ -3015,7 +5272,156 @@
       </w:rPr>
     </w:lvl>
   </w:abstractNum>
-  <w:abstractNum w:abstractNumId="19" w15:restartNumberingAfterBreak="0">
+  <w:abstractNum w:abstractNumId="26" w15:restartNumberingAfterBreak="0">
+    <w:nsid w:val="6995494A"/>
+    <w:multiLevelType w:val="multilevel"/>
+    <w:tmpl w:val="B52C0986"/>
+    <w:lvl w:ilvl="0">
+      <w:start w:val="1"/>
+      <w:numFmt w:val="bullet"/>
+      <w:lvlText w:val=""/>
+      <w:lvlJc w:val="left"/>
+      <w:pPr>
+        <w:tabs>
+          <w:tab w:val="num" w:pos="720"/>
+        </w:tabs>
+        <w:ind w:left="720" w:hanging="360"/>
+      </w:pPr>
+      <w:rPr>
+        <w:rFonts w:ascii="Symbol" w:hAnsi="Symbol" w:hint="default"/>
+        <w:sz w:val="20"/>
+      </w:rPr>
+    </w:lvl>
+    <w:lvl w:ilvl="1" w:tentative="1">
+      <w:start w:val="1"/>
+      <w:numFmt w:val="bullet"/>
+      <w:lvlText w:val=""/>
+      <w:lvlJc w:val="left"/>
+      <w:pPr>
+        <w:tabs>
+          <w:tab w:val="num" w:pos="1440"/>
+        </w:tabs>
+        <w:ind w:left="1440" w:hanging="360"/>
+      </w:pPr>
+      <w:rPr>
+        <w:rFonts w:ascii="Symbol" w:hAnsi="Symbol" w:hint="default"/>
+        <w:sz w:val="20"/>
+      </w:rPr>
+    </w:lvl>
+    <w:lvl w:ilvl="2" w:tentative="1">
+      <w:start w:val="1"/>
+      <w:numFmt w:val="bullet"/>
+      <w:lvlText w:val=""/>
+      <w:lvlJc w:val="left"/>
+      <w:pPr>
+        <w:tabs>
+          <w:tab w:val="num" w:pos="2160"/>
+        </w:tabs>
+        <w:ind w:left="2160" w:hanging="360"/>
+      </w:pPr>
+      <w:rPr>
+        <w:rFonts w:ascii="Symbol" w:hAnsi="Symbol" w:hint="default"/>
+        <w:sz w:val="20"/>
+      </w:rPr>
+    </w:lvl>
+    <w:lvl w:ilvl="3" w:tentative="1">
+      <w:start w:val="1"/>
+      <w:numFmt w:val="bullet"/>
+      <w:lvlText w:val=""/>
+      <w:lvlJc w:val="left"/>
+      <w:pPr>
+        <w:tabs>
+          <w:tab w:val="num" w:pos="2880"/>
+        </w:tabs>
+        <w:ind w:left="2880" w:hanging="360"/>
+      </w:pPr>
+      <w:rPr>
+        <w:rFonts w:ascii="Symbol" w:hAnsi="Symbol" w:hint="default"/>
+        <w:sz w:val="20"/>
+      </w:rPr>
+    </w:lvl>
+    <w:lvl w:ilvl="4" w:tentative="1">
+      <w:start w:val="1"/>
+      <w:numFmt w:val="bullet"/>
+      <w:lvlText w:val=""/>
+      <w:lvlJc w:val="left"/>
+      <w:pPr>
+        <w:tabs>
+          <w:tab w:val="num" w:pos="3600"/>
+        </w:tabs>
+        <w:ind w:left="3600" w:hanging="360"/>
+      </w:pPr>
+      <w:rPr>
+        <w:rFonts w:ascii="Symbol" w:hAnsi="Symbol" w:hint="default"/>
+        <w:sz w:val="20"/>
+      </w:rPr>
+    </w:lvl>
+    <w:lvl w:ilvl="5" w:tentative="1">
+      <w:start w:val="1"/>
+      <w:numFmt w:val="bullet"/>
+      <w:lvlText w:val=""/>
+      <w:lvlJc w:val="left"/>
+      <w:pPr>
+        <w:tabs>
+          <w:tab w:val="num" w:pos="4320"/>
+        </w:tabs>
+        <w:ind w:left="4320" w:hanging="360"/>
+      </w:pPr>
+      <w:rPr>
+        <w:rFonts w:ascii="Symbol" w:hAnsi="Symbol" w:hint="default"/>
+        <w:sz w:val="20"/>
+      </w:rPr>
+    </w:lvl>
+    <w:lvl w:ilvl="6" w:tentative="1">
+      <w:start w:val="1"/>
+      <w:numFmt w:val="bullet"/>
+      <w:lvlText w:val=""/>
+      <w:lvlJc w:val="left"/>
+      <w:pPr>
+        <w:tabs>
+          <w:tab w:val="num" w:pos="5040"/>
+        </w:tabs>
+        <w:ind w:left="5040" w:hanging="360"/>
+      </w:pPr>
+      <w:rPr>
+        <w:rFonts w:ascii="Symbol" w:hAnsi="Symbol" w:hint="default"/>
+        <w:sz w:val="20"/>
+      </w:rPr>
+    </w:lvl>
+    <w:lvl w:ilvl="7" w:tentative="1">
+      <w:start w:val="1"/>
+      <w:numFmt w:val="bullet"/>
+      <w:lvlText w:val=""/>
+      <w:lvlJc w:val="left"/>
+      <w:pPr>
+        <w:tabs>
+          <w:tab w:val="num" w:pos="5760"/>
+        </w:tabs>
+        <w:ind w:left="5760" w:hanging="360"/>
+      </w:pPr>
+      <w:rPr>
+        <w:rFonts w:ascii="Symbol" w:hAnsi="Symbol" w:hint="default"/>
+        <w:sz w:val="20"/>
+      </w:rPr>
+    </w:lvl>
+    <w:lvl w:ilvl="8" w:tentative="1">
+      <w:start w:val="1"/>
+      <w:numFmt w:val="bullet"/>
+      <w:lvlText w:val=""/>
+      <w:lvlJc w:val="left"/>
+      <w:pPr>
+        <w:tabs>
+          <w:tab w:val="num" w:pos="6480"/>
+        </w:tabs>
+        <w:ind w:left="6480" w:hanging="360"/>
+      </w:pPr>
+      <w:rPr>
+        <w:rFonts w:ascii="Symbol" w:hAnsi="Symbol" w:hint="default"/>
+        <w:sz w:val="20"/>
+      </w:rPr>
+    </w:lvl>
+  </w:abstractNum>
+  <w:abstractNum w:abstractNumId="27" w15:restartNumberingAfterBreak="0">
     <w:nsid w:val="77A95487"/>
     <w:multiLevelType w:val="hybridMultilevel"/>
     <w:tmpl w:val="DC7C2012"/>
@@ -3124,6 +5530,155 @@
       </w:pPr>
       <w:rPr>
         <w:rFonts w:ascii="Wingdings" w:hAnsi="Wingdings" w:hint="default"/>
+      </w:rPr>
+    </w:lvl>
+  </w:abstractNum>
+  <w:abstractNum w:abstractNumId="28" w15:restartNumberingAfterBreak="0">
+    <w:nsid w:val="7BB06EC1"/>
+    <w:multiLevelType w:val="multilevel"/>
+    <w:tmpl w:val="5FDAB38A"/>
+    <w:lvl w:ilvl="0">
+      <w:start w:val="1"/>
+      <w:numFmt w:val="bullet"/>
+      <w:lvlText w:val=""/>
+      <w:lvlJc w:val="left"/>
+      <w:pPr>
+        <w:tabs>
+          <w:tab w:val="num" w:pos="720"/>
+        </w:tabs>
+        <w:ind w:left="720" w:hanging="360"/>
+      </w:pPr>
+      <w:rPr>
+        <w:rFonts w:ascii="Symbol" w:hAnsi="Symbol" w:hint="default"/>
+        <w:sz w:val="20"/>
+      </w:rPr>
+    </w:lvl>
+    <w:lvl w:ilvl="1" w:tentative="1">
+      <w:start w:val="1"/>
+      <w:numFmt w:val="bullet"/>
+      <w:lvlText w:val=""/>
+      <w:lvlJc w:val="left"/>
+      <w:pPr>
+        <w:tabs>
+          <w:tab w:val="num" w:pos="1440"/>
+        </w:tabs>
+        <w:ind w:left="1440" w:hanging="360"/>
+      </w:pPr>
+      <w:rPr>
+        <w:rFonts w:ascii="Symbol" w:hAnsi="Symbol" w:hint="default"/>
+        <w:sz w:val="20"/>
+      </w:rPr>
+    </w:lvl>
+    <w:lvl w:ilvl="2" w:tentative="1">
+      <w:start w:val="1"/>
+      <w:numFmt w:val="bullet"/>
+      <w:lvlText w:val=""/>
+      <w:lvlJc w:val="left"/>
+      <w:pPr>
+        <w:tabs>
+          <w:tab w:val="num" w:pos="2160"/>
+        </w:tabs>
+        <w:ind w:left="2160" w:hanging="360"/>
+      </w:pPr>
+      <w:rPr>
+        <w:rFonts w:ascii="Symbol" w:hAnsi="Symbol" w:hint="default"/>
+        <w:sz w:val="20"/>
+      </w:rPr>
+    </w:lvl>
+    <w:lvl w:ilvl="3" w:tentative="1">
+      <w:start w:val="1"/>
+      <w:numFmt w:val="bullet"/>
+      <w:lvlText w:val=""/>
+      <w:lvlJc w:val="left"/>
+      <w:pPr>
+        <w:tabs>
+          <w:tab w:val="num" w:pos="2880"/>
+        </w:tabs>
+        <w:ind w:left="2880" w:hanging="360"/>
+      </w:pPr>
+      <w:rPr>
+        <w:rFonts w:ascii="Symbol" w:hAnsi="Symbol" w:hint="default"/>
+        <w:sz w:val="20"/>
+      </w:rPr>
+    </w:lvl>
+    <w:lvl w:ilvl="4" w:tentative="1">
+      <w:start w:val="1"/>
+      <w:numFmt w:val="bullet"/>
+      <w:lvlText w:val=""/>
+      <w:lvlJc w:val="left"/>
+      <w:pPr>
+        <w:tabs>
+          <w:tab w:val="num" w:pos="3600"/>
+        </w:tabs>
+        <w:ind w:left="3600" w:hanging="360"/>
+      </w:pPr>
+      <w:rPr>
+        <w:rFonts w:ascii="Symbol" w:hAnsi="Symbol" w:hint="default"/>
+        <w:sz w:val="20"/>
+      </w:rPr>
+    </w:lvl>
+    <w:lvl w:ilvl="5" w:tentative="1">
+      <w:start w:val="1"/>
+      <w:numFmt w:val="bullet"/>
+      <w:lvlText w:val=""/>
+      <w:lvlJc w:val="left"/>
+      <w:pPr>
+        <w:tabs>
+          <w:tab w:val="num" w:pos="4320"/>
+        </w:tabs>
+        <w:ind w:left="4320" w:hanging="360"/>
+      </w:pPr>
+      <w:rPr>
+        <w:rFonts w:ascii="Symbol" w:hAnsi="Symbol" w:hint="default"/>
+        <w:sz w:val="20"/>
+      </w:rPr>
+    </w:lvl>
+    <w:lvl w:ilvl="6" w:tentative="1">
+      <w:start w:val="1"/>
+      <w:numFmt w:val="bullet"/>
+      <w:lvlText w:val=""/>
+      <w:lvlJc w:val="left"/>
+      <w:pPr>
+        <w:tabs>
+          <w:tab w:val="num" w:pos="5040"/>
+        </w:tabs>
+        <w:ind w:left="5040" w:hanging="360"/>
+      </w:pPr>
+      <w:rPr>
+        <w:rFonts w:ascii="Symbol" w:hAnsi="Symbol" w:hint="default"/>
+        <w:sz w:val="20"/>
+      </w:rPr>
+    </w:lvl>
+    <w:lvl w:ilvl="7" w:tentative="1">
+      <w:start w:val="1"/>
+      <w:numFmt w:val="bullet"/>
+      <w:lvlText w:val=""/>
+      <w:lvlJc w:val="left"/>
+      <w:pPr>
+        <w:tabs>
+          <w:tab w:val="num" w:pos="5760"/>
+        </w:tabs>
+        <w:ind w:left="5760" w:hanging="360"/>
+      </w:pPr>
+      <w:rPr>
+        <w:rFonts w:ascii="Symbol" w:hAnsi="Symbol" w:hint="default"/>
+        <w:sz w:val="20"/>
+      </w:rPr>
+    </w:lvl>
+    <w:lvl w:ilvl="8" w:tentative="1">
+      <w:start w:val="1"/>
+      <w:numFmt w:val="bullet"/>
+      <w:lvlText w:val=""/>
+      <w:lvlJc w:val="left"/>
+      <w:pPr>
+        <w:tabs>
+          <w:tab w:val="num" w:pos="6480"/>
+        </w:tabs>
+        <w:ind w:left="6480" w:hanging="360"/>
+      </w:pPr>
+      <w:rPr>
+        <w:rFonts w:ascii="Symbol" w:hAnsi="Symbol" w:hint="default"/>
+        <w:sz w:val="20"/>
       </w:rPr>
     </w:lvl>
   </w:abstractNum>
@@ -3155,37 +5710,64 @@
     <w:abstractNumId w:val="0"/>
   </w:num>
   <w:num w:numId="10" w16cid:durableId="1355689531">
+    <w:abstractNumId w:val="10"/>
+  </w:num>
+  <w:num w:numId="11" w16cid:durableId="816722100">
+    <w:abstractNumId w:val="27"/>
+  </w:num>
+  <w:num w:numId="12" w16cid:durableId="1432701337">
+    <w:abstractNumId w:val="16"/>
+  </w:num>
+  <w:num w:numId="13" w16cid:durableId="1542594236">
+    <w:abstractNumId w:val="19"/>
+  </w:num>
+  <w:num w:numId="14" w16cid:durableId="1425881051">
+    <w:abstractNumId w:val="11"/>
+  </w:num>
+  <w:num w:numId="15" w16cid:durableId="1181159847">
+    <w:abstractNumId w:val="23"/>
+  </w:num>
+  <w:num w:numId="16" w16cid:durableId="1352337229">
+    <w:abstractNumId w:val="20"/>
+  </w:num>
+  <w:num w:numId="17" w16cid:durableId="1915316253">
+    <w:abstractNumId w:val="21"/>
+  </w:num>
+  <w:num w:numId="18" w16cid:durableId="2037121209">
+    <w:abstractNumId w:val="25"/>
+  </w:num>
+  <w:num w:numId="19" w16cid:durableId="1120952496">
+    <w:abstractNumId w:val="18"/>
+  </w:num>
+  <w:num w:numId="20" w16cid:durableId="1179734854">
+    <w:abstractNumId w:val="24"/>
+  </w:num>
+  <w:num w:numId="21" w16cid:durableId="804854273">
+    <w:abstractNumId w:val="28"/>
+  </w:num>
+  <w:num w:numId="22" w16cid:durableId="1850634765">
+    <w:abstractNumId w:val="22"/>
+  </w:num>
+  <w:num w:numId="23" w16cid:durableId="557402954">
+    <w:abstractNumId w:val="17"/>
+  </w:num>
+  <w:num w:numId="24" w16cid:durableId="217472821">
+    <w:abstractNumId w:val="13"/>
+  </w:num>
+  <w:num w:numId="25" w16cid:durableId="677390872">
+    <w:abstractNumId w:val="15"/>
+  </w:num>
+  <w:num w:numId="26" w16cid:durableId="1284073782">
     <w:abstractNumId w:val="9"/>
   </w:num>
-  <w:num w:numId="11" w16cid:durableId="816722100">
-    <w:abstractNumId w:val="19"/>
-  </w:num>
-  <w:num w:numId="12" w16cid:durableId="1432701337">
-    <w:abstractNumId w:val="11"/>
-  </w:num>
-  <w:num w:numId="13" w16cid:durableId="1542594236">
-    <w:abstractNumId w:val="13"/>
-  </w:num>
-  <w:num w:numId="14" w16cid:durableId="1425881051">
-    <w:abstractNumId w:val="10"/>
-  </w:num>
-  <w:num w:numId="15" w16cid:durableId="1181159847">
-    <w:abstractNumId w:val="16"/>
-  </w:num>
-  <w:num w:numId="16" w16cid:durableId="1352337229">
-    <w:abstractNumId w:val="14"/>
-  </w:num>
-  <w:num w:numId="17" w16cid:durableId="1915316253">
-    <w:abstractNumId w:val="15"/>
-  </w:num>
-  <w:num w:numId="18" w16cid:durableId="2037121209">
-    <w:abstractNumId w:val="18"/>
-  </w:num>
-  <w:num w:numId="19" w16cid:durableId="1120952496">
+  <w:num w:numId="27" w16cid:durableId="876309701">
     <w:abstractNumId w:val="12"/>
   </w:num>
-  <w:num w:numId="20" w16cid:durableId="1179734854">
-    <w:abstractNumId w:val="17"/>
+  <w:num w:numId="28" w16cid:durableId="497959599">
+    <w:abstractNumId w:val="26"/>
+  </w:num>
+  <w:num w:numId="29" w16cid:durableId="195701773">
+    <w:abstractNumId w:val="14"/>
   </w:num>
 </w:numbering>
 </file>
@@ -14583,6 +17165,31 @@
       <w:u w:val="single"/>
     </w:rPr>
   </w:style>
+  <w:style w:type="paragraph" w:styleId="NormalWeb">
+    <w:name w:val="Normal (Web)"/>
+    <w:basedOn w:val="Normal"/>
+    <w:uiPriority w:val="99"/>
+    <w:semiHidden/>
+    <w:unhideWhenUsed/>
+    <w:rsid w:val="00091407"/>
+    <w:rPr>
+      <w:rFonts w:ascii="Times New Roman" w:hAnsi="Times New Roman" w:cs="Times New Roman"/>
+      <w:sz w:val="24"/>
+      <w:szCs w:val="24"/>
+    </w:rPr>
+  </w:style>
+  <w:style w:type="character" w:styleId="UnresolvedMention">
+    <w:name w:val="Unresolved Mention"/>
+    <w:basedOn w:val="DefaultParagraphFont"/>
+    <w:uiPriority w:val="99"/>
+    <w:semiHidden/>
+    <w:unhideWhenUsed/>
+    <w:rsid w:val="00ED2725"/>
+    <w:rPr>
+      <w:color w:val="605E5C"/>
+      <w:shd w:val="clear" w:color="auto" w:fill="E1DFDD"/>
+    </w:rPr>
+  </w:style>
 </w:styles>
 </file>
 
